--- a/Document/PLC/SW시험설계서(STD).docx
+++ b/Document/PLC/SW시험설계서(STD).docx
@@ -640,7 +640,7 @@
           <w:sz w:val="32"/>
           <w:szCs w:val="32"/>
         </w:rPr>
-        <w:t>5</w:t>
+        <w:t>6</w:t>
       </w:r>
       <w:r>
         <w:rPr>
@@ -658,7 +658,7 @@
           <w:sz w:val="32"/>
           <w:szCs w:val="32"/>
         </w:rPr>
-        <w:t>29</w:t>
+        <w:t>5</w:t>
       </w:r>
       <w:r>
         <w:rPr>
@@ -1486,9 +1486,9 @@
       <w:tblGrid>
         <w:gridCol w:w="700"/>
         <w:gridCol w:w="1589"/>
-        <w:gridCol w:w="2126"/>
-        <w:gridCol w:w="1984"/>
-        <w:gridCol w:w="2135"/>
+        <w:gridCol w:w="1842"/>
+        <w:gridCol w:w="2694"/>
+        <w:gridCol w:w="1709"/>
       </w:tblGrid>
       <w:tr>
         <w:trPr>
@@ -1540,7 +1540,7 @@
         </w:tc>
         <w:tc>
           <w:tcPr>
-            <w:tcW w:w="2126" w:type="dxa"/>
+            <w:tcW w:w="1842" w:type="dxa"/>
           </w:tcPr>
           <w:p>
             <w:pPr>
@@ -1562,7 +1562,7 @@
         </w:tc>
         <w:tc>
           <w:tcPr>
-            <w:tcW w:w="1984" w:type="dxa"/>
+            <w:tcW w:w="2694" w:type="dxa"/>
           </w:tcPr>
           <w:p>
             <w:pPr>
@@ -1584,7 +1584,7 @@
         </w:tc>
         <w:tc>
           <w:tcPr>
-            <w:tcW w:w="2135" w:type="dxa"/>
+            <w:tcW w:w="1709" w:type="dxa"/>
           </w:tcPr>
           <w:p>
             <w:pPr>
@@ -1655,7 +1655,7 @@
         </w:tc>
         <w:tc>
           <w:tcPr>
-            <w:tcW w:w="2126" w:type="dxa"/>
+            <w:tcW w:w="1842" w:type="dxa"/>
           </w:tcPr>
           <w:p>
             <w:pPr>
@@ -1677,7 +1677,7 @@
         </w:tc>
         <w:tc>
           <w:tcPr>
-            <w:tcW w:w="1984" w:type="dxa"/>
+            <w:tcW w:w="2694" w:type="dxa"/>
           </w:tcPr>
           <w:p>
             <w:pPr>
@@ -1699,7 +1699,7 @@
         </w:tc>
         <w:tc>
           <w:tcPr>
-            <w:tcW w:w="2135" w:type="dxa"/>
+            <w:tcW w:w="1709" w:type="dxa"/>
           </w:tcPr>
           <w:p>
             <w:pPr>
@@ -1770,7 +1770,7 @@
         </w:tc>
         <w:tc>
           <w:tcPr>
-            <w:tcW w:w="2126" w:type="dxa"/>
+            <w:tcW w:w="1842" w:type="dxa"/>
           </w:tcPr>
           <w:p>
             <w:pPr>
@@ -1792,7 +1792,7 @@
         </w:tc>
         <w:tc>
           <w:tcPr>
-            <w:tcW w:w="1984" w:type="dxa"/>
+            <w:tcW w:w="2694" w:type="dxa"/>
           </w:tcPr>
           <w:p>
             <w:pPr>
@@ -1814,7 +1814,7 @@
         </w:tc>
         <w:tc>
           <w:tcPr>
-            <w:tcW w:w="2135" w:type="dxa"/>
+            <w:tcW w:w="1709" w:type="dxa"/>
           </w:tcPr>
           <w:p>
             <w:pPr>
@@ -1885,7 +1885,7 @@
         </w:tc>
         <w:tc>
           <w:tcPr>
-            <w:tcW w:w="2126" w:type="dxa"/>
+            <w:tcW w:w="1842" w:type="dxa"/>
           </w:tcPr>
           <w:p>
             <w:pPr>
@@ -1907,7 +1907,7 @@
         </w:tc>
         <w:tc>
           <w:tcPr>
-            <w:tcW w:w="1984" w:type="dxa"/>
+            <w:tcW w:w="2694" w:type="dxa"/>
           </w:tcPr>
           <w:p>
             <w:pPr>
@@ -1929,7 +1929,7 @@
         </w:tc>
         <w:tc>
           <w:tcPr>
-            <w:tcW w:w="2135" w:type="dxa"/>
+            <w:tcW w:w="1709" w:type="dxa"/>
           </w:tcPr>
           <w:p>
             <w:pPr>
@@ -2000,7 +2000,7 @@
         </w:tc>
         <w:tc>
           <w:tcPr>
-            <w:tcW w:w="2126" w:type="dxa"/>
+            <w:tcW w:w="1842" w:type="dxa"/>
           </w:tcPr>
           <w:p>
             <w:pPr>
@@ -2022,7 +2022,7 @@
         </w:tc>
         <w:tc>
           <w:tcPr>
-            <w:tcW w:w="1984" w:type="dxa"/>
+            <w:tcW w:w="2694" w:type="dxa"/>
           </w:tcPr>
           <w:p>
             <w:pPr>
@@ -2044,7 +2044,7 @@
         </w:tc>
         <w:tc>
           <w:tcPr>
-            <w:tcW w:w="2135" w:type="dxa"/>
+            <w:tcW w:w="1709" w:type="dxa"/>
           </w:tcPr>
           <w:p>
             <w:pPr>
@@ -2115,7 +2115,7 @@
         </w:tc>
         <w:tc>
           <w:tcPr>
-            <w:tcW w:w="2126" w:type="dxa"/>
+            <w:tcW w:w="1842" w:type="dxa"/>
           </w:tcPr>
           <w:p>
             <w:pPr>
@@ -2137,7 +2137,7 @@
         </w:tc>
         <w:tc>
           <w:tcPr>
-            <w:tcW w:w="1984" w:type="dxa"/>
+            <w:tcW w:w="2694" w:type="dxa"/>
           </w:tcPr>
           <w:p>
             <w:pPr>
@@ -2159,7 +2159,7 @@
         </w:tc>
         <w:tc>
           <w:tcPr>
-            <w:tcW w:w="2135" w:type="dxa"/>
+            <w:tcW w:w="1709" w:type="dxa"/>
           </w:tcPr>
           <w:p>
             <w:pPr>
@@ -2230,7 +2230,7 @@
         </w:tc>
         <w:tc>
           <w:tcPr>
-            <w:tcW w:w="2126" w:type="dxa"/>
+            <w:tcW w:w="1842" w:type="dxa"/>
           </w:tcPr>
           <w:p>
             <w:pPr>
@@ -2252,7 +2252,7 @@
         </w:tc>
         <w:tc>
           <w:tcPr>
-            <w:tcW w:w="1984" w:type="dxa"/>
+            <w:tcW w:w="2694" w:type="dxa"/>
           </w:tcPr>
           <w:p>
             <w:pPr>
@@ -2274,7 +2274,7 @@
         </w:tc>
         <w:tc>
           <w:tcPr>
-            <w:tcW w:w="2135" w:type="dxa"/>
+            <w:tcW w:w="1709" w:type="dxa"/>
           </w:tcPr>
           <w:p>
             <w:pPr>
@@ -2345,7 +2345,7 @@
         </w:tc>
         <w:tc>
           <w:tcPr>
-            <w:tcW w:w="2126" w:type="dxa"/>
+            <w:tcW w:w="1842" w:type="dxa"/>
           </w:tcPr>
           <w:p>
             <w:pPr>
@@ -2367,7 +2367,7 @@
         </w:tc>
         <w:tc>
           <w:tcPr>
-            <w:tcW w:w="1984" w:type="dxa"/>
+            <w:tcW w:w="2694" w:type="dxa"/>
           </w:tcPr>
           <w:p>
             <w:pPr>
@@ -2389,7 +2389,7 @@
         </w:tc>
         <w:tc>
           <w:tcPr>
-            <w:tcW w:w="2135" w:type="dxa"/>
+            <w:tcW w:w="1709" w:type="dxa"/>
           </w:tcPr>
           <w:p>
             <w:pPr>
@@ -2460,7 +2460,7 @@
         </w:tc>
         <w:tc>
           <w:tcPr>
-            <w:tcW w:w="2126" w:type="dxa"/>
+            <w:tcW w:w="1842" w:type="dxa"/>
           </w:tcPr>
           <w:p>
             <w:pPr>
@@ -2482,7 +2482,7 @@
         </w:tc>
         <w:tc>
           <w:tcPr>
-            <w:tcW w:w="1984" w:type="dxa"/>
+            <w:tcW w:w="2694" w:type="dxa"/>
           </w:tcPr>
           <w:p>
             <w:pPr>
@@ -2504,7 +2504,7 @@
         </w:tc>
         <w:tc>
           <w:tcPr>
-            <w:tcW w:w="2135" w:type="dxa"/>
+            <w:tcW w:w="1709" w:type="dxa"/>
           </w:tcPr>
           <w:p>
             <w:pPr>
@@ -2575,7 +2575,7 @@
         </w:tc>
         <w:tc>
           <w:tcPr>
-            <w:tcW w:w="2126" w:type="dxa"/>
+            <w:tcW w:w="1842" w:type="dxa"/>
           </w:tcPr>
           <w:p>
             <w:pPr>
@@ -2597,7 +2597,7 @@
         </w:tc>
         <w:tc>
           <w:tcPr>
-            <w:tcW w:w="1984" w:type="dxa"/>
+            <w:tcW w:w="2694" w:type="dxa"/>
           </w:tcPr>
           <w:p>
             <w:pPr>
@@ -2619,7 +2619,7 @@
         </w:tc>
         <w:tc>
           <w:tcPr>
-            <w:tcW w:w="2135" w:type="dxa"/>
+            <w:tcW w:w="1709" w:type="dxa"/>
           </w:tcPr>
           <w:p>
             <w:pPr>
@@ -2690,7 +2690,7 @@
         </w:tc>
         <w:tc>
           <w:tcPr>
-            <w:tcW w:w="2126" w:type="dxa"/>
+            <w:tcW w:w="1842" w:type="dxa"/>
           </w:tcPr>
           <w:p>
             <w:pPr>
@@ -2712,7 +2712,7 @@
         </w:tc>
         <w:tc>
           <w:tcPr>
-            <w:tcW w:w="1984" w:type="dxa"/>
+            <w:tcW w:w="2694" w:type="dxa"/>
           </w:tcPr>
           <w:p>
             <w:pPr>
@@ -2734,7 +2734,7 @@
         </w:tc>
         <w:tc>
           <w:tcPr>
-            <w:tcW w:w="2135" w:type="dxa"/>
+            <w:tcW w:w="1709" w:type="dxa"/>
           </w:tcPr>
           <w:p>
             <w:pPr>
@@ -2805,7 +2805,7 @@
         </w:tc>
         <w:tc>
           <w:tcPr>
-            <w:tcW w:w="2126" w:type="dxa"/>
+            <w:tcW w:w="1842" w:type="dxa"/>
           </w:tcPr>
           <w:p>
             <w:pPr>
@@ -2827,7 +2827,7 @@
         </w:tc>
         <w:tc>
           <w:tcPr>
-            <w:tcW w:w="1984" w:type="dxa"/>
+            <w:tcW w:w="2694" w:type="dxa"/>
           </w:tcPr>
           <w:p>
             <w:pPr>
@@ -2849,7 +2849,7 @@
         </w:tc>
         <w:tc>
           <w:tcPr>
-            <w:tcW w:w="2135" w:type="dxa"/>
+            <w:tcW w:w="1709" w:type="dxa"/>
           </w:tcPr>
           <w:p>
             <w:pPr>
@@ -2920,7 +2920,7 @@
         </w:tc>
         <w:tc>
           <w:tcPr>
-            <w:tcW w:w="2126" w:type="dxa"/>
+            <w:tcW w:w="1842" w:type="dxa"/>
           </w:tcPr>
           <w:p>
             <w:pPr>
@@ -2942,7 +2942,7 @@
         </w:tc>
         <w:tc>
           <w:tcPr>
-            <w:tcW w:w="1984" w:type="dxa"/>
+            <w:tcW w:w="2694" w:type="dxa"/>
           </w:tcPr>
           <w:p>
             <w:pPr>
@@ -2964,7 +2964,7 @@
         </w:tc>
         <w:tc>
           <w:tcPr>
-            <w:tcW w:w="2135" w:type="dxa"/>
+            <w:tcW w:w="1709" w:type="dxa"/>
           </w:tcPr>
           <w:p>
             <w:pPr>
@@ -3035,7 +3035,7 @@
         </w:tc>
         <w:tc>
           <w:tcPr>
-            <w:tcW w:w="2126" w:type="dxa"/>
+            <w:tcW w:w="1842" w:type="dxa"/>
           </w:tcPr>
           <w:p>
             <w:pPr>
@@ -3057,7 +3057,7 @@
         </w:tc>
         <w:tc>
           <w:tcPr>
-            <w:tcW w:w="1984" w:type="dxa"/>
+            <w:tcW w:w="2694" w:type="dxa"/>
           </w:tcPr>
           <w:p>
             <w:pPr>
@@ -3079,7 +3079,7 @@
         </w:tc>
         <w:tc>
           <w:tcPr>
-            <w:tcW w:w="2135" w:type="dxa"/>
+            <w:tcW w:w="1709" w:type="dxa"/>
           </w:tcPr>
           <w:p>
             <w:pPr>
@@ -3150,7 +3150,7 @@
         </w:tc>
         <w:tc>
           <w:tcPr>
-            <w:tcW w:w="2126" w:type="dxa"/>
+            <w:tcW w:w="1842" w:type="dxa"/>
           </w:tcPr>
           <w:p>
             <w:pPr>
@@ -3172,7 +3172,7 @@
         </w:tc>
         <w:tc>
           <w:tcPr>
-            <w:tcW w:w="1984" w:type="dxa"/>
+            <w:tcW w:w="2694" w:type="dxa"/>
           </w:tcPr>
           <w:p>
             <w:pPr>
@@ -3194,7 +3194,7 @@
         </w:tc>
         <w:tc>
           <w:tcPr>
-            <w:tcW w:w="2135" w:type="dxa"/>
+            <w:tcW w:w="1709" w:type="dxa"/>
           </w:tcPr>
           <w:p>
             <w:pPr>
@@ -3265,7 +3265,7 @@
         </w:tc>
         <w:tc>
           <w:tcPr>
-            <w:tcW w:w="2126" w:type="dxa"/>
+            <w:tcW w:w="1842" w:type="dxa"/>
           </w:tcPr>
           <w:p>
             <w:pPr>
@@ -3287,7 +3287,7 @@
         </w:tc>
         <w:tc>
           <w:tcPr>
-            <w:tcW w:w="1984" w:type="dxa"/>
+            <w:tcW w:w="2694" w:type="dxa"/>
           </w:tcPr>
           <w:p>
             <w:pPr>
@@ -3309,7 +3309,7 @@
         </w:tc>
         <w:tc>
           <w:tcPr>
-            <w:tcW w:w="2135" w:type="dxa"/>
+            <w:tcW w:w="1709" w:type="dxa"/>
           </w:tcPr>
           <w:p>
             <w:pPr>
@@ -3380,7 +3380,7 @@
         </w:tc>
         <w:tc>
           <w:tcPr>
-            <w:tcW w:w="2126" w:type="dxa"/>
+            <w:tcW w:w="1842" w:type="dxa"/>
           </w:tcPr>
           <w:p>
             <w:pPr>
@@ -3402,7 +3402,7 @@
         </w:tc>
         <w:tc>
           <w:tcPr>
-            <w:tcW w:w="1984" w:type="dxa"/>
+            <w:tcW w:w="2694" w:type="dxa"/>
           </w:tcPr>
           <w:p>
             <w:pPr>
@@ -3424,7 +3424,7 @@
         </w:tc>
         <w:tc>
           <w:tcPr>
-            <w:tcW w:w="2135" w:type="dxa"/>
+            <w:tcW w:w="1709" w:type="dxa"/>
           </w:tcPr>
           <w:p>
             <w:pPr>
@@ -3495,7 +3495,7 @@
         </w:tc>
         <w:tc>
           <w:tcPr>
-            <w:tcW w:w="2126" w:type="dxa"/>
+            <w:tcW w:w="1842" w:type="dxa"/>
           </w:tcPr>
           <w:p>
             <w:pPr>
@@ -3517,7 +3517,7 @@
         </w:tc>
         <w:tc>
           <w:tcPr>
-            <w:tcW w:w="1984" w:type="dxa"/>
+            <w:tcW w:w="2694" w:type="dxa"/>
           </w:tcPr>
           <w:p>
             <w:pPr>
@@ -3539,7 +3539,7 @@
         </w:tc>
         <w:tc>
           <w:tcPr>
-            <w:tcW w:w="2135" w:type="dxa"/>
+            <w:tcW w:w="1709" w:type="dxa"/>
           </w:tcPr>
           <w:p>
             <w:pPr>
@@ -3610,7 +3610,7 @@
         </w:tc>
         <w:tc>
           <w:tcPr>
-            <w:tcW w:w="2126" w:type="dxa"/>
+            <w:tcW w:w="1842" w:type="dxa"/>
           </w:tcPr>
           <w:p>
             <w:pPr>
@@ -3632,7 +3632,7 @@
         </w:tc>
         <w:tc>
           <w:tcPr>
-            <w:tcW w:w="1984" w:type="dxa"/>
+            <w:tcW w:w="2694" w:type="dxa"/>
           </w:tcPr>
           <w:p>
             <w:pPr>
@@ -3654,7 +3654,7 @@
         </w:tc>
         <w:tc>
           <w:tcPr>
-            <w:tcW w:w="2135" w:type="dxa"/>
+            <w:tcW w:w="1709" w:type="dxa"/>
           </w:tcPr>
           <w:p>
             <w:pPr>
@@ -3727,7 +3727,7 @@
         </w:tc>
         <w:tc>
           <w:tcPr>
-            <w:tcW w:w="2126" w:type="dxa"/>
+            <w:tcW w:w="1842" w:type="dxa"/>
           </w:tcPr>
           <w:p>
             <w:pPr>
@@ -3750,7 +3750,7 @@
         </w:tc>
         <w:tc>
           <w:tcPr>
-            <w:tcW w:w="1984" w:type="dxa"/>
+            <w:tcW w:w="2694" w:type="dxa"/>
           </w:tcPr>
           <w:p>
             <w:pPr>
@@ -3773,7 +3773,7 @@
         </w:tc>
         <w:tc>
           <w:tcPr>
-            <w:tcW w:w="2135" w:type="dxa"/>
+            <w:tcW w:w="1709" w:type="dxa"/>
           </w:tcPr>
           <w:p>
             <w:pPr>
@@ -3847,7 +3847,7 @@
         </w:tc>
         <w:tc>
           <w:tcPr>
-            <w:tcW w:w="2126" w:type="dxa"/>
+            <w:tcW w:w="1842" w:type="dxa"/>
           </w:tcPr>
           <w:p>
             <w:pPr>
@@ -3870,7 +3870,7 @@
         </w:tc>
         <w:tc>
           <w:tcPr>
-            <w:tcW w:w="1984" w:type="dxa"/>
+            <w:tcW w:w="2694" w:type="dxa"/>
           </w:tcPr>
           <w:p>
             <w:pPr>
@@ -3893,7 +3893,7 @@
         </w:tc>
         <w:tc>
           <w:tcPr>
-            <w:tcW w:w="2135" w:type="dxa"/>
+            <w:tcW w:w="1709" w:type="dxa"/>
           </w:tcPr>
           <w:p>
             <w:pPr>
@@ -3940,6 +3940,22 @@
                 <w:szCs w:val="20"/>
               </w:rPr>
             </w:pPr>
+            <w:r>
+              <w:rPr>
+                <w:rFonts w:ascii="맑은 고딕" w:eastAsia="맑은 고딕" w:hAnsi="맑은 고딕" w:cs="맑은 고딕" w:hint="eastAsia"/>
+                <w:sz w:val="20"/>
+                <w:szCs w:val="20"/>
+              </w:rPr>
+              <w:t>0,</w:t>
+            </w:r>
+            <w:r>
+              <w:rPr>
+                <w:rFonts w:ascii="맑은 고딕" w:eastAsia="맑은 고딕" w:hAnsi="맑은 고딕" w:cs="맑은 고딕" w:hint="eastAsia"/>
+                <w:sz w:val="20"/>
+                <w:szCs w:val="20"/>
+              </w:rPr>
+              <w:t>2</w:t>
+            </w:r>
           </w:p>
         </w:tc>
         <w:tc>
@@ -3963,11 +3979,59 @@
                 <w:szCs w:val="20"/>
               </w:rPr>
             </w:pPr>
-          </w:p>
-        </w:tc>
-        <w:tc>
-          <w:tcPr>
-            <w:tcW w:w="2126" w:type="dxa"/>
+            <w:r>
+              <w:rPr>
+                <w:rFonts w:ascii="맑은 고딕" w:eastAsia="맑은 고딕" w:hAnsi="맑은 고딕" w:cs="맑은 고딕"/>
+                <w:sz w:val="20"/>
+                <w:szCs w:val="20"/>
+              </w:rPr>
+              <w:t>202</w:t>
+            </w:r>
+            <w:r>
+              <w:rPr>
+                <w:rFonts w:ascii="맑은 고딕" w:eastAsia="맑은 고딕" w:hAnsi="맑은 고딕" w:cs="맑은 고딕" w:hint="eastAsia"/>
+                <w:sz w:val="20"/>
+                <w:szCs w:val="20"/>
+              </w:rPr>
+              <w:t>6</w:t>
+            </w:r>
+            <w:r>
+              <w:rPr>
+                <w:rFonts w:ascii="맑은 고딕" w:eastAsia="맑은 고딕" w:hAnsi="맑은 고딕" w:cs="맑은 고딕"/>
+                <w:sz w:val="20"/>
+                <w:szCs w:val="20"/>
+              </w:rPr>
+              <w:t>.</w:t>
+            </w:r>
+            <w:r>
+              <w:rPr>
+                <w:rFonts w:ascii="맑은 고딕" w:eastAsia="맑은 고딕" w:hAnsi="맑은 고딕" w:cs="맑은 고딕" w:hint="eastAsia"/>
+                <w:sz w:val="20"/>
+                <w:szCs w:val="20"/>
+              </w:rPr>
+              <w:t>6</w:t>
+            </w:r>
+            <w:r>
+              <w:rPr>
+                <w:rFonts w:ascii="맑은 고딕" w:eastAsia="맑은 고딕" w:hAnsi="맑은 고딕" w:cs="맑은 고딕"/>
+                <w:sz w:val="20"/>
+                <w:szCs w:val="20"/>
+              </w:rPr>
+              <w:t>.</w:t>
+            </w:r>
+            <w:r>
+              <w:rPr>
+                <w:rFonts w:ascii="맑은 고딕" w:eastAsia="맑은 고딕" w:hAnsi="맑은 고딕" w:cs="맑은 고딕" w:hint="eastAsia"/>
+                <w:sz w:val="20"/>
+                <w:szCs w:val="20"/>
+              </w:rPr>
+              <w:t>5</w:t>
+            </w:r>
+          </w:p>
+        </w:tc>
+        <w:tc>
+          <w:tcPr>
+            <w:tcW w:w="1842" w:type="dxa"/>
           </w:tcPr>
           <w:p>
             <w:pPr>
@@ -3986,11 +4050,19 @@
                 <w:szCs w:val="20"/>
               </w:rPr>
             </w:pPr>
-          </w:p>
-        </w:tc>
-        <w:tc>
-          <w:tcPr>
-            <w:tcW w:w="1984" w:type="dxa"/>
+            <w:r>
+              <w:rPr>
+                <w:rFonts w:ascii="맑은 고딕" w:eastAsia="맑은 고딕" w:hAnsi="맑은 고딕" w:cs="맑은 고딕"/>
+                <w:sz w:val="20"/>
+                <w:szCs w:val="20"/>
+              </w:rPr>
+              <w:t>김민성 (서명)</w:t>
+            </w:r>
+          </w:p>
+        </w:tc>
+        <w:tc>
+          <w:tcPr>
+            <w:tcW w:w="2694" w:type="dxa"/>
           </w:tcPr>
           <w:p>
             <w:pPr>
@@ -4009,11 +4081,19 @@
                 <w:szCs w:val="20"/>
               </w:rPr>
             </w:pPr>
-          </w:p>
-        </w:tc>
-        <w:tc>
-          <w:tcPr>
-            <w:tcW w:w="2135" w:type="dxa"/>
+            <w:r>
+              <w:rPr>
+                <w:rFonts w:ascii="맑은 고딕" w:eastAsia="맑은 고딕" w:hAnsi="맑은 고딕" w:cs="맑은 고딕" w:hint="eastAsia"/>
+                <w:sz w:val="20"/>
+                <w:szCs w:val="20"/>
+              </w:rPr>
+              <w:t>중복으로 인한 TC10-4 삭제</w:t>
+            </w:r>
+          </w:p>
+        </w:tc>
+        <w:tc>
+          <w:tcPr>
+            <w:tcW w:w="1709" w:type="dxa"/>
           </w:tcPr>
           <w:p>
             <w:pPr>
@@ -4153,7 +4233,7 @@
         </w:tc>
         <w:tc>
           <w:tcPr>
-            <w:tcW w:w="2126" w:type="dxa"/>
+            <w:tcW w:w="1842" w:type="dxa"/>
           </w:tcPr>
           <w:p>
             <w:pPr>
@@ -4185,7 +4265,7 @@
         </w:tc>
         <w:tc>
           <w:tcPr>
-            <w:tcW w:w="1984" w:type="dxa"/>
+            <w:tcW w:w="2694" w:type="dxa"/>
           </w:tcPr>
           <w:p>
             <w:pPr>
@@ -4216,7 +4296,7 @@
         </w:tc>
         <w:tc>
           <w:tcPr>
-            <w:tcW w:w="2135" w:type="dxa"/>
+            <w:tcW w:w="1709" w:type="dxa"/>
           </w:tcPr>
           <w:p>
             <w:pPr>
@@ -4319,7 +4399,7 @@
         </w:tc>
         <w:tc>
           <w:tcPr>
-            <w:tcW w:w="2126" w:type="dxa"/>
+            <w:tcW w:w="1842" w:type="dxa"/>
             <w:shd w:val="clear" w:color="auto" w:fill="E6E6E6"/>
           </w:tcPr>
           <w:p>
@@ -4352,7 +4432,7 @@
         </w:tc>
         <w:tc>
           <w:tcPr>
-            <w:tcW w:w="1984" w:type="dxa"/>
+            <w:tcW w:w="2694" w:type="dxa"/>
             <w:shd w:val="clear" w:color="auto" w:fill="E6E6E6"/>
           </w:tcPr>
           <w:p>
@@ -4385,7 +4465,7 @@
         </w:tc>
         <w:tc>
           <w:tcPr>
-            <w:tcW w:w="2135" w:type="dxa"/>
+            <w:tcW w:w="1709" w:type="dxa"/>
             <w:shd w:val="clear" w:color="auto" w:fill="E6E6E6"/>
           </w:tcPr>
           <w:p>
@@ -9726,86 +9806,6 @@
                 <w:sz w:val="20"/>
                 <w:szCs w:val="20"/>
               </w:rPr>
-              <w:t>사용자 회원 탈퇴</w:t>
-            </w:r>
-          </w:p>
-        </w:tc>
-        <w:tc>
-          <w:tcPr>
-            <w:tcW w:w="1664" w:type="dxa"/>
-            <w:vMerge/>
-            <w:vAlign w:val="center"/>
-          </w:tcPr>
-          <w:p>
-            <w:pPr>
-              <w:spacing w:line="240" w:lineRule="auto"/>
-              <w:jc w:val="center"/>
-              <w:rPr>
-                <w:rFonts w:ascii="맑은 고딕" w:eastAsia="맑은 고딕" w:hAnsi="맑은 고딕" w:cs="맑은 고딕"/>
-              </w:rPr>
-            </w:pPr>
-          </w:p>
-        </w:tc>
-        <w:tc>
-          <w:tcPr>
-            <w:tcW w:w="2254" w:type="dxa"/>
-            <w:vAlign w:val="center"/>
-          </w:tcPr>
-          <w:p>
-            <w:pPr>
-              <w:spacing w:line="240" w:lineRule="auto"/>
-              <w:rPr>
-                <w:rFonts w:ascii="맑은 고딕" w:eastAsia="맑은 고딕" w:hAnsi="맑은 고딕" w:cs="맑은 고딕"/>
-              </w:rPr>
-            </w:pPr>
-            <w:r>
-              <w:rPr>
-                <w:rFonts w:ascii="맑은 고딕" w:eastAsia="맑은 고딕" w:hAnsi="맑은 고딕" w:cs="맑은 고딕" w:hint="eastAsia"/>
-                <w:sz w:val="20"/>
-                <w:szCs w:val="20"/>
-              </w:rPr>
-              <w:t>TC10-4</w:t>
-            </w:r>
-          </w:p>
-        </w:tc>
-      </w:tr>
-      <w:tr>
-        <w:tc>
-          <w:tcPr>
-            <w:tcW w:w="2254" w:type="dxa"/>
-            <w:vMerge/>
-            <w:vAlign w:val="center"/>
-          </w:tcPr>
-          <w:p>
-            <w:pPr>
-              <w:spacing w:line="240" w:lineRule="auto"/>
-              <w:jc w:val="center"/>
-              <w:rPr>
-                <w:rFonts w:ascii="맑은 고딕" w:eastAsia="맑은 고딕" w:hAnsi="맑은 고딕" w:cs="맑은 고딕"/>
-                <w:sz w:val="20"/>
-                <w:szCs w:val="20"/>
-              </w:rPr>
-            </w:pPr>
-          </w:p>
-        </w:tc>
-        <w:tc>
-          <w:tcPr>
-            <w:tcW w:w="2844" w:type="dxa"/>
-            <w:vAlign w:val="center"/>
-          </w:tcPr>
-          <w:p>
-            <w:pPr>
-              <w:spacing w:line="240" w:lineRule="auto"/>
-              <w:rPr>
-                <w:rFonts w:ascii="맑은 고딕" w:eastAsia="맑은 고딕" w:hAnsi="맑은 고딕" w:cs="맑은 고딕"/>
-              </w:rPr>
-            </w:pPr>
-            <w:r>
-              <w:rPr>
-                <w:rFonts w:ascii="맑은 고딕" w:eastAsia="맑은 고딕" w:hAnsi="맑은 고딕" w:cs="맑은 고딕" w:hint="eastAsia"/>
-                <w:sz w:val="20"/>
-                <w:szCs w:val="20"/>
-              </w:rPr>
               <w:t>회원 탈퇴 모달 팝업 표시</w:t>
             </w:r>
           </w:p>
@@ -12042,13 +12042,7 @@
               <w:rPr>
                 <w:rFonts w:ascii="맑은 고딕" w:eastAsia="맑은 고딕" w:hAnsi="맑은 고딕" w:cs="맑은 고딕" w:hint="eastAsia"/>
               </w:rPr>
-              <w:t>SS-0</w:t>
-            </w:r>
-            <w:r>
-              <w:rPr>
-                <w:rFonts w:ascii="맑은 고딕" w:eastAsia="맑은 고딕" w:hAnsi="맑은 고딕" w:cs="맑은 고딕" w:hint="eastAsia"/>
-              </w:rPr>
-              <w:t>2</w:t>
+              <w:t>SS-02</w:t>
             </w:r>
           </w:p>
         </w:tc>
@@ -12070,13 +12064,7 @@
               <w:rPr>
                 <w:rFonts w:ascii="맑은 고딕" w:eastAsia="맑은 고딕" w:hAnsi="맑은 고딕" w:cs="맑은 고딕" w:hint="eastAsia"/>
               </w:rPr>
-              <w:t>IT-0</w:t>
-            </w:r>
-            <w:r>
-              <w:rPr>
-                <w:rFonts w:ascii="맑은 고딕" w:eastAsia="맑은 고딕" w:hAnsi="맑은 고딕" w:cs="맑은 고딕" w:hint="eastAsia"/>
-              </w:rPr>
-              <w:t>2</w:t>
+              <w:t>IT-02</w:t>
             </w:r>
           </w:p>
         </w:tc>
@@ -12364,40 +12352,28 @@
               <w:rPr>
                 <w:rFonts w:ascii="맑은 고딕" w:eastAsia="맑은 고딕" w:hAnsi="맑은 고딕" w:cs="맑은 고딕" w:hint="eastAsia"/>
               </w:rPr>
-              <w:t>SS-0</w:t>
-            </w:r>
+              <w:t>SS-03</w:t>
+            </w:r>
+          </w:p>
+        </w:tc>
+        <w:tc>
+          <w:tcPr>
+            <w:tcW w:w="2254" w:type="dxa"/>
+            <w:vAlign w:val="center"/>
+          </w:tcPr>
+          <w:p>
+            <w:pPr>
+              <w:spacing w:line="240" w:lineRule="auto"/>
+              <w:jc w:val="center"/>
+              <w:rPr>
+                <w:rFonts w:ascii="맑은 고딕" w:eastAsia="맑은 고딕" w:hAnsi="맑은 고딕" w:cs="맑은 고딕"/>
+              </w:rPr>
+            </w:pPr>
             <w:r>
               <w:rPr>
                 <w:rFonts w:ascii="맑은 고딕" w:eastAsia="맑은 고딕" w:hAnsi="맑은 고딕" w:cs="맑은 고딕" w:hint="eastAsia"/>
               </w:rPr>
-              <w:t>3</w:t>
-            </w:r>
-          </w:p>
-        </w:tc>
-        <w:tc>
-          <w:tcPr>
-            <w:tcW w:w="2254" w:type="dxa"/>
-            <w:vAlign w:val="center"/>
-          </w:tcPr>
-          <w:p>
-            <w:pPr>
-              <w:spacing w:line="240" w:lineRule="auto"/>
-              <w:jc w:val="center"/>
-              <w:rPr>
-                <w:rFonts w:ascii="맑은 고딕" w:eastAsia="맑은 고딕" w:hAnsi="맑은 고딕" w:cs="맑은 고딕"/>
-              </w:rPr>
-            </w:pPr>
-            <w:r>
-              <w:rPr>
-                <w:rFonts w:ascii="맑은 고딕" w:eastAsia="맑은 고딕" w:hAnsi="맑은 고딕" w:cs="맑은 고딕" w:hint="eastAsia"/>
-              </w:rPr>
-              <w:t>IT-0</w:t>
-            </w:r>
-            <w:r>
-              <w:rPr>
-                <w:rFonts w:ascii="맑은 고딕" w:eastAsia="맑은 고딕" w:hAnsi="맑은 고딕" w:cs="맑은 고딕" w:hint="eastAsia"/>
-              </w:rPr>
-              <w:t>3</w:t>
+              <w:t>IT-03</w:t>
             </w:r>
           </w:p>
         </w:tc>
@@ -12468,13 +12444,7 @@
               <w:rPr>
                 <w:rFonts w:ascii="맑은 고딕" w:eastAsia="맑은 고딕" w:hAnsi="맑은 고딕" w:cs="맑은 고딕" w:hint="eastAsia"/>
               </w:rPr>
-              <w:t>SS-0</w:t>
-            </w:r>
-            <w:r>
-              <w:rPr>
-                <w:rFonts w:ascii="맑은 고딕" w:eastAsia="맑은 고딕" w:hAnsi="맑은 고딕" w:cs="맑은 고딕" w:hint="eastAsia"/>
-              </w:rPr>
-              <w:t>4</w:t>
+              <w:t>SS-04</w:t>
             </w:r>
           </w:p>
         </w:tc>
@@ -12496,13 +12466,7 @@
               <w:rPr>
                 <w:rFonts w:ascii="맑은 고딕" w:eastAsia="맑은 고딕" w:hAnsi="맑은 고딕" w:cs="맑은 고딕" w:hint="eastAsia"/>
               </w:rPr>
-              <w:t>IT-0</w:t>
-            </w:r>
-            <w:r>
-              <w:rPr>
-                <w:rFonts w:ascii="맑은 고딕" w:eastAsia="맑은 고딕" w:hAnsi="맑은 고딕" w:cs="맑은 고딕" w:hint="eastAsia"/>
-              </w:rPr>
-              <w:t>4</w:t>
+              <w:t>IT-04</w:t>
             </w:r>
           </w:p>
         </w:tc>
@@ -12600,7 +12564,6 @@
                 <w:sz w:val="20"/>
                 <w:szCs w:val="20"/>
               </w:rPr>
-              <w:lastRenderedPageBreak/>
               <w:t>AI API Subsystem</w:t>
             </w:r>
           </w:p>
@@ -12647,13 +12610,7 @@
               <w:rPr>
                 <w:rFonts w:ascii="맑은 고딕" w:eastAsia="맑은 고딕" w:hAnsi="맑은 고딕" w:cs="맑은 고딕" w:hint="eastAsia"/>
               </w:rPr>
-              <w:t>SS-0</w:t>
-            </w:r>
-            <w:r>
-              <w:rPr>
-                <w:rFonts w:ascii="맑은 고딕" w:eastAsia="맑은 고딕" w:hAnsi="맑은 고딕" w:cs="맑은 고딕" w:hint="eastAsia"/>
-              </w:rPr>
-              <w:t>5</w:t>
+              <w:t>SS-05</w:t>
             </w:r>
           </w:p>
         </w:tc>
@@ -12675,13 +12632,7 @@
               <w:rPr>
                 <w:rFonts w:ascii="맑은 고딕" w:eastAsia="맑은 고딕" w:hAnsi="맑은 고딕" w:cs="맑은 고딕" w:hint="eastAsia"/>
               </w:rPr>
-              <w:t>IT-0</w:t>
-            </w:r>
-            <w:r>
-              <w:rPr>
-                <w:rFonts w:ascii="맑은 고딕" w:eastAsia="맑은 고딕" w:hAnsi="맑은 고딕" w:cs="맑은 고딕" w:hint="eastAsia"/>
-              </w:rPr>
-              <w:t>5</w:t>
+              <w:t>IT-05</w:t>
             </w:r>
           </w:p>
         </w:tc>
@@ -14514,6 +14465,7 @@
       <w:bookmarkStart w:id="4" w:name="_heading=h.1zgz1o6jmyge" w:colFirst="0" w:colLast="0"/>
       <w:bookmarkEnd w:id="4"/>
       <w:r>
+        <w:lastRenderedPageBreak/>
         <w:t xml:space="preserve">3. </w:t>
       </w:r>
       <w:r>
@@ -16295,17 +16247,7 @@
                 <w:sz w:val="20"/>
                 <w:szCs w:val="20"/>
               </w:rPr>
-              <w:t xml:space="preserve">Map API </w:t>
-            </w:r>
-            <w:r>
-              <w:rPr>
-                <w:rFonts w:ascii="맑은 고딕" w:eastAsia="맑은 고딕" w:hAnsi="맑은 고딕" w:cs="맑은 고딕"/>
-                <w:color w:val="000000"/>
-                <w:sz w:val="20"/>
-                <w:szCs w:val="20"/>
-              </w:rPr>
-              <w:lastRenderedPageBreak/>
-              <w:t>Subsystem</w:t>
+              <w:t>Map API Subsystem</w:t>
             </w:r>
           </w:p>
         </w:tc>
@@ -16333,15 +16275,7 @@
               <w:rPr>
                 <w:rFonts w:ascii="맑은 고딕" w:eastAsia="맑은 고딕" w:hAnsi="맑은 고딕" w:hint="eastAsia"/>
               </w:rPr>
-              <w:lastRenderedPageBreak/>
-              <w:t xml:space="preserve">지도 검색 및 </w:t>
-            </w:r>
-            <w:r>
-              <w:rPr>
-                <w:rFonts w:ascii="맑은 고딕" w:eastAsia="맑은 고딕" w:hAnsi="맑은 고딕" w:hint="eastAsia"/>
-              </w:rPr>
-              <w:lastRenderedPageBreak/>
-              <w:t>리스트 동기화</w:t>
+              <w:t>지도 검색 및 리스트 동기화</w:t>
             </w:r>
           </w:p>
         </w:tc>
@@ -16368,7 +16302,6 @@
                 <w:sz w:val="20"/>
                 <w:szCs w:val="20"/>
               </w:rPr>
-              <w:lastRenderedPageBreak/>
               <w:t>TC07 일체</w:t>
             </w:r>
           </w:p>
@@ -16423,17 +16356,7 @@
                 <w:sz w:val="20"/>
                 <w:szCs w:val="20"/>
               </w:rPr>
-              <w:t xml:space="preserve">지도 검색 및 다른 사용자에게 공유가 </w:t>
-            </w:r>
-            <w:r>
-              <w:rPr>
-                <w:rFonts w:ascii="맑은 고딕" w:eastAsia="맑은 고딕" w:hAnsi="맑은 고딕" w:cs="맑은 고딕" w:hint="eastAsia"/>
-                <w:color w:val="000000"/>
-                <w:sz w:val="20"/>
-                <w:szCs w:val="20"/>
-              </w:rPr>
-              <w:lastRenderedPageBreak/>
-              <w:t xml:space="preserve">정상적으로 </w:t>
+              <w:t xml:space="preserve">지도 검색 및 다른 사용자에게 공유가 정상적으로 </w:t>
             </w:r>
             <w:r>
               <w:rPr>
@@ -17894,11 +17817,38 @@
               <w:spacing w:line="240" w:lineRule="auto"/>
               <w:jc w:val="center"/>
               <w:rPr>
+                <w:rFonts w:ascii="맑은 고딕" w:eastAsia="맑은 고딕" w:hAnsi="맑은 고딕" w:cs="맑은 고딕"/>
+                <w:color w:val="000000"/>
+                <w:sz w:val="20"/>
+                <w:szCs w:val="20"/>
+              </w:rPr>
+            </w:pPr>
+            <w:r>
+              <w:rPr>
                 <w:rFonts w:ascii="맑은 고딕" w:eastAsia="맑은 고딕" w:hAnsi="맑은 고딕" w:cs="맑은 고딕" w:hint="eastAsia"/>
                 <w:color w:val="000000"/>
                 <w:sz w:val="20"/>
                 <w:szCs w:val="20"/>
               </w:rPr>
+              <w:t>IT-02</w:t>
+            </w:r>
+          </w:p>
+        </w:tc>
+        <w:tc>
+          <w:tcPr>
+            <w:tcW w:w="1276" w:type="dxa"/>
+            <w:vAlign w:val="center"/>
+          </w:tcPr>
+          <w:p>
+            <w:pPr>
+              <w:spacing w:line="240" w:lineRule="auto"/>
+              <w:jc w:val="center"/>
+              <w:rPr>
+                <w:rFonts w:ascii="맑은 고딕" w:eastAsia="맑은 고딕" w:hAnsi="맑은 고딕" w:cs="맑은 고딕"/>
+                <w:color w:val="000000"/>
+                <w:sz w:val="20"/>
+                <w:szCs w:val="20"/>
+              </w:rPr>
             </w:pPr>
             <w:r>
               <w:rPr>
@@ -17907,8 +17857,26 @@
                 <w:sz w:val="20"/>
                 <w:szCs w:val="20"/>
               </w:rPr>
-              <w:t>IT-0</w:t>
-            </w:r>
+              <w:t>블랙박스</w:t>
+            </w:r>
+          </w:p>
+        </w:tc>
+        <w:tc>
+          <w:tcPr>
+            <w:tcW w:w="3761" w:type="dxa"/>
+            <w:vMerge w:val="restart"/>
+            <w:vAlign w:val="center"/>
+          </w:tcPr>
+          <w:p>
+            <w:pPr>
+              <w:spacing w:line="240" w:lineRule="auto"/>
+              <w:rPr>
+                <w:rFonts w:ascii="맑은 고딕" w:eastAsia="맑은 고딕" w:hAnsi="맑은 고딕" w:cs="맑은 고딕"/>
+                <w:color w:val="000000"/>
+                <w:sz w:val="20"/>
+                <w:szCs w:val="20"/>
+              </w:rPr>
+            </w:pPr>
             <w:r>
               <w:rPr>
                 <w:rFonts w:ascii="맑은 고딕" w:eastAsia="맑은 고딕" w:hAnsi="맑은 고딕" w:cs="맑은 고딕" w:hint="eastAsia"/>
@@ -17916,91 +17884,27 @@
                 <w:sz w:val="20"/>
                 <w:szCs w:val="20"/>
               </w:rPr>
-              <w:t>2</w:t>
-            </w:r>
-          </w:p>
-        </w:tc>
-        <w:tc>
-          <w:tcPr>
-            <w:tcW w:w="1276" w:type="dxa"/>
-            <w:vAlign w:val="center"/>
-          </w:tcPr>
-          <w:p>
-            <w:pPr>
-              <w:spacing w:line="240" w:lineRule="auto"/>
-              <w:jc w:val="center"/>
+              <w:t>사용자는 본인의 정확한 학적 정보를 통해 회원가입 및 로그인이 되는지,</w:t>
+            </w:r>
+          </w:p>
+          <w:p>
+            <w:pPr>
+              <w:spacing w:line="240" w:lineRule="auto"/>
+              <w:rPr>
+                <w:rFonts w:ascii="맑은 고딕" w:eastAsia="맑은 고딕" w:hAnsi="맑은 고딕" w:cs="맑은 고딕"/>
+                <w:color w:val="000000"/>
+                <w:sz w:val="20"/>
+                <w:szCs w:val="20"/>
+              </w:rPr>
+            </w:pPr>
+            <w:r>
               <w:rPr>
                 <w:rFonts w:ascii="맑은 고딕" w:eastAsia="맑은 고딕" w:hAnsi="맑은 고딕" w:cs="맑은 고딕" w:hint="eastAsia"/>
                 <w:color w:val="000000"/>
                 <w:sz w:val="20"/>
                 <w:szCs w:val="20"/>
               </w:rPr>
-            </w:pPr>
-            <w:r>
-              <w:rPr>
-                <w:rFonts w:ascii="맑은 고딕" w:eastAsia="맑은 고딕" w:hAnsi="맑은 고딕" w:cs="맑은 고딕" w:hint="eastAsia"/>
-                <w:color w:val="000000"/>
-                <w:sz w:val="20"/>
-                <w:szCs w:val="20"/>
-              </w:rPr>
-              <w:t>블랙박스</w:t>
-            </w:r>
-          </w:p>
-        </w:tc>
-        <w:tc>
-          <w:tcPr>
-            <w:tcW w:w="3761" w:type="dxa"/>
-            <w:vMerge w:val="restart"/>
-            <w:vAlign w:val="center"/>
-          </w:tcPr>
-          <w:p>
-            <w:pPr>
-              <w:spacing w:line="240" w:lineRule="auto"/>
-              <w:rPr>
-                <w:rFonts w:ascii="맑은 고딕" w:eastAsia="맑은 고딕" w:hAnsi="맑은 고딕" w:cs="맑은 고딕"/>
-                <w:color w:val="000000"/>
-                <w:sz w:val="20"/>
-                <w:szCs w:val="20"/>
-              </w:rPr>
-            </w:pPr>
-            <w:r>
-              <w:rPr>
-                <w:rFonts w:ascii="맑은 고딕" w:eastAsia="맑은 고딕" w:hAnsi="맑은 고딕" w:cs="맑은 고딕" w:hint="eastAsia"/>
-                <w:color w:val="000000"/>
-                <w:sz w:val="20"/>
-                <w:szCs w:val="20"/>
-              </w:rPr>
-              <w:t>사용자는 본인의 정확한 학적 정보를 통해 회원가입 및 로그인이 되는지,</w:t>
-            </w:r>
-          </w:p>
-          <w:p>
-            <w:pPr>
-              <w:spacing w:line="240" w:lineRule="auto"/>
-              <w:rPr>
-                <w:rFonts w:ascii="맑은 고딕" w:eastAsia="맑은 고딕" w:hAnsi="맑은 고딕" w:cs="맑은 고딕" w:hint="eastAsia"/>
-                <w:color w:val="000000"/>
-                <w:sz w:val="20"/>
-                <w:szCs w:val="20"/>
-              </w:rPr>
-            </w:pPr>
-            <w:r>
-              <w:rPr>
-                <w:rFonts w:ascii="맑은 고딕" w:eastAsia="맑은 고딕" w:hAnsi="맑은 고딕" w:cs="맑은 고딕" w:hint="eastAsia"/>
-                <w:color w:val="000000"/>
-                <w:sz w:val="20"/>
-                <w:szCs w:val="20"/>
-              </w:rPr>
-              <w:t xml:space="preserve">관리자는 로그인 시, 관리자 화면으로 이동하여, 사용자 검색 및 조회와 회원 </w:t>
-            </w:r>
-            <w:r>
-              <w:rPr>
-                <w:rFonts w:ascii="맑은 고딕" w:eastAsia="맑은 고딕" w:hAnsi="맑은 고딕" w:cs="맑은 고딕" w:hint="eastAsia"/>
-                <w:color w:val="000000"/>
-                <w:sz w:val="20"/>
-                <w:szCs w:val="20"/>
-              </w:rPr>
-              <w:lastRenderedPageBreak/>
-              <w:t>탈퇴 기능을 정상적으로 수행할 수 있는지 확인한다.</w:t>
+              <w:t>관리자는 로그인 시, 관리자 화면으로 이동하여, 사용자 검색 및 조회와 회원 탈퇴 기능을 정상적으로 수행할 수 있는지 확인한다.</w:t>
             </w:r>
           </w:p>
         </w:tc>
@@ -18073,7 +17977,7 @@
               <w:spacing w:line="240" w:lineRule="auto"/>
               <w:jc w:val="center"/>
               <w:rPr>
-                <w:rFonts w:ascii="맑은 고딕" w:eastAsia="맑은 고딕" w:hAnsi="맑은 고딕" w:cs="맑은 고딕" w:hint="eastAsia"/>
+                <w:rFonts w:ascii="맑은 고딕" w:eastAsia="맑은 고딕" w:hAnsi="맑은 고딕" w:cs="맑은 고딕"/>
                 <w:color w:val="000000"/>
                 <w:sz w:val="20"/>
                 <w:szCs w:val="20"/>
@@ -18091,7 +17995,7 @@
               <w:spacing w:line="240" w:lineRule="auto"/>
               <w:jc w:val="center"/>
               <w:rPr>
-                <w:rFonts w:ascii="맑은 고딕" w:eastAsia="맑은 고딕" w:hAnsi="맑은 고딕" w:cs="맑은 고딕" w:hint="eastAsia"/>
+                <w:rFonts w:ascii="맑은 고딕" w:eastAsia="맑은 고딕" w:hAnsi="맑은 고딕" w:cs="맑은 고딕"/>
                 <w:color w:val="000000"/>
                 <w:sz w:val="20"/>
                 <w:szCs w:val="20"/>
@@ -18195,7 +18099,7 @@
               <w:spacing w:line="240" w:lineRule="auto"/>
               <w:jc w:val="center"/>
               <w:rPr>
-                <w:rFonts w:ascii="맑은 고딕" w:eastAsia="맑은 고딕" w:hAnsi="맑은 고딕" w:cs="맑은 고딕" w:hint="eastAsia"/>
+                <w:rFonts w:ascii="맑은 고딕" w:eastAsia="맑은 고딕" w:hAnsi="맑은 고딕" w:cs="맑은 고딕"/>
                 <w:color w:val="000000"/>
                 <w:sz w:val="20"/>
                 <w:szCs w:val="20"/>
@@ -18213,7 +18117,7 @@
               <w:spacing w:line="240" w:lineRule="auto"/>
               <w:jc w:val="center"/>
               <w:rPr>
-                <w:rFonts w:ascii="맑은 고딕" w:eastAsia="맑은 고딕" w:hAnsi="맑은 고딕" w:cs="맑은 고딕" w:hint="eastAsia"/>
+                <w:rFonts w:ascii="맑은 고딕" w:eastAsia="맑은 고딕" w:hAnsi="맑은 고딕" w:cs="맑은 고딕"/>
                 <w:color w:val="000000"/>
                 <w:sz w:val="20"/>
                 <w:szCs w:val="20"/>
@@ -18317,7 +18221,7 @@
               <w:spacing w:line="240" w:lineRule="auto"/>
               <w:jc w:val="center"/>
               <w:rPr>
-                <w:rFonts w:ascii="맑은 고딕" w:eastAsia="맑은 고딕" w:hAnsi="맑은 고딕" w:cs="맑은 고딕" w:hint="eastAsia"/>
+                <w:rFonts w:ascii="맑은 고딕" w:eastAsia="맑은 고딕" w:hAnsi="맑은 고딕" w:cs="맑은 고딕"/>
                 <w:color w:val="000000"/>
                 <w:sz w:val="20"/>
                 <w:szCs w:val="20"/>
@@ -18335,7 +18239,7 @@
               <w:spacing w:line="240" w:lineRule="auto"/>
               <w:jc w:val="center"/>
               <w:rPr>
-                <w:rFonts w:ascii="맑은 고딕" w:eastAsia="맑은 고딕" w:hAnsi="맑은 고딕" w:cs="맑은 고딕" w:hint="eastAsia"/>
+                <w:rFonts w:ascii="맑은 고딕" w:eastAsia="맑은 고딕" w:hAnsi="맑은 고딕" w:cs="맑은 고딕"/>
                 <w:color w:val="000000"/>
                 <w:sz w:val="20"/>
                 <w:szCs w:val="20"/>
@@ -18445,11 +18349,38 @@
               <w:spacing w:line="240" w:lineRule="auto"/>
               <w:jc w:val="center"/>
               <w:rPr>
+                <w:rFonts w:ascii="맑은 고딕" w:eastAsia="맑은 고딕" w:hAnsi="맑은 고딕" w:cs="맑은 고딕"/>
+                <w:color w:val="000000"/>
+                <w:sz w:val="20"/>
+                <w:szCs w:val="20"/>
+              </w:rPr>
+            </w:pPr>
+            <w:r>
+              <w:rPr>
                 <w:rFonts w:ascii="맑은 고딕" w:eastAsia="맑은 고딕" w:hAnsi="맑은 고딕" w:cs="맑은 고딕" w:hint="eastAsia"/>
                 <w:color w:val="000000"/>
                 <w:sz w:val="20"/>
                 <w:szCs w:val="20"/>
               </w:rPr>
+              <w:t>IT-03</w:t>
+            </w:r>
+          </w:p>
+        </w:tc>
+        <w:tc>
+          <w:tcPr>
+            <w:tcW w:w="1276" w:type="dxa"/>
+            <w:vAlign w:val="center"/>
+          </w:tcPr>
+          <w:p>
+            <w:pPr>
+              <w:spacing w:line="240" w:lineRule="auto"/>
+              <w:jc w:val="center"/>
+              <w:rPr>
+                <w:rFonts w:ascii="맑은 고딕" w:eastAsia="맑은 고딕" w:hAnsi="맑은 고딕" w:cs="맑은 고딕"/>
+                <w:color w:val="000000"/>
+                <w:sz w:val="20"/>
+                <w:szCs w:val="20"/>
+              </w:rPr>
             </w:pPr>
             <w:r>
               <w:rPr>
@@ -18458,42 +18389,6 @@
                 <w:sz w:val="20"/>
                 <w:szCs w:val="20"/>
               </w:rPr>
-              <w:t>IT-0</w:t>
-            </w:r>
-            <w:r>
-              <w:rPr>
-                <w:rFonts w:ascii="맑은 고딕" w:eastAsia="맑은 고딕" w:hAnsi="맑은 고딕" w:cs="맑은 고딕" w:hint="eastAsia"/>
-                <w:color w:val="000000"/>
-                <w:sz w:val="20"/>
-                <w:szCs w:val="20"/>
-              </w:rPr>
-              <w:t>3</w:t>
-            </w:r>
-          </w:p>
-        </w:tc>
-        <w:tc>
-          <w:tcPr>
-            <w:tcW w:w="1276" w:type="dxa"/>
-            <w:vAlign w:val="center"/>
-          </w:tcPr>
-          <w:p>
-            <w:pPr>
-              <w:spacing w:line="240" w:lineRule="auto"/>
-              <w:jc w:val="center"/>
-              <w:rPr>
-                <w:rFonts w:ascii="맑은 고딕" w:eastAsia="맑은 고딕" w:hAnsi="맑은 고딕" w:cs="맑은 고딕" w:hint="eastAsia"/>
-                <w:color w:val="000000"/>
-                <w:sz w:val="20"/>
-                <w:szCs w:val="20"/>
-              </w:rPr>
-            </w:pPr>
-            <w:r>
-              <w:rPr>
-                <w:rFonts w:ascii="맑은 고딕" w:eastAsia="맑은 고딕" w:hAnsi="맑은 고딕" w:cs="맑은 고딕" w:hint="eastAsia"/>
-                <w:color w:val="000000"/>
-                <w:sz w:val="20"/>
-                <w:szCs w:val="20"/>
-              </w:rPr>
               <w:t>블랙박스</w:t>
             </w:r>
           </w:p>
@@ -18507,7 +18402,7 @@
             <w:pPr>
               <w:spacing w:line="240" w:lineRule="auto"/>
               <w:rPr>
-                <w:rFonts w:ascii="맑은 고딕" w:eastAsia="맑은 고딕" w:hAnsi="맑은 고딕" w:cs="맑은 고딕" w:hint="eastAsia"/>
+                <w:rFonts w:ascii="맑은 고딕" w:eastAsia="맑은 고딕" w:hAnsi="맑은 고딕" w:cs="맑은 고딕"/>
                 <w:color w:val="000000"/>
                 <w:sz w:val="20"/>
                 <w:szCs w:val="20"/>
@@ -18637,11 +18532,38 @@
               <w:spacing w:line="240" w:lineRule="auto"/>
               <w:jc w:val="center"/>
               <w:rPr>
+                <w:rFonts w:ascii="맑은 고딕" w:eastAsia="맑은 고딕" w:hAnsi="맑은 고딕" w:cs="맑은 고딕"/>
+                <w:color w:val="000000"/>
+                <w:sz w:val="20"/>
+                <w:szCs w:val="20"/>
+              </w:rPr>
+            </w:pPr>
+            <w:r>
+              <w:rPr>
                 <w:rFonts w:ascii="맑은 고딕" w:eastAsia="맑은 고딕" w:hAnsi="맑은 고딕" w:cs="맑은 고딕" w:hint="eastAsia"/>
                 <w:color w:val="000000"/>
                 <w:sz w:val="20"/>
                 <w:szCs w:val="20"/>
               </w:rPr>
+              <w:t>IT-04</w:t>
+            </w:r>
+          </w:p>
+        </w:tc>
+        <w:tc>
+          <w:tcPr>
+            <w:tcW w:w="1276" w:type="dxa"/>
+            <w:vAlign w:val="center"/>
+          </w:tcPr>
+          <w:p>
+            <w:pPr>
+              <w:spacing w:line="240" w:lineRule="auto"/>
+              <w:jc w:val="center"/>
+              <w:rPr>
+                <w:rFonts w:ascii="맑은 고딕" w:eastAsia="맑은 고딕" w:hAnsi="맑은 고딕" w:cs="맑은 고딕"/>
+                <w:color w:val="000000"/>
+                <w:sz w:val="20"/>
+                <w:szCs w:val="20"/>
+              </w:rPr>
             </w:pPr>
             <w:r>
               <w:rPr>
@@ -18650,8 +18572,26 @@
                 <w:sz w:val="20"/>
                 <w:szCs w:val="20"/>
               </w:rPr>
-              <w:t>IT-0</w:t>
-            </w:r>
+              <w:t>블랙박스</w:t>
+            </w:r>
+          </w:p>
+        </w:tc>
+        <w:tc>
+          <w:tcPr>
+            <w:tcW w:w="3761" w:type="dxa"/>
+            <w:vMerge w:val="restart"/>
+            <w:vAlign w:val="center"/>
+          </w:tcPr>
+          <w:p>
+            <w:pPr>
+              <w:spacing w:line="240" w:lineRule="auto"/>
+              <w:rPr>
+                <w:rFonts w:ascii="맑은 고딕" w:eastAsia="맑은 고딕" w:hAnsi="맑은 고딕" w:cs="맑은 고딕"/>
+                <w:color w:val="000000"/>
+                <w:sz w:val="20"/>
+                <w:szCs w:val="20"/>
+              </w:rPr>
+            </w:pPr>
             <w:r>
               <w:rPr>
                 <w:rFonts w:ascii="맑은 고딕" w:eastAsia="맑은 고딕" w:hAnsi="맑은 고딕" w:cs="맑은 고딕" w:hint="eastAsia"/>
@@ -18659,79 +18599,7 @@
                 <w:sz w:val="20"/>
                 <w:szCs w:val="20"/>
               </w:rPr>
-              <w:t>4</w:t>
-            </w:r>
-          </w:p>
-        </w:tc>
-        <w:tc>
-          <w:tcPr>
-            <w:tcW w:w="1276" w:type="dxa"/>
-            <w:vAlign w:val="center"/>
-          </w:tcPr>
-          <w:p>
-            <w:pPr>
-              <w:spacing w:line="240" w:lineRule="auto"/>
-              <w:jc w:val="center"/>
-              <w:rPr>
-                <w:rFonts w:ascii="맑은 고딕" w:eastAsia="맑은 고딕" w:hAnsi="맑은 고딕" w:cs="맑은 고딕" w:hint="eastAsia"/>
-                <w:color w:val="000000"/>
-                <w:sz w:val="20"/>
-                <w:szCs w:val="20"/>
-              </w:rPr>
-            </w:pPr>
-            <w:r>
-              <w:rPr>
-                <w:rFonts w:ascii="맑은 고딕" w:eastAsia="맑은 고딕" w:hAnsi="맑은 고딕" w:cs="맑은 고딕" w:hint="eastAsia"/>
-                <w:color w:val="000000"/>
-                <w:sz w:val="20"/>
-                <w:szCs w:val="20"/>
-              </w:rPr>
-              <w:t>블랙박스</w:t>
-            </w:r>
-          </w:p>
-        </w:tc>
-        <w:tc>
-          <w:tcPr>
-            <w:tcW w:w="3761" w:type="dxa"/>
-            <w:vMerge w:val="restart"/>
-            <w:vAlign w:val="center"/>
-          </w:tcPr>
-          <w:p>
-            <w:pPr>
-              <w:spacing w:line="240" w:lineRule="auto"/>
-              <w:rPr>
-                <w:rFonts w:ascii="맑은 고딕" w:eastAsia="맑은 고딕" w:hAnsi="맑은 고딕" w:cs="맑은 고딕" w:hint="eastAsia"/>
-                <w:color w:val="000000"/>
-                <w:sz w:val="20"/>
-                <w:szCs w:val="20"/>
-              </w:rPr>
-            </w:pPr>
-            <w:r>
-              <w:rPr>
-                <w:rFonts w:ascii="맑은 고딕" w:eastAsia="맑은 고딕" w:hAnsi="맑은 고딕" w:cs="맑은 고딕" w:hint="eastAsia"/>
-                <w:color w:val="000000"/>
-                <w:sz w:val="20"/>
-                <w:szCs w:val="20"/>
-              </w:rPr>
-              <w:t xml:space="preserve">사용자가 지도 검색 화면에서 지도 검색 후 검색한 위치 또는 장소명의 정보를 대화방에 공유하는 기능을 수행함에 있어, </w:t>
-            </w:r>
-            <w:r>
-              <w:rPr>
-                <w:rFonts w:ascii="맑은 고딕" w:eastAsia="맑은 고딕" w:hAnsi="맑은 고딕" w:cs="맑은 고딕" w:hint="eastAsia"/>
-                <w:color w:val="000000"/>
-                <w:sz w:val="20"/>
-                <w:szCs w:val="20"/>
-              </w:rPr>
-              <w:t>각 단위 기능들이 유기적으로 연결되어 동작하는지 확인한다</w:t>
-            </w:r>
-            <w:r>
-              <w:rPr>
-                <w:rFonts w:ascii="맑은 고딕" w:eastAsia="맑은 고딕" w:hAnsi="맑은 고딕" w:cs="맑은 고딕" w:hint="eastAsia"/>
-                <w:color w:val="000000"/>
-                <w:sz w:val="20"/>
-                <w:szCs w:val="20"/>
-              </w:rPr>
-              <w:t>.</w:t>
+              <w:t>사용자가 지도 검색 화면에서 지도 검색 후 검색한 위치 또는 장소명의 정보를 대화방에 공유하는 기능을 수행함에 있어, 각 단위 기능들이 유기적으로 연결되어 동작하는지 확인한다.</w:t>
             </w:r>
           </w:p>
         </w:tc>
@@ -18804,7 +18672,7 @@
               <w:spacing w:line="240" w:lineRule="auto"/>
               <w:jc w:val="center"/>
               <w:rPr>
-                <w:rFonts w:ascii="맑은 고딕" w:eastAsia="맑은 고딕" w:hAnsi="맑은 고딕" w:cs="맑은 고딕" w:hint="eastAsia"/>
+                <w:rFonts w:ascii="맑은 고딕" w:eastAsia="맑은 고딕" w:hAnsi="맑은 고딕" w:cs="맑은 고딕"/>
                 <w:color w:val="000000"/>
                 <w:sz w:val="20"/>
                 <w:szCs w:val="20"/>
@@ -18822,7 +18690,7 @@
               <w:spacing w:line="240" w:lineRule="auto"/>
               <w:jc w:val="center"/>
               <w:rPr>
-                <w:rFonts w:ascii="맑은 고딕" w:eastAsia="맑은 고딕" w:hAnsi="맑은 고딕" w:cs="맑은 고딕" w:hint="eastAsia"/>
+                <w:rFonts w:ascii="맑은 고딕" w:eastAsia="맑은 고딕" w:hAnsi="맑은 고딕" w:cs="맑은 고딕"/>
                 <w:color w:val="000000"/>
                 <w:sz w:val="20"/>
                 <w:szCs w:val="20"/>
@@ -18934,11 +18802,38 @@
               <w:spacing w:line="240" w:lineRule="auto"/>
               <w:jc w:val="center"/>
               <w:rPr>
+                <w:rFonts w:ascii="맑은 고딕" w:eastAsia="맑은 고딕" w:hAnsi="맑은 고딕" w:cs="맑은 고딕"/>
+                <w:color w:val="000000"/>
+                <w:sz w:val="20"/>
+                <w:szCs w:val="20"/>
+              </w:rPr>
+            </w:pPr>
+            <w:r>
+              <w:rPr>
                 <w:rFonts w:ascii="맑은 고딕" w:eastAsia="맑은 고딕" w:hAnsi="맑은 고딕" w:cs="맑은 고딕" w:hint="eastAsia"/>
                 <w:color w:val="000000"/>
                 <w:sz w:val="20"/>
                 <w:szCs w:val="20"/>
               </w:rPr>
+              <w:t>IT-05</w:t>
+            </w:r>
+          </w:p>
+        </w:tc>
+        <w:tc>
+          <w:tcPr>
+            <w:tcW w:w="1276" w:type="dxa"/>
+            <w:vAlign w:val="center"/>
+          </w:tcPr>
+          <w:p>
+            <w:pPr>
+              <w:spacing w:line="240" w:lineRule="auto"/>
+              <w:jc w:val="center"/>
+              <w:rPr>
+                <w:rFonts w:ascii="맑은 고딕" w:eastAsia="맑은 고딕" w:hAnsi="맑은 고딕" w:cs="맑은 고딕"/>
+                <w:color w:val="000000"/>
+                <w:sz w:val="20"/>
+                <w:szCs w:val="20"/>
+              </w:rPr>
             </w:pPr>
             <w:r>
               <w:rPr>
@@ -18947,8 +18842,26 @@
                 <w:sz w:val="20"/>
                 <w:szCs w:val="20"/>
               </w:rPr>
-              <w:t>IT-0</w:t>
-            </w:r>
+              <w:t>블랙박스</w:t>
+            </w:r>
+          </w:p>
+        </w:tc>
+        <w:tc>
+          <w:tcPr>
+            <w:tcW w:w="3761" w:type="dxa"/>
+            <w:vMerge w:val="restart"/>
+            <w:vAlign w:val="center"/>
+          </w:tcPr>
+          <w:p>
+            <w:pPr>
+              <w:spacing w:line="240" w:lineRule="auto"/>
+              <w:rPr>
+                <w:rFonts w:ascii="맑은 고딕" w:eastAsia="맑은 고딕" w:hAnsi="맑은 고딕" w:cs="맑은 고딕"/>
+                <w:color w:val="000000"/>
+                <w:sz w:val="20"/>
+                <w:szCs w:val="20"/>
+              </w:rPr>
+            </w:pPr>
             <w:r>
               <w:rPr>
                 <w:rFonts w:ascii="맑은 고딕" w:eastAsia="맑은 고딕" w:hAnsi="맑은 고딕" w:cs="맑은 고딕" w:hint="eastAsia"/>
@@ -18956,79 +18869,7 @@
                 <w:sz w:val="20"/>
                 <w:szCs w:val="20"/>
               </w:rPr>
-              <w:t>5</w:t>
-            </w:r>
-          </w:p>
-        </w:tc>
-        <w:tc>
-          <w:tcPr>
-            <w:tcW w:w="1276" w:type="dxa"/>
-            <w:vAlign w:val="center"/>
-          </w:tcPr>
-          <w:p>
-            <w:pPr>
-              <w:spacing w:line="240" w:lineRule="auto"/>
-              <w:jc w:val="center"/>
-              <w:rPr>
-                <w:rFonts w:ascii="맑은 고딕" w:eastAsia="맑은 고딕" w:hAnsi="맑은 고딕" w:cs="맑은 고딕" w:hint="eastAsia"/>
-                <w:color w:val="000000"/>
-                <w:sz w:val="20"/>
-                <w:szCs w:val="20"/>
-              </w:rPr>
-            </w:pPr>
-            <w:r>
-              <w:rPr>
-                <w:rFonts w:ascii="맑은 고딕" w:eastAsia="맑은 고딕" w:hAnsi="맑은 고딕" w:cs="맑은 고딕" w:hint="eastAsia"/>
-                <w:color w:val="000000"/>
-                <w:sz w:val="20"/>
-                <w:szCs w:val="20"/>
-              </w:rPr>
-              <w:t>블랙박스</w:t>
-            </w:r>
-          </w:p>
-        </w:tc>
-        <w:tc>
-          <w:tcPr>
-            <w:tcW w:w="3761" w:type="dxa"/>
-            <w:vMerge w:val="restart"/>
-            <w:vAlign w:val="center"/>
-          </w:tcPr>
-          <w:p>
-            <w:pPr>
-              <w:spacing w:line="240" w:lineRule="auto"/>
-              <w:rPr>
-                <w:rFonts w:ascii="맑은 고딕" w:eastAsia="맑은 고딕" w:hAnsi="맑은 고딕" w:cs="맑은 고딕" w:hint="eastAsia"/>
-                <w:color w:val="000000"/>
-                <w:sz w:val="20"/>
-                <w:szCs w:val="20"/>
-              </w:rPr>
-            </w:pPr>
-            <w:r>
-              <w:rPr>
-                <w:rFonts w:ascii="맑은 고딕" w:eastAsia="맑은 고딕" w:hAnsi="맑은 고딕" w:cs="맑은 고딕" w:hint="eastAsia"/>
-                <w:color w:val="000000"/>
-                <w:sz w:val="20"/>
-                <w:szCs w:val="20"/>
-              </w:rPr>
-              <w:t xml:space="preserve">사용자가 AI 질문 화면에서 프롬프트를 입력하여 질문 후 생성된 프롬프트를 전달받아 화면에 표시하고, 이를 대화방에 공유하는 절차를 수행함에 있어, </w:t>
-            </w:r>
-            <w:r>
-              <w:rPr>
-                <w:rFonts w:ascii="맑은 고딕" w:eastAsia="맑은 고딕" w:hAnsi="맑은 고딕" w:cs="맑은 고딕" w:hint="eastAsia"/>
-                <w:color w:val="000000"/>
-                <w:sz w:val="20"/>
-                <w:szCs w:val="20"/>
-              </w:rPr>
-              <w:t>각 단위 기능들이 유기적으로 연결되어 동작하는지 확인한다</w:t>
-            </w:r>
-            <w:r>
-              <w:rPr>
-                <w:rFonts w:ascii="맑은 고딕" w:eastAsia="맑은 고딕" w:hAnsi="맑은 고딕" w:cs="맑은 고딕" w:hint="eastAsia"/>
-                <w:color w:val="000000"/>
-                <w:sz w:val="20"/>
-                <w:szCs w:val="20"/>
-              </w:rPr>
-              <w:t>.ㄴ</w:t>
+              <w:t>사용자가 AI 질문 화면에서 프롬프트를 입력하여 질문 후 생성된 프롬프트를 전달받아 화면에 표시하고, 이를 대화방에 공유하는 절차를 수행함에 있어, 각 단위 기능들이 유기적으로 연결되어 동작하는지 확인한다.ㄴ</w:t>
             </w:r>
           </w:p>
         </w:tc>
@@ -19098,7 +18939,7 @@
             <w:pPr>
               <w:spacing w:line="240" w:lineRule="auto"/>
               <w:rPr>
-                <w:rFonts w:ascii="맑은 고딕" w:eastAsia="맑은 고딕" w:hAnsi="맑은 고딕" w:cs="맑은 고딕" w:hint="eastAsia"/>
+                <w:rFonts w:ascii="맑은 고딕" w:eastAsia="맑은 고딕" w:hAnsi="맑은 고딕" w:cs="맑은 고딕"/>
                 <w:color w:val="000000"/>
                 <w:sz w:val="20"/>
                 <w:szCs w:val="20"/>
@@ -19116,7 +18957,7 @@
               <w:spacing w:line="240" w:lineRule="auto"/>
               <w:jc w:val="center"/>
               <w:rPr>
-                <w:rFonts w:ascii="맑은 고딕" w:eastAsia="맑은 고딕" w:hAnsi="맑은 고딕" w:cs="맑은 고딕" w:hint="eastAsia"/>
+                <w:rFonts w:ascii="맑은 고딕" w:eastAsia="맑은 고딕" w:hAnsi="맑은 고딕" w:cs="맑은 고딕"/>
                 <w:color w:val="000000"/>
                 <w:sz w:val="20"/>
                 <w:szCs w:val="20"/>
@@ -19216,7 +19057,7 @@
             <w:pPr>
               <w:spacing w:line="240" w:lineRule="auto"/>
               <w:rPr>
-                <w:rFonts w:ascii="맑은 고딕" w:eastAsia="맑은 고딕" w:hAnsi="맑은 고딕" w:cs="맑은 고딕" w:hint="eastAsia"/>
+                <w:rFonts w:ascii="맑은 고딕" w:eastAsia="맑은 고딕" w:hAnsi="맑은 고딕" w:cs="맑은 고딕"/>
                 <w:color w:val="000000"/>
                 <w:sz w:val="20"/>
                 <w:szCs w:val="20"/>
@@ -19234,7 +19075,7 @@
               <w:spacing w:line="240" w:lineRule="auto"/>
               <w:jc w:val="center"/>
               <w:rPr>
-                <w:rFonts w:ascii="맑은 고딕" w:eastAsia="맑은 고딕" w:hAnsi="맑은 고딕" w:cs="맑은 고딕" w:hint="eastAsia"/>
+                <w:rFonts w:ascii="맑은 고딕" w:eastAsia="맑은 고딕" w:hAnsi="맑은 고딕" w:cs="맑은 고딕"/>
                 <w:color w:val="000000"/>
                 <w:sz w:val="20"/>
                 <w:szCs w:val="20"/>
@@ -19298,7 +19139,7 @@
       <w:pPr>
         <w:spacing w:line="240" w:lineRule="auto"/>
         <w:rPr>
-          <w:rFonts w:ascii="맑은 고딕" w:eastAsia="맑은 고딕" w:hAnsi="맑은 고딕" w:cs="맑은 고딕" w:hint="eastAsia"/>
+          <w:rFonts w:ascii="맑은 고딕" w:eastAsia="맑은 고딕" w:hAnsi="맑은 고딕" w:cs="맑은 고딕"/>
         </w:rPr>
       </w:pPr>
     </w:p>
@@ -19313,7 +19154,6 @@
       <w:bookmarkEnd w:id="7"/>
       <w:bookmarkEnd w:id="8"/>
       <w:r>
-        <w:lastRenderedPageBreak/>
         <w:t xml:space="preserve">4. </w:t>
       </w:r>
       <w:r>
@@ -19432,7 +19272,6 @@
               <w:spacing w:before="100"/>
               <w:jc w:val="center"/>
               <w:rPr>
-                <w:rFonts w:hint="eastAsia"/>
                 <w:lang w:eastAsia="ko-KR"/>
               </w:rPr>
             </w:pPr>
@@ -19503,7 +19342,6 @@
               <w:spacing w:before="100"/>
               <w:jc w:val="center"/>
               <w:rPr>
-                <w:rFonts w:hint="eastAsia"/>
                 <w:lang w:eastAsia="ko-KR"/>
               </w:rPr>
             </w:pPr>
@@ -19823,6 +19661,7 @@
                 <w:color w:val="000000" w:themeColor="text1"/>
                 <w:spacing w:val="-5"/>
               </w:rPr>
+              <w:lastRenderedPageBreak/>
               <w:t>설명</w:t>
             </w:r>
           </w:p>
@@ -19837,7 +19676,6 @@
               <w:pStyle w:val="TableParagraph"/>
               <w:spacing w:line="380" w:lineRule="exact"/>
               <w:rPr>
-                <w:rFonts w:hint="eastAsia"/>
                 <w:lang w:eastAsia="ko-KR"/>
               </w:rPr>
             </w:pPr>
@@ -20224,7 +20062,6 @@
               <w:spacing w:line="211" w:lineRule="auto"/>
               <w:ind w:right="83"/>
               <w:rPr>
-                <w:rFonts w:hint="eastAsia"/>
                 <w:sz w:val="20"/>
                 <w:szCs w:val="20"/>
                 <w:lang w:eastAsia="ko-KR"/>
@@ -20283,52 +20120,7 @@
                 <w:szCs w:val="20"/>
                 <w:lang w:eastAsia="ko-KR"/>
               </w:rPr>
-              <w:t xml:space="preserve">‘학교명을 입력해주세요’ </w:t>
-            </w:r>
-            <w:r>
-              <w:rPr>
-                <w:rFonts w:hint="eastAsia"/>
-                <w:sz w:val="20"/>
-                <w:szCs w:val="20"/>
-                <w:lang w:eastAsia="ko-KR"/>
-              </w:rPr>
-              <w:t xml:space="preserve">라는 </w:t>
-            </w:r>
-            <w:r>
-              <w:rPr>
-                <w:rFonts w:hint="eastAsia"/>
-                <w:sz w:val="20"/>
-                <w:szCs w:val="20"/>
-                <w:lang w:eastAsia="ko-KR"/>
-              </w:rPr>
-              <w:t>메시지</w:t>
-            </w:r>
-            <w:r>
-              <w:rPr>
-                <w:rFonts w:hint="eastAsia"/>
-                <w:sz w:val="20"/>
-                <w:szCs w:val="20"/>
-                <w:lang w:eastAsia="ko-KR"/>
-              </w:rPr>
-              <w:t>가</w:t>
-            </w:r>
-            <w:r>
-              <w:rPr>
-                <w:rFonts w:hint="eastAsia"/>
-                <w:sz w:val="20"/>
-                <w:szCs w:val="20"/>
-                <w:lang w:eastAsia="ko-KR"/>
-              </w:rPr>
-              <w:t xml:space="preserve"> 표시</w:t>
-            </w:r>
-            <w:r>
-              <w:rPr>
-                <w:rFonts w:hint="eastAsia"/>
-                <w:sz w:val="20"/>
-                <w:szCs w:val="20"/>
-                <w:lang w:eastAsia="ko-KR"/>
-              </w:rPr>
-              <w:t>된다,</w:t>
+              <w:t>‘학교명을 입력해주세요’ 라는 메시지가 표시된다,</w:t>
             </w:r>
           </w:p>
         </w:tc>
@@ -20480,7 +20272,7 @@
                 <w:numId w:val="3"/>
               </w:numPr>
               <w:rPr>
-                <w:rFonts w:ascii="맑은 고딕" w:eastAsia="맑은 고딕" w:hAnsi="맑은 고딕" w:hint="eastAsia"/>
+                <w:rFonts w:ascii="맑은 고딕" w:eastAsia="맑은 고딕" w:hAnsi="맑은 고딕"/>
                 <w:sz w:val="20"/>
                 <w:szCs w:val="20"/>
                 <w:lang w:eastAsia="ko-KR"/>
@@ -20753,7 +20545,6 @@
               <w:spacing w:line="211" w:lineRule="auto"/>
               <w:ind w:right="83"/>
               <w:rPr>
-                <w:rFonts w:hint="eastAsia"/>
                 <w:sz w:val="20"/>
                 <w:szCs w:val="20"/>
                 <w:lang w:eastAsia="ko-KR"/>
@@ -21010,16 +20801,7 @@
                 <w:szCs w:val="20"/>
                 <w:lang w:eastAsia="ko-KR"/>
               </w:rPr>
-              <w:t xml:space="preserve">문자열이 포함된 </w:t>
-            </w:r>
-            <w:r>
-              <w:rPr>
-                <w:rFonts w:hint="eastAsia"/>
-                <w:sz w:val="20"/>
-                <w:szCs w:val="20"/>
-                <w:lang w:eastAsia="ko-KR"/>
-              </w:rPr>
-              <w:t>학번을 입력한다.</w:t>
+              <w:t>문자열이 포함된 학번을 입력한다.</w:t>
             </w:r>
           </w:p>
           <w:p>
@@ -21036,7 +20818,6 @@
               <w:spacing w:line="211" w:lineRule="auto"/>
               <w:ind w:right="83"/>
               <w:rPr>
-                <w:rFonts w:hint="eastAsia"/>
                 <w:sz w:val="20"/>
                 <w:szCs w:val="20"/>
                 <w:lang w:eastAsia="ko-KR"/>
@@ -21275,16 +21056,7 @@
                 <w:szCs w:val="20"/>
                 <w:lang w:eastAsia="ko-KR"/>
               </w:rPr>
-              <w:t>특수문자가</w:t>
-            </w:r>
-            <w:r>
-              <w:rPr>
-                <w:rFonts w:hint="eastAsia"/>
-                <w:sz w:val="20"/>
-                <w:szCs w:val="20"/>
-                <w:lang w:eastAsia="ko-KR"/>
-              </w:rPr>
-              <w:t xml:space="preserve"> 포함된 학번을 입력한다.</w:t>
+              <w:t>특수문자가 포함된 학번을 입력한다.</w:t>
             </w:r>
           </w:p>
           <w:p>
@@ -21301,7 +21073,6 @@
               <w:spacing w:line="211" w:lineRule="auto"/>
               <w:ind w:right="83"/>
               <w:rPr>
-                <w:rFonts w:hint="eastAsia"/>
                 <w:sz w:val="20"/>
                 <w:szCs w:val="20"/>
                 <w:lang w:eastAsia="ko-KR"/>
@@ -21424,7 +21195,6 @@
               <w:pStyle w:val="TableParagraph"/>
               <w:ind w:left="99"/>
               <w:rPr>
-                <w:rFonts w:hint="eastAsia"/>
                 <w:sz w:val="20"/>
                 <w:szCs w:val="20"/>
                 <w:lang w:eastAsia="ko-KR"/>
@@ -21505,16 +21275,7 @@
                 <w:szCs w:val="20"/>
                 <w:lang w:eastAsia="ko-KR"/>
               </w:rPr>
-              <w:t>공백이</w:t>
-            </w:r>
-            <w:r>
-              <w:rPr>
-                <w:rFonts w:hint="eastAsia"/>
-                <w:sz w:val="20"/>
-                <w:szCs w:val="20"/>
-                <w:lang w:eastAsia="ko-KR"/>
-              </w:rPr>
-              <w:t xml:space="preserve"> 포함된 학번을 입력한다.</w:t>
+              <w:t>공백이 포함된 학번을 입력한다.</w:t>
             </w:r>
           </w:p>
           <w:p>
@@ -21531,7 +21292,6 @@
               <w:spacing w:line="211" w:lineRule="auto"/>
               <w:ind w:right="83"/>
               <w:rPr>
-                <w:rFonts w:hint="eastAsia"/>
                 <w:sz w:val="20"/>
                 <w:szCs w:val="20"/>
                 <w:lang w:eastAsia="ko-KR"/>
@@ -21613,7 +21373,6 @@
                 <w:sz w:val="20"/>
                 <w:szCs w:val="20"/>
               </w:rPr>
-              <w:lastRenderedPageBreak/>
               <w:t>TC01-7</w:t>
             </w:r>
           </w:p>
@@ -21656,7 +21415,6 @@
               <w:pStyle w:val="TableParagraph"/>
               <w:spacing w:before="241"/>
               <w:rPr>
-                <w:rFonts w:hint="eastAsia"/>
                 <w:sz w:val="20"/>
                 <w:szCs w:val="20"/>
                 <w:lang w:eastAsia="ko-KR"/>
@@ -21751,7 +21509,6 @@
               <w:spacing w:line="211" w:lineRule="auto"/>
               <w:ind w:right="83"/>
               <w:rPr>
-                <w:rFonts w:hint="eastAsia"/>
                 <w:sz w:val="20"/>
                 <w:szCs w:val="20"/>
                 <w:lang w:eastAsia="ko-KR"/>
@@ -21886,25 +21643,7 @@
                 <w:szCs w:val="20"/>
                 <w:lang w:eastAsia="ko-KR"/>
               </w:rPr>
-              <w:t>DB에 존재</w:t>
-            </w:r>
-            <w:r>
-              <w:rPr>
-                <w:rFonts w:hint="eastAsia"/>
-                <w:sz w:val="20"/>
-                <w:szCs w:val="20"/>
-                <w:lang w:eastAsia="ko-KR"/>
-              </w:rPr>
-              <w:t>하</w:t>
-            </w:r>
-            <w:r>
-              <w:rPr>
-                <w:rFonts w:hint="eastAsia"/>
-                <w:sz w:val="20"/>
-                <w:szCs w:val="20"/>
-                <w:lang w:eastAsia="ko-KR"/>
-              </w:rPr>
-              <w:t>는 학적정보</w:t>
+              <w:t>DB에 존재하는 학적정보</w:t>
             </w:r>
           </w:p>
         </w:tc>
@@ -22097,7 +21836,17 @@
                 <w:szCs w:val="20"/>
                 <w:lang w:eastAsia="ko-KR"/>
               </w:rPr>
-              <w:t>회원가입 시 이름에 숫자 입력</w:t>
+              <w:t xml:space="preserve">회원가입 시 이름에 숫자 </w:t>
+            </w:r>
+            <w:r>
+              <w:rPr>
+                <w:rFonts w:hint="eastAsia"/>
+                <w:sz w:val="20"/>
+                <w:szCs w:val="20"/>
+                <w:lang w:eastAsia="ko-KR"/>
+              </w:rPr>
+              <w:lastRenderedPageBreak/>
+              <w:t>입력</w:t>
             </w:r>
           </w:p>
         </w:tc>
@@ -22124,6 +21873,7 @@
                 <w:szCs w:val="20"/>
                 <w:lang w:eastAsia="ko-KR"/>
               </w:rPr>
+              <w:lastRenderedPageBreak/>
               <w:t>숫자 값</w:t>
             </w:r>
           </w:p>
@@ -22169,19 +21919,20 @@
                 <w:numId w:val="10"/>
               </w:numPr>
               <w:rPr>
+                <w:rFonts w:ascii="맑은 고딕" w:eastAsia="맑은 고딕" w:hAnsi="맑은 고딕"/>
+                <w:sz w:val="20"/>
+                <w:szCs w:val="20"/>
+                <w:lang w:eastAsia="ko-KR"/>
+              </w:rPr>
+            </w:pPr>
+            <w:r>
+              <w:rPr>
                 <w:rFonts w:ascii="맑은 고딕" w:eastAsia="맑은 고딕" w:hAnsi="맑은 고딕" w:hint="eastAsia"/>
                 <w:sz w:val="20"/>
                 <w:szCs w:val="20"/>
                 <w:lang w:eastAsia="ko-KR"/>
               </w:rPr>
-            </w:pPr>
-            <w:r>
-              <w:rPr>
-                <w:rFonts w:ascii="맑은 고딕" w:eastAsia="맑은 고딕" w:hAnsi="맑은 고딕" w:hint="eastAsia"/>
-                <w:sz w:val="20"/>
-                <w:szCs w:val="20"/>
-                <w:lang w:eastAsia="ko-KR"/>
-              </w:rPr>
+              <w:lastRenderedPageBreak/>
               <w:t>가입버튼을 클릭한다.</w:t>
             </w:r>
           </w:p>
@@ -22210,6 +21961,7 @@
                 <w:szCs w:val="20"/>
                 <w:lang w:eastAsia="ko-KR"/>
               </w:rPr>
+              <w:lastRenderedPageBreak/>
               <w:t xml:space="preserve">‘숫자는 입력할 수 없습니다’ </w:t>
             </w:r>
             <w:r>
@@ -22219,7 +21971,17 @@
                 <w:szCs w:val="20"/>
                 <w:lang w:eastAsia="ko-KR"/>
               </w:rPr>
-              <w:t>라는 메시지가 표시된다.</w:t>
+              <w:t xml:space="preserve">라는 </w:t>
+            </w:r>
+            <w:r>
+              <w:rPr>
+                <w:rFonts w:hint="eastAsia"/>
+                <w:sz w:val="20"/>
+                <w:szCs w:val="20"/>
+                <w:lang w:eastAsia="ko-KR"/>
+              </w:rPr>
+              <w:lastRenderedPageBreak/>
+              <w:t>메시지가 표시된다.</w:t>
             </w:r>
           </w:p>
         </w:tc>
@@ -22250,6 +22012,7 @@
                 <w:sz w:val="20"/>
                 <w:szCs w:val="20"/>
               </w:rPr>
+              <w:lastRenderedPageBreak/>
               <w:t>TC01-10</w:t>
             </w:r>
           </w:p>
@@ -22292,7 +22055,6 @@
             <w:pPr>
               <w:pStyle w:val="TableParagraph"/>
               <w:rPr>
-                <w:rFonts w:hint="eastAsia"/>
                 <w:sz w:val="20"/>
                 <w:szCs w:val="20"/>
                 <w:lang w:eastAsia="ko-KR"/>
@@ -22358,29 +22120,20 @@
               <w:autoSpaceDN/>
               <w:spacing w:after="160"/>
               <w:rPr>
+                <w:rFonts w:ascii="맑은 고딕" w:eastAsia="맑은 고딕" w:hAnsi="맑은 고딕"/>
+                <w:sz w:val="20"/>
+                <w:szCs w:val="20"/>
+                <w:lang w:eastAsia="ko-KR"/>
+              </w:rPr>
+            </w:pPr>
+            <w:r>
+              <w:rPr>
                 <w:rFonts w:ascii="맑은 고딕" w:eastAsia="맑은 고딕" w:hAnsi="맑은 고딕" w:hint="eastAsia"/>
                 <w:sz w:val="20"/>
                 <w:szCs w:val="20"/>
                 <w:lang w:eastAsia="ko-KR"/>
               </w:rPr>
-            </w:pPr>
-            <w:r>
-              <w:rPr>
-                <w:rFonts w:ascii="맑은 고딕" w:eastAsia="맑은 고딕" w:hAnsi="맑은 고딕" w:hint="eastAsia"/>
-                <w:sz w:val="20"/>
-                <w:szCs w:val="20"/>
-                <w:lang w:eastAsia="ko-KR"/>
-              </w:rPr>
-              <w:t>가입버튼을 클릭한다</w:t>
-            </w:r>
-            <w:r>
-              <w:rPr>
-                <w:rFonts w:ascii="맑은 고딕" w:eastAsia="맑은 고딕" w:hAnsi="맑은 고딕" w:hint="eastAsia"/>
-                <w:sz w:val="20"/>
-                <w:szCs w:val="20"/>
-                <w:lang w:eastAsia="ko-KR"/>
-              </w:rPr>
-              <w:t>.</w:t>
+              <w:t>가입버튼을 클릭한다.</w:t>
             </w:r>
           </w:p>
         </w:tc>
@@ -22455,7 +22208,6 @@
               <w:ind w:left="100" w:right="95"/>
               <w:jc w:val="center"/>
               <w:rPr>
-                <w:rFonts w:hint="eastAsia"/>
                 <w:spacing w:val="-2"/>
                 <w:sz w:val="20"/>
                 <w:szCs w:val="20"/>
@@ -22509,7 +22261,6 @@
             <w:pPr>
               <w:pStyle w:val="TableParagraph"/>
               <w:rPr>
-                <w:rFonts w:hint="eastAsia"/>
                 <w:sz w:val="20"/>
                 <w:szCs w:val="20"/>
                 <w:lang w:eastAsia="ko-KR"/>
@@ -22572,38 +22323,20 @@
               <w:autoSpaceDN/>
               <w:spacing w:after="160"/>
               <w:rPr>
+                <w:rFonts w:ascii="맑은 고딕" w:eastAsia="맑은 고딕" w:hAnsi="맑은 고딕"/>
+                <w:sz w:val="20"/>
+                <w:szCs w:val="20"/>
+                <w:lang w:eastAsia="ko-KR"/>
+              </w:rPr>
+            </w:pPr>
+            <w:r>
+              <w:rPr>
                 <w:rFonts w:ascii="맑은 고딕" w:eastAsia="맑은 고딕" w:hAnsi="맑은 고딕" w:hint="eastAsia"/>
                 <w:sz w:val="20"/>
                 <w:szCs w:val="20"/>
                 <w:lang w:eastAsia="ko-KR"/>
               </w:rPr>
-            </w:pPr>
-            <w:r>
-              <w:rPr>
-                <w:rFonts w:ascii="맑은 고딕" w:eastAsia="맑은 고딕" w:hAnsi="맑은 고딕" w:hint="eastAsia"/>
-                <w:sz w:val="20"/>
-                <w:szCs w:val="20"/>
-                <w:lang w:eastAsia="ko-KR"/>
-              </w:rPr>
-              <w:t>가입</w:t>
-            </w:r>
-            <w:r>
-              <w:rPr>
-                <w:rFonts w:ascii="맑은 고딕" w:eastAsia="맑은 고딕" w:hAnsi="맑은 고딕" w:hint="eastAsia"/>
-                <w:sz w:val="20"/>
-                <w:szCs w:val="20"/>
-                <w:lang w:eastAsia="ko-KR"/>
-              </w:rPr>
-              <w:t xml:space="preserve"> </w:t>
-            </w:r>
-            <w:r>
-              <w:rPr>
-                <w:rFonts w:ascii="맑은 고딕" w:eastAsia="맑은 고딕" w:hAnsi="맑은 고딕" w:hint="eastAsia"/>
-                <w:sz w:val="20"/>
-                <w:szCs w:val="20"/>
-                <w:lang w:eastAsia="ko-KR"/>
-              </w:rPr>
-              <w:t>버튼을 클릭한다</w:t>
+              <w:t>가입 버튼을 클릭한다</w:t>
             </w:r>
           </w:p>
         </w:tc>
@@ -22619,7 +22352,6 @@
               <w:spacing w:line="211" w:lineRule="auto"/>
               <w:ind w:right="168"/>
               <w:rPr>
-                <w:rFonts w:hint="eastAsia"/>
                 <w:sz w:val="20"/>
                 <w:szCs w:val="20"/>
                 <w:lang w:eastAsia="ko-KR"/>
@@ -22641,16 +22373,7 @@
                 <w:szCs w:val="20"/>
                 <w:lang w:eastAsia="ko-KR"/>
               </w:rPr>
-              <w:t>비밀번호는</w:t>
-            </w:r>
-            <w:r>
-              <w:rPr>
-                <w:rFonts w:hint="eastAsia"/>
-                <w:sz w:val="20"/>
-                <w:szCs w:val="20"/>
-                <w:lang w:eastAsia="ko-KR"/>
-              </w:rPr>
-              <w:t xml:space="preserve"> </w:t>
+              <w:t xml:space="preserve">비밀번호는 </w:t>
             </w:r>
             <w:r>
               <w:rPr>
@@ -22724,7 +22447,6 @@
               <w:ind w:left="100" w:right="95"/>
               <w:jc w:val="center"/>
               <w:rPr>
-                <w:rFonts w:hint="eastAsia"/>
                 <w:spacing w:val="-2"/>
                 <w:sz w:val="20"/>
                 <w:szCs w:val="20"/>
@@ -22776,7 +22498,6 @@
             <w:pPr>
               <w:pStyle w:val="TableParagraph"/>
               <w:rPr>
-                <w:rFonts w:hint="eastAsia"/>
                 <w:sz w:val="20"/>
                 <w:szCs w:val="20"/>
                 <w:lang w:eastAsia="ko-KR"/>
@@ -22831,7 +22552,7 @@
                 <w:numId w:val="13"/>
               </w:numPr>
               <w:rPr>
-                <w:rFonts w:ascii="맑은 고딕" w:eastAsia="맑은 고딕" w:hAnsi="맑은 고딕" w:hint="eastAsia"/>
+                <w:rFonts w:ascii="맑은 고딕" w:eastAsia="맑은 고딕" w:hAnsi="맑은 고딕"/>
                 <w:sz w:val="20"/>
                 <w:szCs w:val="20"/>
                 <w:lang w:eastAsia="ko-KR"/>
@@ -22860,7 +22581,6 @@
               <w:spacing w:line="211" w:lineRule="auto"/>
               <w:ind w:right="168"/>
               <w:rPr>
-                <w:rFonts w:hint="eastAsia"/>
                 <w:sz w:val="20"/>
                 <w:szCs w:val="20"/>
                 <w:lang w:eastAsia="ko-KR"/>
@@ -22920,7 +22640,6 @@
               <w:ind w:left="100" w:right="95"/>
               <w:jc w:val="center"/>
               <w:rPr>
-                <w:rFonts w:hint="eastAsia"/>
                 <w:spacing w:val="-2"/>
                 <w:sz w:val="20"/>
                 <w:szCs w:val="20"/>
@@ -22999,7 +22718,6 @@
             <w:pPr>
               <w:pStyle w:val="TableParagraph"/>
               <w:rPr>
-                <w:rFonts w:hint="eastAsia"/>
                 <w:sz w:val="20"/>
                 <w:szCs w:val="20"/>
                 <w:lang w:eastAsia="ko-KR"/>
@@ -23043,16 +22761,7 @@
                 <w:szCs w:val="20"/>
                 <w:lang w:eastAsia="ko-KR"/>
               </w:rPr>
-              <w:t>가입 할 가입정보</w:t>
-            </w:r>
-            <w:r>
-              <w:rPr>
-                <w:rFonts w:ascii="맑은 고딕" w:eastAsia="맑은 고딕" w:hAnsi="맑은 고딕" w:hint="eastAsia"/>
-                <w:sz w:val="20"/>
-                <w:szCs w:val="20"/>
-                <w:lang w:eastAsia="ko-KR"/>
-              </w:rPr>
-              <w:t>를 입력한다.</w:t>
+              <w:t>가입 할 가입정보를 입력한다.</w:t>
             </w:r>
           </w:p>
           <w:p>
@@ -23063,7 +22772,7 @@
                 <w:numId w:val="14"/>
               </w:numPr>
               <w:rPr>
-                <w:rFonts w:ascii="맑은 고딕" w:eastAsia="맑은 고딕" w:hAnsi="맑은 고딕" w:hint="eastAsia"/>
+                <w:rFonts w:ascii="맑은 고딕" w:eastAsia="맑은 고딕" w:hAnsi="맑은 고딕"/>
                 <w:sz w:val="20"/>
                 <w:szCs w:val="20"/>
                 <w:lang w:eastAsia="ko-KR"/>
@@ -23092,7 +22801,6 @@
               <w:spacing w:line="211" w:lineRule="auto"/>
               <w:ind w:right="168"/>
               <w:rPr>
-                <w:rFonts w:hint="eastAsia"/>
                 <w:sz w:val="20"/>
                 <w:szCs w:val="20"/>
                 <w:lang w:eastAsia="ko-KR"/>
@@ -23134,7 +22842,6 @@
               <w:ind w:left="100" w:right="95"/>
               <w:jc w:val="center"/>
               <w:rPr>
-                <w:rFonts w:hint="eastAsia"/>
                 <w:spacing w:val="-2"/>
                 <w:sz w:val="20"/>
                 <w:szCs w:val="20"/>
@@ -23242,7 +22949,7 @@
                 <w:numId w:val="15"/>
               </w:numPr>
               <w:rPr>
-                <w:rFonts w:ascii="맑은 고딕" w:eastAsia="맑은 고딕" w:hAnsi="맑은 고딕" w:hint="eastAsia"/>
+                <w:rFonts w:ascii="맑은 고딕" w:eastAsia="맑은 고딕" w:hAnsi="맑은 고딕"/>
                 <w:sz w:val="20"/>
                 <w:szCs w:val="20"/>
                 <w:lang w:eastAsia="ko-KR"/>
@@ -23271,7 +22978,6 @@
               <w:spacing w:line="211" w:lineRule="auto"/>
               <w:ind w:right="168"/>
               <w:rPr>
-                <w:rFonts w:hint="eastAsia"/>
                 <w:sz w:val="20"/>
                 <w:szCs w:val="20"/>
                 <w:lang w:eastAsia="ko-KR"/>
@@ -23349,7 +23055,6 @@
               <w:ind w:left="100" w:right="95"/>
               <w:jc w:val="center"/>
               <w:rPr>
-                <w:rFonts w:hint="eastAsia"/>
                 <w:spacing w:val="-2"/>
                 <w:sz w:val="20"/>
                 <w:szCs w:val="20"/>
@@ -23415,34 +23120,7 @@
                 <w:szCs w:val="20"/>
                 <w:lang w:eastAsia="ko-KR"/>
               </w:rPr>
-              <w:t>8~13자리</w:t>
-            </w:r>
-            <w:r>
-              <w:rPr>
-                <w:rFonts w:hint="eastAsia"/>
-                <w:sz w:val="20"/>
-                <w:szCs w:val="20"/>
-                <w:lang w:eastAsia="ko-KR"/>
-              </w:rPr>
-              <w:t xml:space="preserve">의 </w:t>
-            </w:r>
-            <w:r>
-              <w:rPr>
-                <w:rFonts w:hint="eastAsia"/>
-                <w:sz w:val="20"/>
-                <w:szCs w:val="20"/>
-                <w:lang w:eastAsia="ko-KR"/>
-              </w:rPr>
-              <w:t>비밀번호</w:t>
-            </w:r>
-            <w:r>
-              <w:rPr>
-                <w:rFonts w:hint="eastAsia"/>
-                <w:sz w:val="20"/>
-                <w:szCs w:val="20"/>
-                <w:lang w:eastAsia="ko-KR"/>
-              </w:rPr>
-              <w:t xml:space="preserve"> 값</w:t>
+              <w:t>8~13자리의 비밀번호 값</w:t>
             </w:r>
           </w:p>
         </w:tc>
@@ -23460,12 +23138,30 @@
                 <w:numId w:val="16"/>
               </w:numPr>
               <w:rPr>
+                <w:rFonts w:ascii="맑은 고딕" w:eastAsia="맑은 고딕" w:hAnsi="맑은 고딕"/>
+                <w:sz w:val="20"/>
+                <w:szCs w:val="20"/>
+                <w:lang w:eastAsia="ko-KR"/>
+              </w:rPr>
+            </w:pPr>
+            <w:r>
+              <w:rPr>
+                <w:rFonts w:ascii="맑은 고딕" w:eastAsia="맑은 고딕" w:hAnsi="맑은 고딕" w:cs="맑은 고딕" w:hint="eastAsia"/>
+                <w:sz w:val="20"/>
+                <w:szCs w:val="20"/>
+                <w:lang w:eastAsia="ko-KR"/>
+              </w:rPr>
+              <w:t>8~13자리</w:t>
+            </w:r>
+            <w:r>
+              <w:rPr>
                 <w:rFonts w:ascii="맑은 고딕" w:eastAsia="맑은 고딕" w:hAnsi="맑은 고딕" w:hint="eastAsia"/>
                 <w:sz w:val="20"/>
                 <w:szCs w:val="20"/>
                 <w:lang w:eastAsia="ko-KR"/>
               </w:rPr>
-            </w:pPr>
+              <w:t xml:space="preserve">의 </w:t>
+            </w:r>
             <w:r>
               <w:rPr>
                 <w:rFonts w:ascii="맑은 고딕" w:eastAsia="맑은 고딕" w:hAnsi="맑은 고딕" w:cs="맑은 고딕" w:hint="eastAsia"/>
@@ -23473,7 +23169,7 @@
                 <w:szCs w:val="20"/>
                 <w:lang w:eastAsia="ko-KR"/>
               </w:rPr>
-              <w:t>8~13자리</w:t>
+              <w:t>비밀번호</w:t>
             </w:r>
             <w:r>
               <w:rPr>
@@ -23482,34 +23178,7 @@
                 <w:szCs w:val="20"/>
                 <w:lang w:eastAsia="ko-KR"/>
               </w:rPr>
-              <w:t xml:space="preserve">의 </w:t>
-            </w:r>
-            <w:r>
-              <w:rPr>
-                <w:rFonts w:ascii="맑은 고딕" w:eastAsia="맑은 고딕" w:hAnsi="맑은 고딕" w:cs="맑은 고딕" w:hint="eastAsia"/>
-                <w:sz w:val="20"/>
-                <w:szCs w:val="20"/>
-                <w:lang w:eastAsia="ko-KR"/>
-              </w:rPr>
-              <w:t>비밀번호</w:t>
-            </w:r>
-            <w:r>
-              <w:rPr>
-                <w:rFonts w:ascii="맑은 고딕" w:eastAsia="맑은 고딕" w:hAnsi="맑은 고딕" w:hint="eastAsia"/>
-                <w:sz w:val="20"/>
-                <w:szCs w:val="20"/>
-                <w:lang w:eastAsia="ko-KR"/>
-              </w:rPr>
-              <w:t xml:space="preserve"> 값</w:t>
-            </w:r>
-            <w:r>
-              <w:rPr>
-                <w:rFonts w:ascii="맑은 고딕" w:eastAsia="맑은 고딕" w:hAnsi="맑은 고딕" w:hint="eastAsia"/>
-                <w:sz w:val="20"/>
-                <w:szCs w:val="20"/>
-                <w:lang w:eastAsia="ko-KR"/>
-              </w:rPr>
-              <w:t>을 입력한다.</w:t>
+              <w:t xml:space="preserve"> 값을 입력한다.</w:t>
             </w:r>
           </w:p>
         </w:tc>
@@ -23525,7 +23194,6 @@
               <w:spacing w:line="211" w:lineRule="auto"/>
               <w:ind w:right="168"/>
               <w:rPr>
-                <w:rFonts w:hint="eastAsia"/>
                 <w:sz w:val="20"/>
                 <w:szCs w:val="20"/>
                 <w:lang w:eastAsia="ko-KR"/>
@@ -23585,7 +23253,6 @@
               <w:ind w:left="100" w:right="95"/>
               <w:jc w:val="center"/>
               <w:rPr>
-                <w:rFonts w:hint="eastAsia"/>
                 <w:spacing w:val="-2"/>
                 <w:sz w:val="20"/>
                 <w:szCs w:val="20"/>
@@ -23625,17 +23292,7 @@
                 <w:szCs w:val="20"/>
                 <w:lang w:eastAsia="ko-KR"/>
               </w:rPr>
-              <w:t xml:space="preserve">로그인 시 일치하지 않는 </w:t>
-            </w:r>
-            <w:r>
-              <w:rPr>
-                <w:rFonts w:hint="eastAsia"/>
-                <w:sz w:val="20"/>
-                <w:szCs w:val="20"/>
-                <w:lang w:eastAsia="ko-KR"/>
-              </w:rPr>
-              <w:lastRenderedPageBreak/>
-              <w:t>비밀번호 입력</w:t>
+              <w:t>로그인 시 일치하지 않는 비밀번호 입력</w:t>
             </w:r>
           </w:p>
         </w:tc>
@@ -23661,7 +23318,6 @@
                 <w:szCs w:val="20"/>
                 <w:lang w:eastAsia="ko-KR"/>
               </w:rPr>
-              <w:lastRenderedPageBreak/>
               <w:t>불일치 비밀빈호 값</w:t>
             </w:r>
           </w:p>
@@ -23704,20 +23360,19 @@
                 <w:numId w:val="17"/>
               </w:numPr>
               <w:rPr>
+                <w:rFonts w:ascii="맑은 고딕" w:eastAsia="맑은 고딕" w:hAnsi="맑은 고딕"/>
+                <w:sz w:val="20"/>
+                <w:szCs w:val="20"/>
+                <w:lang w:eastAsia="ko-KR"/>
+              </w:rPr>
+            </w:pPr>
+            <w:r>
+              <w:rPr>
                 <w:rFonts w:ascii="맑은 고딕" w:eastAsia="맑은 고딕" w:hAnsi="맑은 고딕" w:hint="eastAsia"/>
                 <w:sz w:val="20"/>
                 <w:szCs w:val="20"/>
                 <w:lang w:eastAsia="ko-KR"/>
               </w:rPr>
-            </w:pPr>
-            <w:r>
-              <w:rPr>
-                <w:rFonts w:ascii="맑은 고딕" w:eastAsia="맑은 고딕" w:hAnsi="맑은 고딕" w:hint="eastAsia"/>
-                <w:sz w:val="20"/>
-                <w:szCs w:val="20"/>
-                <w:lang w:eastAsia="ko-KR"/>
-              </w:rPr>
-              <w:lastRenderedPageBreak/>
               <w:t>로그인 버튼을 클릭한다.</w:t>
             </w:r>
           </w:p>
@@ -23734,20 +23389,18 @@
               <w:spacing w:line="211" w:lineRule="auto"/>
               <w:ind w:right="168"/>
               <w:rPr>
-                <w:rFonts w:hint="eastAsia"/>
-                <w:sz w:val="20"/>
-                <w:szCs w:val="20"/>
-                <w:lang w:eastAsia="ko-KR"/>
-              </w:rPr>
-            </w:pPr>
-            <w:r>
-              <w:rPr>
-                <w:rFonts w:hint="eastAsia"/>
-                <w:sz w:val="20"/>
-                <w:szCs w:val="20"/>
-                <w:lang w:eastAsia="ko-KR"/>
-              </w:rPr>
-              <w:lastRenderedPageBreak/>
+                <w:sz w:val="20"/>
+                <w:szCs w:val="20"/>
+                <w:lang w:eastAsia="ko-KR"/>
+              </w:rPr>
+            </w:pPr>
+            <w:r>
+              <w:rPr>
+                <w:rFonts w:hint="eastAsia"/>
+                <w:sz w:val="20"/>
+                <w:szCs w:val="20"/>
+                <w:lang w:eastAsia="ko-KR"/>
+              </w:rPr>
               <w:t>‘잘못된 비밀번호 입니다’</w:t>
             </w:r>
             <w:r>
@@ -23777,7 +23430,6 @@
               <w:ind w:left="100" w:right="95"/>
               <w:jc w:val="center"/>
               <w:rPr>
-                <w:rFonts w:hint="eastAsia"/>
                 <w:spacing w:val="-2"/>
                 <w:sz w:val="20"/>
                 <w:szCs w:val="20"/>
@@ -23885,7 +23537,7 @@
                 <w:numId w:val="18"/>
               </w:numPr>
               <w:rPr>
-                <w:rFonts w:ascii="맑은 고딕" w:eastAsia="맑은 고딕" w:hAnsi="맑은 고딕" w:hint="eastAsia"/>
+                <w:rFonts w:ascii="맑은 고딕" w:eastAsia="맑은 고딕" w:hAnsi="맑은 고딕"/>
                 <w:sz w:val="20"/>
                 <w:szCs w:val="20"/>
                 <w:lang w:eastAsia="ko-KR"/>
@@ -23914,7 +23566,6 @@
               <w:spacing w:line="211" w:lineRule="auto"/>
               <w:ind w:right="168"/>
               <w:rPr>
-                <w:rFonts w:hint="eastAsia"/>
                 <w:sz w:val="20"/>
                 <w:szCs w:val="20"/>
                 <w:lang w:eastAsia="ko-KR"/>
@@ -24007,6 +23658,7 @@
                 <w:color w:val="000000" w:themeColor="text1"/>
                 <w:spacing w:val="-4"/>
               </w:rPr>
+              <w:lastRenderedPageBreak/>
               <w:t>서브시스템</w:t>
             </w:r>
           </w:p>
@@ -24841,7 +24493,6 @@
               <w:spacing w:before="241"/>
               <w:ind w:left="99"/>
               <w:rPr>
-                <w:rFonts w:hint="eastAsia"/>
                 <w:lang w:eastAsia="ko-KR"/>
               </w:rPr>
             </w:pPr>
@@ -24951,16 +24602,7 @@
                 <w:szCs w:val="20"/>
                 <w:lang w:eastAsia="ko-KR"/>
               </w:rPr>
-              <w:t xml:space="preserve"> 메시지</w:t>
-            </w:r>
-            <w:r>
-              <w:rPr>
-                <w:rFonts w:hint="eastAsia"/>
-                <w:sz w:val="20"/>
-                <w:szCs w:val="20"/>
-                <w:lang w:eastAsia="ko-KR"/>
-              </w:rPr>
-              <w:t>가 표시된다.</w:t>
+              <w:t xml:space="preserve"> 메시지가 표시된다.</w:t>
             </w:r>
           </w:p>
         </w:tc>
@@ -25030,7 +24672,6 @@
               <w:pStyle w:val="TableParagraph"/>
               <w:ind w:left="99"/>
               <w:rPr>
-                <w:rFonts w:hint="eastAsia"/>
                 <w:lang w:eastAsia="ko-KR"/>
               </w:rPr>
             </w:pPr>
@@ -25080,7 +24721,7 @@
                 <w:numId w:val="19"/>
               </w:numPr>
               <w:rPr>
-                <w:rFonts w:ascii="맑은 고딕" w:eastAsia="맑은 고딕" w:hAnsi="맑은 고딕" w:hint="eastAsia"/>
+                <w:rFonts w:ascii="맑은 고딕" w:eastAsia="맑은 고딕" w:hAnsi="맑은 고딕"/>
                 <w:lang w:eastAsia="ko-KR"/>
               </w:rPr>
             </w:pPr>
@@ -25196,7 +24837,6 @@
               <w:spacing w:before="241"/>
               <w:ind w:left="99"/>
               <w:rPr>
-                <w:rFonts w:hint="eastAsia"/>
                 <w:lang w:eastAsia="ko-KR"/>
               </w:rPr>
             </w:pPr>
@@ -25286,25 +24926,7 @@
                 <w:szCs w:val="20"/>
                 <w:lang w:eastAsia="ko-KR"/>
               </w:rPr>
-              <w:t xml:space="preserve">해당 사용자 검색 결과(사용자 정보) 와 현재 </w:t>
-            </w:r>
-            <w:r>
-              <w:rPr>
-                <w:rFonts w:hint="eastAsia"/>
-                <w:sz w:val="20"/>
-                <w:szCs w:val="20"/>
-                <w:lang w:eastAsia="ko-KR"/>
-              </w:rPr>
-              <w:t>오프라인</w:t>
-            </w:r>
-            <w:r>
-              <w:rPr>
-                <w:rFonts w:hint="eastAsia"/>
-                <w:sz w:val="20"/>
-                <w:szCs w:val="20"/>
-                <w:lang w:eastAsia="ko-KR"/>
-              </w:rPr>
-              <w:t>임이 표시된다.</w:t>
+              <w:t>해당 사용자 검색 결과(사용자 정보) 와 현재 오프라인임이 표시된다.</w:t>
             </w:r>
           </w:p>
         </w:tc>
@@ -25373,7 +24995,6 @@
             <w:pPr>
               <w:pStyle w:val="TableParagraph"/>
               <w:rPr>
-                <w:rFonts w:hint="eastAsia"/>
                 <w:lang w:eastAsia="ko-KR"/>
               </w:rPr>
             </w:pPr>
@@ -25471,7 +25092,6 @@
                 <w:rFonts w:ascii="맑은 고딕" w:eastAsia="맑은 고딕" w:hAnsi="맑은 고딕" w:hint="eastAsia"/>
                 <w:lang w:eastAsia="ko-KR"/>
               </w:rPr>
-              <w:lastRenderedPageBreak/>
               <w:t>검색한 사용자의 상태를 변경한다.</w:t>
             </w:r>
           </w:p>
@@ -25522,35 +25142,7 @@
                 <w:szCs w:val="20"/>
                 <w:lang w:eastAsia="ko-KR"/>
               </w:rPr>
-              <w:lastRenderedPageBreak/>
-              <w:t xml:space="preserve">재 검색시, </w:t>
-            </w:r>
-            <w:r>
-              <w:rPr>
-                <w:rFonts w:hint="eastAsia"/>
-                <w:sz w:val="20"/>
-                <w:szCs w:val="20"/>
-                <w:lang w:eastAsia="ko-KR"/>
-              </w:rPr>
-              <w:t xml:space="preserve">갱신된 </w:t>
-            </w:r>
-            <w:r>
-              <w:rPr>
-                <w:rFonts w:hint="eastAsia"/>
-                <w:sz w:val="20"/>
-                <w:szCs w:val="20"/>
-                <w:lang w:eastAsia="ko-KR"/>
-              </w:rPr>
-              <w:t>사용자</w:t>
-            </w:r>
-            <w:r>
-              <w:rPr>
-                <w:rFonts w:hint="eastAsia"/>
-                <w:sz w:val="20"/>
-                <w:szCs w:val="20"/>
-                <w:lang w:eastAsia="ko-KR"/>
-              </w:rPr>
-              <w:t>의 상태 정보가 표시된다.</w:t>
+              <w:t>재 검색시, 갱신된 사용자의 상태 정보가 표시된다.</w:t>
             </w:r>
           </w:p>
         </w:tc>
@@ -25630,7 +25222,6 @@
             <w:pPr>
               <w:pStyle w:val="TableParagraph"/>
               <w:rPr>
-                <w:rFonts w:hint="eastAsia"/>
                 <w:lang w:eastAsia="ko-KR"/>
               </w:rPr>
             </w:pPr>
@@ -25684,12 +25275,21 @@
                 <w:numId w:val="22"/>
               </w:numPr>
               <w:rPr>
+                <w:rFonts w:ascii="맑은 고딕" w:eastAsia="맑은 고딕" w:hAnsi="맑은 고딕"/>
+                <w:sz w:val="22"/>
+                <w:szCs w:val="22"/>
+                <w:lang w:eastAsia="ko-KR"/>
+              </w:rPr>
+            </w:pPr>
+            <w:r>
+              <w:rPr>
                 <w:rFonts w:ascii="맑은 고딕" w:eastAsia="맑은 고딕" w:hAnsi="맑은 고딕" w:hint="eastAsia"/>
                 <w:sz w:val="22"/>
                 <w:szCs w:val="22"/>
                 <w:lang w:eastAsia="ko-KR"/>
               </w:rPr>
-            </w:pPr>
+              <w:t xml:space="preserve">검색 버튼을 </w:t>
+            </w:r>
             <w:r>
               <w:rPr>
                 <w:rFonts w:ascii="맑은 고딕" w:eastAsia="맑은 고딕" w:hAnsi="맑은 고딕" w:hint="eastAsia"/>
@@ -25697,7 +25297,8 @@
                 <w:szCs w:val="22"/>
                 <w:lang w:eastAsia="ko-KR"/>
               </w:rPr>
-              <w:t>검색 버튼을 클릭한다.</w:t>
+              <w:lastRenderedPageBreak/>
+              <w:t>클릭한다.</w:t>
             </w:r>
           </w:p>
         </w:tc>
@@ -25723,15 +25324,8 @@
                 <w:szCs w:val="20"/>
                 <w:lang w:eastAsia="ko-KR"/>
               </w:rPr>
-              <w:t>‘</w:t>
-            </w:r>
-            <w:r>
-              <w:rPr>
-                <w:sz w:val="20"/>
-                <w:szCs w:val="20"/>
-                <w:lang w:eastAsia="ko-KR"/>
-              </w:rPr>
-              <w:t>학번은 숫자만 입력 가능합니다.</w:t>
+              <w:lastRenderedPageBreak/>
+              <w:t>‘학번은 숫자만 입력 가능합니다.</w:t>
             </w:r>
             <w:r>
               <w:rPr>
@@ -25748,7 +25342,17 @@
                 <w:szCs w:val="20"/>
                 <w:lang w:eastAsia="ko-KR"/>
               </w:rPr>
-              <w:t>라는 메시지가  표시된다.</w:t>
+              <w:t xml:space="preserve">라는 메시지가  </w:t>
+            </w:r>
+            <w:r>
+              <w:rPr>
+                <w:rFonts w:hint="eastAsia"/>
+                <w:sz w:val="20"/>
+                <w:szCs w:val="20"/>
+                <w:lang w:eastAsia="ko-KR"/>
+              </w:rPr>
+              <w:lastRenderedPageBreak/>
+              <w:t>표시된다.</w:t>
             </w:r>
           </w:p>
         </w:tc>
@@ -26654,7 +26258,6 @@
               <w:ind w:right="83"/>
               <w:jc w:val="center"/>
               <w:rPr>
-                <w:rFonts w:hint="eastAsia"/>
                 <w:lang w:eastAsia="ko-KR"/>
               </w:rPr>
             </w:pPr>
@@ -26679,7 +26282,6 @@
               <w:spacing w:line="325" w:lineRule="exact"/>
               <w:ind w:right="190"/>
               <w:rPr>
-                <w:rFonts w:hint="eastAsia"/>
                 <w:lang w:eastAsia="ko-KR"/>
               </w:rPr>
             </w:pPr>
@@ -26754,7 +26356,6 @@
               <w:ind w:left="99"/>
               <w:jc w:val="center"/>
               <w:rPr>
-                <w:rFonts w:hint="eastAsia"/>
                 <w:lang w:eastAsia="ko-KR"/>
               </w:rPr>
             </w:pPr>
@@ -26806,7 +26407,7 @@
               </w:numPr>
               <w:jc w:val="center"/>
               <w:rPr>
-                <w:rFonts w:ascii="맑은 고딕" w:eastAsia="맑은 고딕" w:hAnsi="맑은 고딕" w:hint="eastAsia"/>
+                <w:rFonts w:ascii="맑은 고딕" w:eastAsia="맑은 고딕" w:hAnsi="맑은 고딕"/>
                 <w:lang w:eastAsia="ko-KR"/>
               </w:rPr>
             </w:pPr>
@@ -26867,43 +26468,7 @@
                 <w:szCs w:val="20"/>
                 <w:lang w:eastAsia="ko-KR"/>
               </w:rPr>
-              <w:t xml:space="preserve"> 라는 </w:t>
-            </w:r>
-            <w:r>
-              <w:rPr>
-                <w:rFonts w:hint="eastAsia"/>
-                <w:sz w:val="20"/>
-                <w:szCs w:val="20"/>
-                <w:lang w:eastAsia="ko-KR"/>
-              </w:rPr>
-              <w:t>메시지</w:t>
-            </w:r>
-            <w:r>
-              <w:rPr>
-                <w:rFonts w:hint="eastAsia"/>
-                <w:sz w:val="20"/>
-                <w:szCs w:val="20"/>
-                <w:lang w:eastAsia="ko-KR"/>
-              </w:rPr>
-              <w:t>가</w:t>
-            </w:r>
-            <w:r>
-              <w:rPr>
-                <w:rFonts w:hint="eastAsia"/>
-                <w:sz w:val="20"/>
-                <w:szCs w:val="20"/>
-                <w:lang w:eastAsia="ko-KR"/>
-              </w:rPr>
-              <w:t xml:space="preserve"> 표시</w:t>
-            </w:r>
-            <w:r>
-              <w:rPr>
-                <w:rFonts w:hint="eastAsia"/>
-                <w:sz w:val="20"/>
-                <w:szCs w:val="20"/>
-                <w:lang w:eastAsia="ko-KR"/>
-              </w:rPr>
-              <w:t>된다.</w:t>
+              <w:t xml:space="preserve"> 라는 메시지가 표시된다.</w:t>
             </w:r>
           </w:p>
         </w:tc>
@@ -26970,7 +26535,6 @@
               <w:ind w:left="99"/>
               <w:jc w:val="center"/>
               <w:rPr>
-                <w:rFonts w:hint="eastAsia"/>
                 <w:lang w:eastAsia="ko-KR"/>
               </w:rPr>
             </w:pPr>
@@ -27030,7 +26594,6 @@
               <w:ind w:right="83"/>
               <w:jc w:val="center"/>
               <w:rPr>
-                <w:rFonts w:hint="eastAsia"/>
                 <w:lang w:eastAsia="ko-KR"/>
               </w:rPr>
             </w:pPr>
@@ -27065,34 +26628,7 @@
                 <w:szCs w:val="20"/>
                 <w:lang w:eastAsia="ko-KR"/>
               </w:rPr>
-              <w:t xml:space="preserve">해당 메시지 전송 후 </w:t>
-            </w:r>
-            <w:r>
-              <w:rPr>
-                <w:rFonts w:hint="eastAsia"/>
-                <w:sz w:val="20"/>
-                <w:szCs w:val="20"/>
-                <w:lang w:eastAsia="ko-KR"/>
-              </w:rPr>
-              <w:t>메시지 입력창이 비워져 전송</w:t>
-            </w:r>
-            <w:r>
-              <w:rPr>
-                <w:rFonts w:hint="eastAsia"/>
-                <w:sz w:val="20"/>
-                <w:szCs w:val="20"/>
-                <w:lang w:eastAsia="ko-KR"/>
-              </w:rPr>
-              <w:t xml:space="preserve"> 버튼 비활성화</w:t>
-            </w:r>
-            <w:r>
-              <w:rPr>
-                <w:rFonts w:hint="eastAsia"/>
-                <w:sz w:val="20"/>
-                <w:szCs w:val="20"/>
-                <w:lang w:eastAsia="ko-KR"/>
-              </w:rPr>
-              <w:t>된다.</w:t>
+              <w:t>해당 메시지 전송 후 메시지 입력창이 비워져 전송 버튼 비활성화된다.</w:t>
             </w:r>
           </w:p>
         </w:tc>
@@ -27216,24 +26752,16 @@
               </w:numPr>
               <w:jc w:val="center"/>
               <w:rPr>
+                <w:rFonts w:ascii="맑은 고딕" w:eastAsia="맑은 고딕" w:hAnsi="맑은 고딕"/>
+                <w:lang w:eastAsia="ko-KR"/>
+              </w:rPr>
+            </w:pPr>
+            <w:r>
+              <w:rPr>
                 <w:rFonts w:ascii="맑은 고딕" w:eastAsia="맑은 고딕" w:hAnsi="맑은 고딕" w:hint="eastAsia"/>
                 <w:lang w:eastAsia="ko-KR"/>
               </w:rPr>
-            </w:pPr>
-            <w:r>
-              <w:rPr>
-                <w:rFonts w:ascii="맑은 고딕" w:eastAsia="맑은 고딕" w:hAnsi="맑은 고딕" w:hint="eastAsia"/>
-                <w:lang w:eastAsia="ko-KR"/>
-              </w:rPr>
-              <w:t xml:space="preserve">전송 버튼을 </w:t>
-            </w:r>
-            <w:r>
-              <w:rPr>
-                <w:rFonts w:ascii="맑은 고딕" w:eastAsia="맑은 고딕" w:hAnsi="맑은 고딕" w:hint="eastAsia"/>
-                <w:lang w:eastAsia="ko-KR"/>
-              </w:rPr>
-              <w:lastRenderedPageBreak/>
-              <w:t>클릭한다.</w:t>
+              <w:t>전송 버튼을 클릭한다.</w:t>
             </w:r>
           </w:p>
         </w:tc>
@@ -27249,25 +26777,15 @@
               <w:spacing w:line="211" w:lineRule="auto"/>
               <w:ind w:right="168"/>
               <w:rPr>
-                <w:rFonts w:hint="eastAsia"/>
-                <w:lang w:eastAsia="ko-KR"/>
-              </w:rPr>
-            </w:pPr>
-            <w:r>
-              <w:rPr>
-                <w:rFonts w:hint="eastAsia"/>
-                <w:lang w:eastAsia="ko-KR"/>
-              </w:rPr>
-              <w:lastRenderedPageBreak/>
-              <w:t xml:space="preserve">스크립트 코드가 텍스트로 </w:t>
-            </w:r>
-            <w:r>
-              <w:rPr>
-                <w:rFonts w:hint="eastAsia"/>
-                <w:lang w:eastAsia="ko-KR"/>
-              </w:rPr>
-              <w:lastRenderedPageBreak/>
-              <w:t>치환되어 메시지 전송 로직을 수행한다.</w:t>
+                <w:lang w:eastAsia="ko-KR"/>
+              </w:rPr>
+            </w:pPr>
+            <w:r>
+              <w:rPr>
+                <w:rFonts w:hint="eastAsia"/>
+                <w:lang w:eastAsia="ko-KR"/>
+              </w:rPr>
+              <w:t>스크립트 코드가 텍스트로 치환되어 메시지 전송 로직을 수행한다.</w:t>
             </w:r>
           </w:p>
         </w:tc>
@@ -27292,7 +26810,6 @@
                 <w:rFonts w:hint="eastAsia"/>
                 <w:spacing w:val="-2"/>
               </w:rPr>
-              <w:lastRenderedPageBreak/>
               <w:t>TC03-5</w:t>
             </w:r>
           </w:p>
@@ -27385,7 +26902,7 @@
               </w:numPr>
               <w:jc w:val="center"/>
               <w:rPr>
-                <w:rFonts w:ascii="맑은 고딕" w:eastAsia="맑은 고딕" w:hAnsi="맑은 고딕" w:hint="eastAsia"/>
+                <w:rFonts w:ascii="맑은 고딕" w:eastAsia="맑은 고딕" w:hAnsi="맑은 고딕"/>
                 <w:lang w:eastAsia="ko-KR"/>
               </w:rPr>
             </w:pPr>
@@ -27411,7 +26928,6 @@
               <w:ind w:right="168"/>
               <w:jc w:val="center"/>
               <w:rPr>
-                <w:rFonts w:hint="eastAsia"/>
                 <w:lang w:eastAsia="ko-KR"/>
               </w:rPr>
             </w:pPr>
@@ -27840,7 +27356,6 @@
               <w:ind w:right="320"/>
               <w:jc w:val="center"/>
               <w:rPr>
-                <w:rFonts w:hint="eastAsia"/>
                 <w:lang w:eastAsia="ko-KR"/>
               </w:rPr>
             </w:pPr>
@@ -28295,7 +27810,7 @@
               </w:numPr>
               <w:jc w:val="center"/>
               <w:rPr>
-                <w:rFonts w:ascii="맑은 고딕" w:eastAsia="맑은 고딕" w:hAnsi="맑은 고딕" w:hint="eastAsia"/>
+                <w:rFonts w:ascii="맑은 고딕" w:eastAsia="맑은 고딕" w:hAnsi="맑은 고딕"/>
                 <w:lang w:eastAsia="ko-KR"/>
               </w:rPr>
             </w:pPr>
@@ -28318,7 +27833,7 @@
             <w:pPr>
               <w:jc w:val="center"/>
               <w:rPr>
-                <w:rFonts w:ascii="맑은 고딕" w:eastAsia="맑은 고딕" w:hAnsi="맑은 고딕" w:hint="eastAsia"/>
+                <w:rFonts w:ascii="맑은 고딕" w:eastAsia="맑은 고딕" w:hAnsi="맑은 고딕"/>
                 <w:lang w:eastAsia="ko-KR"/>
               </w:rPr>
             </w:pPr>
@@ -28391,7 +27906,7 @@
             <w:pPr>
               <w:jc w:val="center"/>
               <w:rPr>
-                <w:rFonts w:ascii="맑은 고딕" w:eastAsia="맑은 고딕" w:hAnsi="맑은 고딕" w:hint="eastAsia"/>
+                <w:rFonts w:ascii="맑은 고딕" w:eastAsia="맑은 고딕" w:hAnsi="맑은 고딕"/>
                 <w:lang w:eastAsia="ko-KR"/>
               </w:rPr>
             </w:pPr>
@@ -28422,7 +27937,7 @@
               </w:numPr>
               <w:jc w:val="center"/>
               <w:rPr>
-                <w:rFonts w:ascii="맑은 고딕" w:eastAsia="맑은 고딕" w:hAnsi="맑은 고딕" w:hint="eastAsia"/>
+                <w:rFonts w:ascii="맑은 고딕" w:eastAsia="맑은 고딕" w:hAnsi="맑은 고딕"/>
                 <w:lang w:eastAsia="ko-KR"/>
               </w:rPr>
             </w:pPr>
@@ -28568,7 +28083,7 @@
               </w:numPr>
               <w:jc w:val="center"/>
               <w:rPr>
-                <w:rFonts w:ascii="맑은 고딕" w:eastAsia="맑은 고딕" w:hAnsi="맑은 고딕" w:hint="eastAsia"/>
+                <w:rFonts w:ascii="맑은 고딕" w:eastAsia="맑은 고딕" w:hAnsi="맑은 고딕"/>
                 <w:lang w:eastAsia="ko-KR"/>
               </w:rPr>
             </w:pPr>
@@ -28605,7 +28120,7 @@
             <w:pPr>
               <w:jc w:val="center"/>
               <w:rPr>
-                <w:rFonts w:ascii="맑은 고딕" w:eastAsia="맑은 고딕" w:hAnsi="맑은 고딕" w:hint="eastAsia"/>
+                <w:rFonts w:ascii="맑은 고딕" w:eastAsia="맑은 고딕" w:hAnsi="맑은 고딕"/>
                 <w:lang w:eastAsia="ko-KR"/>
               </w:rPr>
             </w:pPr>
@@ -28678,7 +28193,7 @@
             <w:pPr>
               <w:jc w:val="center"/>
               <w:rPr>
-                <w:rFonts w:ascii="맑은 고딕" w:eastAsia="맑은 고딕" w:hAnsi="맑은 고딕" w:hint="eastAsia"/>
+                <w:rFonts w:ascii="맑은 고딕" w:eastAsia="맑은 고딕" w:hAnsi="맑은 고딕"/>
                 <w:lang w:eastAsia="ko-KR"/>
               </w:rPr>
             </w:pPr>
@@ -28730,7 +28245,7 @@
               </w:numPr>
               <w:jc w:val="center"/>
               <w:rPr>
-                <w:rFonts w:ascii="맑은 고딕" w:eastAsia="맑은 고딕" w:hAnsi="맑은 고딕" w:hint="eastAsia"/>
+                <w:rFonts w:ascii="맑은 고딕" w:eastAsia="맑은 고딕" w:hAnsi="맑은 고딕"/>
                 <w:lang w:eastAsia="ko-KR"/>
               </w:rPr>
             </w:pPr>
@@ -28753,7 +28268,7 @@
             <w:pPr>
               <w:jc w:val="center"/>
               <w:rPr>
-                <w:rFonts w:ascii="맑은 고딕" w:eastAsia="맑은 고딕" w:hAnsi="맑은 고딕" w:hint="eastAsia"/>
+                <w:rFonts w:ascii="맑은 고딕" w:eastAsia="맑은 고딕" w:hAnsi="맑은 고딕"/>
                 <w:lang w:eastAsia="ko-KR"/>
               </w:rPr>
             </w:pPr>
@@ -28825,7 +28340,7 @@
             <w:pPr>
               <w:jc w:val="center"/>
               <w:rPr>
-                <w:rFonts w:ascii="맑은 고딕" w:eastAsia="맑은 고딕" w:hAnsi="맑은 고딕" w:hint="eastAsia"/>
+                <w:rFonts w:ascii="맑은 고딕" w:eastAsia="맑은 고딕" w:hAnsi="맑은 고딕"/>
                 <w:lang w:eastAsia="ko-KR"/>
               </w:rPr>
             </w:pPr>
@@ -28877,24 +28392,16 @@
               </w:numPr>
               <w:jc w:val="center"/>
               <w:rPr>
+                <w:rFonts w:ascii="맑은 고딕" w:eastAsia="맑은 고딕" w:hAnsi="맑은 고딕"/>
+                <w:lang w:eastAsia="ko-KR"/>
+              </w:rPr>
+            </w:pPr>
+            <w:r>
+              <w:rPr>
                 <w:rFonts w:ascii="맑은 고딕" w:eastAsia="맑은 고딕" w:hAnsi="맑은 고딕" w:hint="eastAsia"/>
                 <w:lang w:eastAsia="ko-KR"/>
               </w:rPr>
-            </w:pPr>
-            <w:r>
-              <w:rPr>
-                <w:rFonts w:ascii="맑은 고딕" w:eastAsia="맑은 고딕" w:hAnsi="맑은 고딕" w:hint="eastAsia"/>
-                <w:lang w:eastAsia="ko-KR"/>
-              </w:rPr>
-              <w:t xml:space="preserve">대화 시작 버튼을 </w:t>
-            </w:r>
-            <w:r>
-              <w:rPr>
-                <w:rFonts w:ascii="맑은 고딕" w:eastAsia="맑은 고딕" w:hAnsi="맑은 고딕" w:hint="eastAsia"/>
-                <w:lang w:eastAsia="ko-KR"/>
-              </w:rPr>
-              <w:lastRenderedPageBreak/>
-              <w:t>클릭한다.</w:t>
+              <w:t>대화 시작 버튼을 클릭한다.</w:t>
             </w:r>
           </w:p>
         </w:tc>
@@ -28908,16 +28415,15 @@
             <w:pPr>
               <w:jc w:val="center"/>
               <w:rPr>
+                <w:rFonts w:ascii="맑은 고딕" w:eastAsia="맑은 고딕" w:hAnsi="맑은 고딕"/>
+                <w:lang w:eastAsia="ko-KR"/>
+              </w:rPr>
+            </w:pPr>
+            <w:r>
+              <w:rPr>
                 <w:rFonts w:ascii="맑은 고딕" w:eastAsia="맑은 고딕" w:hAnsi="맑은 고딕" w:hint="eastAsia"/>
                 <w:lang w:eastAsia="ko-KR"/>
               </w:rPr>
-            </w:pPr>
-            <w:r>
-              <w:rPr>
-                <w:rFonts w:ascii="맑은 고딕" w:eastAsia="맑은 고딕" w:hAnsi="맑은 고딕" w:hint="eastAsia"/>
-                <w:lang w:eastAsia="ko-KR"/>
-              </w:rPr>
-              <w:lastRenderedPageBreak/>
               <w:t>채팅 화면으로 이동한다.</w:t>
             </w:r>
           </w:p>
@@ -29013,7 +28519,7 @@
               </w:numPr>
               <w:jc w:val="center"/>
               <w:rPr>
-                <w:rFonts w:ascii="맑은 고딕" w:eastAsia="맑은 고딕" w:hAnsi="맑은 고딕" w:hint="eastAsia"/>
+                <w:rFonts w:ascii="맑은 고딕" w:eastAsia="맑은 고딕" w:hAnsi="맑은 고딕"/>
                 <w:lang w:eastAsia="ko-KR"/>
               </w:rPr>
             </w:pPr>
@@ -29036,7 +28542,7 @@
             <w:pPr>
               <w:jc w:val="center"/>
               <w:rPr>
-                <w:rFonts w:ascii="맑은 고딕" w:eastAsia="맑은 고딕" w:hAnsi="맑은 고딕" w:hint="eastAsia"/>
+                <w:rFonts w:ascii="맑은 고딕" w:eastAsia="맑은 고딕" w:hAnsi="맑은 고딕"/>
                 <w:lang w:eastAsia="ko-KR"/>
               </w:rPr>
             </w:pPr>
@@ -29225,7 +28731,15 @@
                 <w:rFonts w:ascii="맑은 고딕" w:eastAsia="맑은 고딕" w:hAnsi="맑은 고딕" w:hint="eastAsia"/>
                 <w:lang w:eastAsia="ko-KR"/>
               </w:rPr>
-              <w:t>메시징 서브시스템</w:t>
+              <w:t xml:space="preserve">메시징 </w:t>
+            </w:r>
+            <w:r>
+              <w:rPr>
+                <w:rFonts w:ascii="맑은 고딕" w:eastAsia="맑은 고딕" w:hAnsi="맑은 고딕" w:hint="eastAsia"/>
+                <w:lang w:eastAsia="ko-KR"/>
+              </w:rPr>
+              <w:lastRenderedPageBreak/>
+              <w:t>서브시스템</w:t>
             </w:r>
           </w:p>
         </w:tc>
@@ -29251,6 +28765,7 @@
                 <w:b/>
                 <w:color w:val="000000" w:themeColor="text1"/>
               </w:rPr>
+              <w:lastRenderedPageBreak/>
               <w:t>구현</w:t>
             </w:r>
             <w:r>
@@ -29465,7 +28980,6 @@
               <w:ind w:right="320"/>
               <w:jc w:val="center"/>
               <w:rPr>
-                <w:rFonts w:hint="eastAsia"/>
                 <w:lang w:eastAsia="ko-KR"/>
               </w:rPr>
             </w:pPr>
@@ -29572,7 +29086,6 @@
               <w:spacing w:line="380" w:lineRule="exact"/>
               <w:jc w:val="center"/>
               <w:rPr>
-                <w:rFonts w:hint="eastAsia"/>
                 <w:lang w:eastAsia="ko-KR"/>
               </w:rPr>
             </w:pPr>
@@ -29922,7 +29435,7 @@
                 <w:numId w:val="34"/>
               </w:numPr>
               <w:rPr>
-                <w:rFonts w:ascii="맑은 고딕" w:eastAsia="맑은 고딕" w:hAnsi="맑은 고딕" w:hint="eastAsia"/>
+                <w:rFonts w:ascii="맑은 고딕" w:eastAsia="맑은 고딕" w:hAnsi="맑은 고딕"/>
                 <w:lang w:eastAsia="ko-KR"/>
               </w:rPr>
             </w:pPr>
@@ -30139,7 +29652,7 @@
                 <w:numId w:val="35"/>
               </w:numPr>
               <w:rPr>
-                <w:rFonts w:ascii="맑은 고딕" w:eastAsia="맑은 고딕" w:hAnsi="맑은 고딕" w:hint="eastAsia"/>
+                <w:rFonts w:ascii="맑은 고딕" w:eastAsia="맑은 고딕" w:hAnsi="맑은 고딕"/>
                 <w:lang w:eastAsia="ko-KR"/>
               </w:rPr>
             </w:pPr>
@@ -30201,7 +29714,16 @@
                 <w:szCs w:val="20"/>
                 <w:lang w:eastAsia="ko-KR"/>
               </w:rPr>
-              <w:t>해당 대화방 화면이</w:t>
+              <w:t xml:space="preserve">해당 대화방 화면이 닫히고 메인 화면 으로 이동한다. 다른 사용자 대화방 화면에 </w:t>
+            </w:r>
+            <w:r>
+              <w:rPr>
+                <w:rFonts w:ascii="맑은 고딕" w:eastAsia="맑은 고딕" w:hAnsi="맑은 고딕" w:cs="맑은 고딕"/>
+                <w:sz w:val="20"/>
+                <w:szCs w:val="20"/>
+                <w:lang w:eastAsia="ko-KR"/>
+              </w:rPr>
+              <w:t>‘</w:t>
             </w:r>
             <w:r>
               <w:rPr>
@@ -30210,7 +29732,16 @@
                 <w:szCs w:val="20"/>
                 <w:lang w:eastAsia="ko-KR"/>
               </w:rPr>
-              <w:t xml:space="preserve"> </w:t>
+              <w:t>사용자님이 나갔습니다</w:t>
+            </w:r>
+            <w:r>
+              <w:rPr>
+                <w:rFonts w:ascii="맑은 고딕" w:eastAsia="맑은 고딕" w:hAnsi="맑은 고딕" w:cs="맑은 고딕"/>
+                <w:sz w:val="20"/>
+                <w:szCs w:val="20"/>
+                <w:lang w:eastAsia="ko-KR"/>
+              </w:rPr>
+              <w:t>’</w:t>
             </w:r>
             <w:r>
               <w:rPr>
@@ -30219,7 +29750,7 @@
                 <w:szCs w:val="20"/>
                 <w:lang w:eastAsia="ko-KR"/>
               </w:rPr>
-              <w:t xml:space="preserve">닫히고 메인 화면 </w:t>
+              <w:t xml:space="preserve"> 라는 시스템 메시지</w:t>
             </w:r>
             <w:r>
               <w:rPr>
@@ -30228,7 +29759,7 @@
                 <w:szCs w:val="20"/>
                 <w:lang w:eastAsia="ko-KR"/>
               </w:rPr>
-              <w:t xml:space="preserve">으로 </w:t>
+              <w:t xml:space="preserve">가 </w:t>
             </w:r>
             <w:r>
               <w:rPr>
@@ -30237,124 +29768,7 @@
                 <w:szCs w:val="20"/>
                 <w:lang w:eastAsia="ko-KR"/>
               </w:rPr>
-              <w:t>이동</w:t>
-            </w:r>
-            <w:r>
-              <w:rPr>
-                <w:rFonts w:ascii="맑은 고딕" w:eastAsia="맑은 고딕" w:hAnsi="맑은 고딕" w:cs="맑은 고딕" w:hint="eastAsia"/>
-                <w:sz w:val="20"/>
-                <w:szCs w:val="20"/>
-                <w:lang w:eastAsia="ko-KR"/>
-              </w:rPr>
-              <w:t>한다.</w:t>
-            </w:r>
-            <w:r>
-              <w:rPr>
-                <w:rFonts w:ascii="맑은 고딕" w:eastAsia="맑은 고딕" w:hAnsi="맑은 고딕" w:cs="맑은 고딕" w:hint="eastAsia"/>
-                <w:sz w:val="20"/>
-                <w:szCs w:val="20"/>
-                <w:lang w:eastAsia="ko-KR"/>
-              </w:rPr>
-              <w:t xml:space="preserve"> </w:t>
-            </w:r>
-            <w:r>
-              <w:rPr>
-                <w:rFonts w:ascii="맑은 고딕" w:eastAsia="맑은 고딕" w:hAnsi="맑은 고딕" w:cs="맑은 고딕" w:hint="eastAsia"/>
-                <w:sz w:val="20"/>
-                <w:szCs w:val="20"/>
-                <w:lang w:eastAsia="ko-KR"/>
-              </w:rPr>
-              <w:t>다른 사용자</w:t>
-            </w:r>
-            <w:r>
-              <w:rPr>
-                <w:rFonts w:ascii="맑은 고딕" w:eastAsia="맑은 고딕" w:hAnsi="맑은 고딕" w:cs="맑은 고딕" w:hint="eastAsia"/>
-                <w:sz w:val="20"/>
-                <w:szCs w:val="20"/>
-                <w:lang w:eastAsia="ko-KR"/>
-              </w:rPr>
-              <w:t xml:space="preserve"> 대화방 화면에 </w:t>
-            </w:r>
-            <w:r>
-              <w:rPr>
-                <w:rFonts w:ascii="맑은 고딕" w:eastAsia="맑은 고딕" w:hAnsi="맑은 고딕" w:cs="맑은 고딕"/>
-                <w:sz w:val="20"/>
-                <w:szCs w:val="20"/>
-                <w:lang w:eastAsia="ko-KR"/>
-              </w:rPr>
-              <w:t>‘</w:t>
-            </w:r>
-            <w:r>
-              <w:rPr>
-                <w:rFonts w:ascii="맑은 고딕" w:eastAsia="맑은 고딕" w:hAnsi="맑은 고딕" w:cs="맑은 고딕" w:hint="eastAsia"/>
-                <w:sz w:val="20"/>
-                <w:szCs w:val="20"/>
-                <w:lang w:eastAsia="ko-KR"/>
-              </w:rPr>
-              <w:t>사용자님이 나갔습니다</w:t>
-            </w:r>
-            <w:r>
-              <w:rPr>
-                <w:rFonts w:ascii="맑은 고딕" w:eastAsia="맑은 고딕" w:hAnsi="맑은 고딕" w:cs="맑은 고딕"/>
-                <w:sz w:val="20"/>
-                <w:szCs w:val="20"/>
-                <w:lang w:eastAsia="ko-KR"/>
-              </w:rPr>
-              <w:t>’</w:t>
-            </w:r>
-            <w:r>
-              <w:rPr>
-                <w:rFonts w:ascii="맑은 고딕" w:eastAsia="맑은 고딕" w:hAnsi="맑은 고딕" w:cs="맑은 고딕" w:hint="eastAsia"/>
-                <w:sz w:val="20"/>
-                <w:szCs w:val="20"/>
-                <w:lang w:eastAsia="ko-KR"/>
-              </w:rPr>
-              <w:t xml:space="preserve"> 라는</w:t>
-            </w:r>
-            <w:r>
-              <w:rPr>
-                <w:rFonts w:ascii="맑은 고딕" w:eastAsia="맑은 고딕" w:hAnsi="맑은 고딕" w:cs="맑은 고딕" w:hint="eastAsia"/>
-                <w:sz w:val="20"/>
-                <w:szCs w:val="20"/>
-                <w:lang w:eastAsia="ko-KR"/>
-              </w:rPr>
-              <w:t xml:space="preserve"> 시스템 메시지</w:t>
-            </w:r>
-            <w:r>
-              <w:rPr>
-                <w:rFonts w:ascii="맑은 고딕" w:eastAsia="맑은 고딕" w:hAnsi="맑은 고딕" w:cs="맑은 고딕" w:hint="eastAsia"/>
-                <w:sz w:val="20"/>
-                <w:szCs w:val="20"/>
-                <w:lang w:eastAsia="ko-KR"/>
-              </w:rPr>
-              <w:t xml:space="preserve">가 </w:t>
-            </w:r>
-            <w:r>
-              <w:rPr>
-                <w:rFonts w:ascii="맑은 고딕" w:eastAsia="맑은 고딕" w:hAnsi="맑은 고딕" w:cs="맑은 고딕" w:hint="eastAsia"/>
-                <w:sz w:val="20"/>
-                <w:szCs w:val="20"/>
-                <w:lang w:eastAsia="ko-KR"/>
-              </w:rPr>
-              <w:t>표시</w:t>
-            </w:r>
-            <w:r>
-              <w:rPr>
-                <w:rFonts w:ascii="맑은 고딕" w:eastAsia="맑은 고딕" w:hAnsi="맑은 고딕" w:cs="맑은 고딕" w:hint="eastAsia"/>
-                <w:sz w:val="20"/>
-                <w:szCs w:val="20"/>
-                <w:lang w:eastAsia="ko-KR"/>
-              </w:rPr>
-              <w:t>된다.</w:t>
-            </w:r>
-            <w:r>
-              <w:rPr>
-                <w:rFonts w:ascii="맑은 고딕" w:eastAsia="맑은 고딕" w:hAnsi="맑은 고딕" w:cs="맑은 고딕" w:hint="eastAsia"/>
-                <w:sz w:val="20"/>
-                <w:szCs w:val="20"/>
-                <w:lang w:eastAsia="ko-KR"/>
-              </w:rPr>
-              <w:t xml:space="preserve"> </w:t>
+              <w:t xml:space="preserve">표시된다. </w:t>
             </w:r>
           </w:p>
         </w:tc>
@@ -30370,7 +29784,7 @@
     <w:p>
       <w:pPr>
         <w:rPr>
-          <w:rFonts w:ascii="맑은 고딕" w:eastAsia="맑은 고딕" w:hAnsi="맑은 고딕" w:hint="eastAsia"/>
+          <w:rFonts w:ascii="맑은 고딕" w:eastAsia="맑은 고딕" w:hAnsi="맑은 고딕"/>
         </w:rPr>
       </w:pPr>
     </w:p>
@@ -30781,23 +30195,15 @@
               <w:ind w:right="320"/>
               <w:jc w:val="center"/>
               <w:rPr>
-                <w:rFonts w:hint="eastAsia"/>
-                <w:lang w:eastAsia="ko-KR"/>
-              </w:rPr>
-            </w:pPr>
-            <w:r>
-              <w:rPr>
-                <w:rFonts w:hint="eastAsia"/>
-                <w:lang w:eastAsia="ko-KR"/>
-              </w:rPr>
-              <w:t xml:space="preserve">대화방 </w:t>
-            </w:r>
-            <w:r>
-              <w:rPr>
-                <w:rFonts w:hint="eastAsia"/>
-                <w:lang w:eastAsia="ko-KR"/>
-              </w:rPr>
-              <w:t>초대</w:t>
+                <w:lang w:eastAsia="ko-KR"/>
+              </w:rPr>
+            </w:pPr>
+            <w:r>
+              <w:rPr>
+                <w:rFonts w:hint="eastAsia"/>
+                <w:lang w:eastAsia="ko-KR"/>
+              </w:rPr>
+              <w:t>대화방 초대</w:t>
             </w:r>
           </w:p>
         </w:tc>
@@ -30895,7 +30301,6 @@
               <w:spacing w:line="380" w:lineRule="exact"/>
               <w:jc w:val="center"/>
               <w:rPr>
-                <w:rFonts w:hint="eastAsia"/>
                 <w:lang w:eastAsia="ko-KR"/>
               </w:rPr>
             </w:pPr>
@@ -30950,7 +30355,6 @@
                 <w:color w:val="000000" w:themeColor="text1"/>
                 <w:spacing w:val="-2"/>
               </w:rPr>
-              <w:lastRenderedPageBreak/>
               <w:t>시험케이스</w:t>
             </w:r>
           </w:p>
@@ -31227,7 +30631,7 @@
             <w:pPr>
               <w:jc w:val="center"/>
               <w:rPr>
-                <w:rFonts w:ascii="맑은 고딕" w:eastAsia="맑은 고딕" w:hAnsi="맑은 고딕" w:hint="eastAsia"/>
+                <w:rFonts w:ascii="맑은 고딕" w:eastAsia="맑은 고딕" w:hAnsi="맑은 고딕"/>
                 <w:lang w:eastAsia="ko-KR"/>
               </w:rPr>
             </w:pPr>
@@ -31274,7 +30678,7 @@
                 <w:numId w:val="36"/>
               </w:numPr>
               <w:rPr>
-                <w:rFonts w:ascii="맑은 고딕" w:eastAsia="맑은 고딕" w:hAnsi="맑은 고딕" w:hint="eastAsia"/>
+                <w:rFonts w:ascii="맑은 고딕" w:eastAsia="맑은 고딕" w:hAnsi="맑은 고딕"/>
                 <w:lang w:eastAsia="ko-KR"/>
               </w:rPr>
             </w:pPr>
@@ -31429,7 +30833,15 @@
                 <w:rFonts w:ascii="맑은 고딕" w:eastAsia="맑은 고딕" w:hAnsi="맑은 고딕" w:hint="eastAsia"/>
                 <w:lang w:eastAsia="ko-KR"/>
               </w:rPr>
-              <w:t>학교/학번 칸에 아무것도 입력하지 않는다.</w:t>
+              <w:t xml:space="preserve">학교/학번 칸에 아무것도 입력하지 </w:t>
+            </w:r>
+            <w:r>
+              <w:rPr>
+                <w:rFonts w:ascii="맑은 고딕" w:eastAsia="맑은 고딕" w:hAnsi="맑은 고딕" w:hint="eastAsia"/>
+                <w:lang w:eastAsia="ko-KR"/>
+              </w:rPr>
+              <w:lastRenderedPageBreak/>
+              <w:t>않는다.</w:t>
             </w:r>
           </w:p>
           <w:p>
@@ -31440,7 +30852,7 @@
                 <w:numId w:val="37"/>
               </w:numPr>
               <w:rPr>
-                <w:rFonts w:ascii="맑은 고딕" w:eastAsia="맑은 고딕" w:hAnsi="맑은 고딕" w:hint="eastAsia"/>
+                <w:rFonts w:ascii="맑은 고딕" w:eastAsia="맑은 고딕" w:hAnsi="맑은 고딕"/>
                 <w:lang w:eastAsia="ko-KR"/>
               </w:rPr>
             </w:pPr>
@@ -31473,6 +30885,7 @@
                 <w:szCs w:val="20"/>
                 <w:lang w:eastAsia="ko-KR"/>
               </w:rPr>
+              <w:lastRenderedPageBreak/>
               <w:t>미</w:t>
             </w:r>
             <w:r>
@@ -31509,7 +30922,17 @@
                 <w:szCs w:val="20"/>
                 <w:lang w:eastAsia="ko-KR"/>
               </w:rPr>
-              <w:t>(학교/학번)에 따라 에러 메시지</w:t>
+              <w:t xml:space="preserve">(학교/학번)에 </w:t>
+            </w:r>
+            <w:r>
+              <w:rPr>
+                <w:rFonts w:ascii="맑은 고딕" w:eastAsia="맑은 고딕" w:hAnsi="맑은 고딕" w:cs="맑은 고딕" w:hint="eastAsia"/>
+                <w:sz w:val="20"/>
+                <w:szCs w:val="20"/>
+                <w:lang w:eastAsia="ko-KR"/>
+              </w:rPr>
+              <w:lastRenderedPageBreak/>
+              <w:t>따라 에러 메시지</w:t>
             </w:r>
             <w:r>
               <w:rPr>
@@ -31556,7 +30979,6 @@
               <w:ind w:left="100" w:right="95"/>
               <w:jc w:val="center"/>
               <w:rPr>
-                <w:rFonts w:hint="eastAsia"/>
                 <w:spacing w:val="-2"/>
               </w:rPr>
             </w:pPr>
@@ -31566,6 +30988,7 @@
                 <w:sz w:val="20"/>
                 <w:szCs w:val="20"/>
               </w:rPr>
+              <w:lastRenderedPageBreak/>
               <w:t>TC06-3</w:t>
             </w:r>
           </w:p>
@@ -31652,7 +31075,7 @@
                 <w:numId w:val="38"/>
               </w:numPr>
               <w:rPr>
-                <w:rFonts w:ascii="맑은 고딕" w:eastAsia="맑은 고딕" w:hAnsi="맑은 고딕" w:hint="eastAsia"/>
+                <w:rFonts w:ascii="맑은 고딕" w:eastAsia="맑은 고딕" w:hAnsi="맑은 고딕"/>
                 <w:lang w:eastAsia="ko-KR"/>
               </w:rPr>
             </w:pPr>
@@ -31706,7 +31129,6 @@
               <w:ind w:left="100" w:right="95"/>
               <w:jc w:val="center"/>
               <w:rPr>
-                <w:rFonts w:hint="eastAsia"/>
                 <w:spacing w:val="-2"/>
               </w:rPr>
             </w:pPr>
@@ -31764,14 +31186,7 @@
                 <w:rFonts w:ascii="맑은 고딕" w:eastAsia="맑은 고딕" w:hAnsi="맑은 고딕" w:hint="eastAsia"/>
                 <w:lang w:eastAsia="ko-KR"/>
               </w:rPr>
-              <w:t xml:space="preserve">미 </w:t>
-            </w:r>
-            <w:r>
-              <w:rPr>
-                <w:rFonts w:ascii="맑은 고딕" w:eastAsia="맑은 고딕" w:hAnsi="맑은 고딕" w:hint="eastAsia"/>
-                <w:lang w:eastAsia="ko-KR"/>
-              </w:rPr>
-              <w:t>접속 중인 사용자의 학적 정보</w:t>
+              <w:t>미 접속 중인 사용자의 학적 정보</w:t>
             </w:r>
           </w:p>
         </w:tc>
@@ -31809,7 +31224,7 @@
                 <w:numId w:val="39"/>
               </w:numPr>
               <w:rPr>
-                <w:rFonts w:ascii="맑은 고딕" w:eastAsia="맑은 고딕" w:hAnsi="맑은 고딕" w:hint="eastAsia"/>
+                <w:rFonts w:ascii="맑은 고딕" w:eastAsia="맑은 고딕" w:hAnsi="맑은 고딕"/>
                 <w:lang w:eastAsia="ko-KR"/>
               </w:rPr>
             </w:pPr>
@@ -31881,7 +31296,6 @@
               <w:ind w:left="100" w:right="95"/>
               <w:jc w:val="center"/>
               <w:rPr>
-                <w:rFonts w:hint="eastAsia"/>
                 <w:spacing w:val="-2"/>
               </w:rPr>
             </w:pPr>
@@ -32009,7 +31423,7 @@
               <w:autoSpaceDN/>
               <w:spacing w:after="160"/>
               <w:rPr>
-                <w:rFonts w:ascii="맑은 고딕" w:eastAsia="맑은 고딕" w:hAnsi="맑은 고딕" w:hint="eastAsia"/>
+                <w:rFonts w:ascii="맑은 고딕" w:eastAsia="맑은 고딕" w:hAnsi="맑은 고딕"/>
                 <w:lang w:eastAsia="ko-KR"/>
               </w:rPr>
             </w:pPr>
@@ -32144,7 +31558,6 @@
               <w:ind w:left="100" w:right="95"/>
               <w:jc w:val="center"/>
               <w:rPr>
-                <w:rFonts w:hint="eastAsia"/>
                 <w:spacing w:val="-2"/>
               </w:rPr>
             </w:pPr>
@@ -32191,7 +31604,7 @@
             <w:pPr>
               <w:jc w:val="center"/>
               <w:rPr>
-                <w:rFonts w:ascii="맑은 고딕" w:eastAsia="맑은 고딕" w:hAnsi="맑은 고딕" w:hint="eastAsia"/>
+                <w:rFonts w:ascii="맑은 고딕" w:eastAsia="맑은 고딕" w:hAnsi="맑은 고딕"/>
                 <w:lang w:eastAsia="ko-KR"/>
               </w:rPr>
             </w:pPr>
@@ -32218,7 +31631,7 @@
                 <w:numId w:val="41"/>
               </w:numPr>
               <w:rPr>
-                <w:rFonts w:ascii="맑은 고딕" w:eastAsia="맑은 고딕" w:hAnsi="맑은 고딕" w:hint="eastAsia"/>
+                <w:rFonts w:ascii="맑은 고딕" w:eastAsia="맑은 고딕" w:hAnsi="맑은 고딕"/>
                 <w:lang w:eastAsia="ko-KR"/>
               </w:rPr>
             </w:pPr>
@@ -32270,7 +31683,6 @@
               <w:ind w:left="100" w:right="95"/>
               <w:jc w:val="center"/>
               <w:rPr>
-                <w:rFonts w:hint="eastAsia"/>
                 <w:spacing w:val="-2"/>
               </w:rPr>
             </w:pPr>
@@ -32363,24 +31775,16 @@
                 <w:numId w:val="42"/>
               </w:numPr>
               <w:rPr>
+                <w:rFonts w:ascii="맑은 고딕" w:eastAsia="맑은 고딕" w:hAnsi="맑은 고딕"/>
+                <w:lang w:eastAsia="ko-KR"/>
+              </w:rPr>
+            </w:pPr>
+            <w:r>
+              <w:rPr>
                 <w:rFonts w:ascii="맑은 고딕" w:eastAsia="맑은 고딕" w:hAnsi="맑은 고딕" w:hint="eastAsia"/>
                 <w:lang w:eastAsia="ko-KR"/>
               </w:rPr>
-            </w:pPr>
-            <w:r>
-              <w:rPr>
-                <w:rFonts w:ascii="맑은 고딕" w:eastAsia="맑은 고딕" w:hAnsi="맑은 고딕" w:hint="eastAsia"/>
-                <w:lang w:eastAsia="ko-KR"/>
-              </w:rPr>
-              <w:t xml:space="preserve">선택한 사용자를 </w:t>
-            </w:r>
-            <w:r>
-              <w:rPr>
-                <w:rFonts w:ascii="맑은 고딕" w:eastAsia="맑은 고딕" w:hAnsi="맑은 고딕" w:hint="eastAsia"/>
-                <w:lang w:eastAsia="ko-KR"/>
-              </w:rPr>
-              <w:lastRenderedPageBreak/>
-              <w:t>재클릭한다.</w:t>
+              <w:t>선택한 사용자를 재클릭한다.</w:t>
             </w:r>
           </w:p>
         </w:tc>
@@ -32403,16 +31807,7 @@
                 <w:rFonts w:ascii="맑은 고딕" w:eastAsia="맑은 고딕" w:hAnsi="맑은 고딕" w:hint="eastAsia"/>
                 <w:lang w:eastAsia="ko-KR"/>
               </w:rPr>
-              <w:lastRenderedPageBreak/>
-              <w:t xml:space="preserve">선택해제된 </w:t>
-            </w:r>
-            <w:r>
-              <w:rPr>
-                <w:rFonts w:ascii="맑은 고딕" w:eastAsia="맑은 고딕" w:hAnsi="맑은 고딕" w:hint="eastAsia"/>
-                <w:lang w:eastAsia="ko-KR"/>
-              </w:rPr>
-              <w:lastRenderedPageBreak/>
-              <w:t>사용자가 화면에 표시된다.</w:t>
+              <w:t>선택해제된 사용자가 화면에 표시된다.</w:t>
             </w:r>
           </w:p>
         </w:tc>
@@ -32432,7 +31827,6 @@
               <w:ind w:left="100" w:right="95"/>
               <w:jc w:val="center"/>
               <w:rPr>
-                <w:rFonts w:hint="eastAsia"/>
                 <w:spacing w:val="-2"/>
               </w:rPr>
             </w:pPr>
@@ -32442,7 +31836,6 @@
                 <w:sz w:val="20"/>
                 <w:szCs w:val="20"/>
               </w:rPr>
-              <w:lastRenderedPageBreak/>
               <w:t>TC06-8</w:t>
             </w:r>
           </w:p>
@@ -32529,23 +31922,16 @@
                 <w:numId w:val="43"/>
               </w:numPr>
               <w:rPr>
+                <w:rFonts w:ascii="맑은 고딕" w:eastAsia="맑은 고딕" w:hAnsi="맑은 고딕"/>
+                <w:lang w:eastAsia="ko-KR"/>
+              </w:rPr>
+            </w:pPr>
+            <w:r>
+              <w:rPr>
                 <w:rFonts w:ascii="맑은 고딕" w:eastAsia="맑은 고딕" w:hAnsi="맑은 고딕" w:hint="eastAsia"/>
                 <w:lang w:eastAsia="ko-KR"/>
               </w:rPr>
-            </w:pPr>
-            <w:r>
-              <w:rPr>
-                <w:rFonts w:ascii="맑은 고딕" w:eastAsia="맑은 고딕" w:hAnsi="맑은 고딕" w:hint="eastAsia"/>
-                <w:lang w:eastAsia="ko-KR"/>
-              </w:rPr>
-              <w:t>선택 취소 버튼을 클릭한다</w:t>
-            </w:r>
-            <w:r>
-              <w:rPr>
-                <w:rFonts w:ascii="맑은 고딕" w:eastAsia="맑은 고딕" w:hAnsi="맑은 고딕" w:hint="eastAsia"/>
-                <w:lang w:eastAsia="ko-KR"/>
-              </w:rPr>
-              <w:t>.</w:t>
+              <w:t>선택 취소 버튼을 클릭한다.</w:t>
             </w:r>
           </w:p>
         </w:tc>
@@ -32588,7 +31974,6 @@
               <w:ind w:left="100" w:right="95"/>
               <w:jc w:val="center"/>
               <w:rPr>
-                <w:rFonts w:hint="eastAsia"/>
                 <w:spacing w:val="-2"/>
               </w:rPr>
             </w:pPr>
@@ -32623,7 +32008,17 @@
                 <w:szCs w:val="20"/>
                 <w:lang w:eastAsia="ko-KR"/>
               </w:rPr>
-              <w:t>선택한 초대 상대 접속 상태 변경</w:t>
+              <w:t xml:space="preserve">선택한 초대 </w:t>
+            </w:r>
+            <w:r>
+              <w:rPr>
+                <w:rFonts w:ascii="맑은 고딕" w:eastAsia="맑은 고딕" w:hAnsi="맑은 고딕" w:cs="맑은 고딕" w:hint="eastAsia"/>
+                <w:sz w:val="20"/>
+                <w:szCs w:val="20"/>
+                <w:lang w:eastAsia="ko-KR"/>
+              </w:rPr>
+              <w:lastRenderedPageBreak/>
+              <w:t>상대 접속 상태 변경</w:t>
             </w:r>
           </w:p>
         </w:tc>
@@ -32646,7 +32041,16 @@
                 <w:rFonts w:ascii="맑은 고딕" w:eastAsia="맑은 고딕" w:hAnsi="맑은 고딕" w:hint="eastAsia"/>
                 <w:lang w:eastAsia="ko-KR"/>
               </w:rPr>
-              <w:t xml:space="preserve">DB에 존재하는 사용자 </w:t>
+              <w:lastRenderedPageBreak/>
+              <w:t xml:space="preserve">DB에 존재하는 </w:t>
+            </w:r>
+            <w:r>
+              <w:rPr>
+                <w:rFonts w:ascii="맑은 고딕" w:eastAsia="맑은 고딕" w:hAnsi="맑은 고딕" w:hint="eastAsia"/>
+                <w:lang w:eastAsia="ko-KR"/>
+              </w:rPr>
+              <w:lastRenderedPageBreak/>
+              <w:t xml:space="preserve">사용자 </w:t>
             </w:r>
           </w:p>
         </w:tc>
@@ -32673,7 +32077,16 @@
                 <w:rFonts w:ascii="맑은 고딕" w:eastAsia="맑은 고딕" w:hAnsi="맑은 고딕" w:hint="eastAsia"/>
                 <w:lang w:eastAsia="ko-KR"/>
               </w:rPr>
-              <w:t>검색한 사용자를 선택한다.</w:t>
+              <w:lastRenderedPageBreak/>
+              <w:t xml:space="preserve">검색한 사용자를 </w:t>
+            </w:r>
+            <w:r>
+              <w:rPr>
+                <w:rFonts w:ascii="맑은 고딕" w:eastAsia="맑은 고딕" w:hAnsi="맑은 고딕" w:hint="eastAsia"/>
+                <w:lang w:eastAsia="ko-KR"/>
+              </w:rPr>
+              <w:lastRenderedPageBreak/>
+              <w:t>선택한다.</w:t>
             </w:r>
           </w:p>
           <w:p>
@@ -32684,7 +32097,7 @@
                 <w:numId w:val="44"/>
               </w:numPr>
               <w:rPr>
-                <w:rFonts w:ascii="맑은 고딕" w:eastAsia="맑은 고딕" w:hAnsi="맑은 고딕" w:hint="eastAsia"/>
+                <w:rFonts w:ascii="맑은 고딕" w:eastAsia="맑은 고딕" w:hAnsi="맑은 고딕"/>
                 <w:lang w:eastAsia="ko-KR"/>
               </w:rPr>
             </w:pPr>
@@ -32716,7 +32129,16 @@
                 <w:rFonts w:ascii="맑은 고딕" w:eastAsia="맑은 고딕" w:hAnsi="맑은 고딕" w:hint="eastAsia"/>
                 <w:lang w:eastAsia="ko-KR"/>
               </w:rPr>
-              <w:t>사용자가 선택해제되고, 오프라인으로 표시된다.</w:t>
+              <w:lastRenderedPageBreak/>
+              <w:t xml:space="preserve">사용자가 </w:t>
+            </w:r>
+            <w:r>
+              <w:rPr>
+                <w:rFonts w:ascii="맑은 고딕" w:eastAsia="맑은 고딕" w:hAnsi="맑은 고딕" w:hint="eastAsia"/>
+                <w:lang w:eastAsia="ko-KR"/>
+              </w:rPr>
+              <w:lastRenderedPageBreak/>
+              <w:t>선택해제되고, 오프라인으로 표시된다.</w:t>
             </w:r>
           </w:p>
         </w:tc>
@@ -32736,7 +32158,6 @@
               <w:ind w:left="100" w:right="95"/>
               <w:jc w:val="center"/>
               <w:rPr>
-                <w:rFonts w:hint="eastAsia"/>
                 <w:spacing w:val="-2"/>
               </w:rPr>
             </w:pPr>
@@ -32746,6 +32167,7 @@
                 <w:sz w:val="20"/>
                 <w:szCs w:val="20"/>
               </w:rPr>
+              <w:lastRenderedPageBreak/>
               <w:t>TC06-10</w:t>
             </w:r>
           </w:p>
@@ -32830,7 +32252,7 @@
                 <w:numId w:val="45"/>
               </w:numPr>
               <w:rPr>
-                <w:rFonts w:ascii="맑은 고딕" w:eastAsia="맑은 고딕" w:hAnsi="맑은 고딕" w:hint="eastAsia"/>
+                <w:rFonts w:ascii="맑은 고딕" w:eastAsia="맑은 고딕" w:hAnsi="맑은 고딕"/>
                 <w:lang w:eastAsia="ko-KR"/>
               </w:rPr>
             </w:pPr>
@@ -32853,7 +32275,7 @@
             <w:pPr>
               <w:jc w:val="center"/>
               <w:rPr>
-                <w:rFonts w:ascii="맑은 고딕" w:eastAsia="맑은 고딕" w:hAnsi="맑은 고딕" w:hint="eastAsia"/>
+                <w:rFonts w:ascii="맑은 고딕" w:eastAsia="맑은 고딕" w:hAnsi="맑은 고딕"/>
                 <w:lang w:eastAsia="ko-KR"/>
               </w:rPr>
             </w:pPr>
@@ -33134,7 +32556,6 @@
               <w:spacing w:before="100"/>
               <w:jc w:val="center"/>
               <w:rPr>
-                <w:rFonts w:hint="eastAsia"/>
                 <w:lang w:eastAsia="ko-KR"/>
               </w:rPr>
             </w:pPr>
@@ -33339,7 +32760,6 @@
               <w:ind w:right="320"/>
               <w:jc w:val="center"/>
               <w:rPr>
-                <w:rFonts w:hint="eastAsia"/>
                 <w:lang w:eastAsia="ko-KR"/>
               </w:rPr>
             </w:pPr>
@@ -33812,7 +33232,7 @@
               <w:pStyle w:val="a5"/>
               <w:ind w:left="800"/>
               <w:rPr>
-                <w:rFonts w:ascii="맑은 고딕" w:eastAsia="맑은 고딕" w:hAnsi="맑은 고딕" w:hint="eastAsia"/>
+                <w:rFonts w:ascii="맑은 고딕" w:eastAsia="맑은 고딕" w:hAnsi="맑은 고딕"/>
                 <w:lang w:eastAsia="ko-KR"/>
               </w:rPr>
             </w:pPr>
@@ -33828,7 +33248,7 @@
             <w:pPr>
               <w:jc w:val="center"/>
               <w:rPr>
-                <w:rFonts w:ascii="맑은 고딕" w:eastAsia="맑은 고딕" w:hAnsi="맑은 고딕" w:hint="eastAsia"/>
+                <w:rFonts w:ascii="맑은 고딕" w:eastAsia="맑은 고딕" w:hAnsi="맑은 고딕"/>
                 <w:lang w:eastAsia="ko-KR"/>
               </w:rPr>
             </w:pPr>
@@ -33895,7 +33315,7 @@
             <w:pPr>
               <w:jc w:val="center"/>
               <w:rPr>
-                <w:rFonts w:ascii="맑은 고딕" w:eastAsia="맑은 고딕" w:hAnsi="맑은 고딕" w:hint="eastAsia"/>
+                <w:rFonts w:ascii="맑은 고딕" w:eastAsia="맑은 고딕" w:hAnsi="맑은 고딕"/>
                 <w:lang w:eastAsia="ko-KR"/>
               </w:rPr>
             </w:pPr>
@@ -33915,7 +33335,7 @@
               <w:pStyle w:val="a5"/>
               <w:ind w:left="800"/>
               <w:rPr>
-                <w:rFonts w:ascii="맑은 고딕" w:eastAsia="맑은 고딕" w:hAnsi="맑은 고딕" w:hint="eastAsia"/>
+                <w:rFonts w:ascii="맑은 고딕" w:eastAsia="맑은 고딕" w:hAnsi="맑은 고딕"/>
                 <w:lang w:eastAsia="ko-KR"/>
               </w:rPr>
             </w:pPr>
@@ -34010,16 +33430,7 @@
                 <w:szCs w:val="20"/>
                 <w:lang w:eastAsia="ko-KR"/>
               </w:rPr>
-              <w:t>100</w:t>
-            </w:r>
-            <w:r>
-              <w:rPr>
-                <w:rFonts w:ascii="맑은 고딕" w:eastAsia="맑은 고딕" w:hAnsi="맑은 고딕" w:cs="맑은 고딕" w:hint="eastAsia"/>
-                <w:sz w:val="20"/>
-                <w:szCs w:val="20"/>
-                <w:lang w:eastAsia="ko-KR"/>
-              </w:rPr>
-              <w:t>글자 이상의 검색어</w:t>
+              <w:t>100글자 이상의 검색어</w:t>
             </w:r>
           </w:p>
         </w:tc>
@@ -34034,7 +33445,7 @@
               <w:pStyle w:val="a5"/>
               <w:ind w:left="800"/>
               <w:rPr>
-                <w:rFonts w:ascii="맑은 고딕" w:eastAsia="맑은 고딕" w:hAnsi="맑은 고딕" w:hint="eastAsia"/>
+                <w:rFonts w:ascii="맑은 고딕" w:eastAsia="맑은 고딕" w:hAnsi="맑은 고딕"/>
                 <w:lang w:eastAsia="ko-KR"/>
               </w:rPr>
             </w:pPr>
@@ -34050,7 +33461,7 @@
             <w:pPr>
               <w:jc w:val="center"/>
               <w:rPr>
-                <w:rFonts w:ascii="맑은 고딕" w:eastAsia="맑은 고딕" w:hAnsi="맑은 고딕" w:hint="eastAsia"/>
+                <w:rFonts w:ascii="맑은 고딕" w:eastAsia="맑은 고딕" w:hAnsi="맑은 고딕"/>
                 <w:lang w:eastAsia="ko-KR"/>
               </w:rPr>
             </w:pPr>
@@ -34102,16 +33513,7 @@
                 <w:sz w:val="20"/>
                 <w:szCs w:val="20"/>
               </w:rPr>
-              <w:t xml:space="preserve">정상 검색어 </w:t>
-            </w:r>
-            <w:r>
-              <w:rPr>
-                <w:rFonts w:ascii="맑은 고딕" w:eastAsia="맑은 고딕" w:hAnsi="맑은 고딕" w:cs="맑은 고딕" w:hint="eastAsia"/>
-                <w:sz w:val="20"/>
-                <w:szCs w:val="20"/>
-              </w:rPr>
-              <w:lastRenderedPageBreak/>
-              <w:t>입력</w:t>
+              <w:t>정상 검색어 입력</w:t>
             </w:r>
           </w:p>
         </w:tc>
@@ -34125,7 +33527,7 @@
             <w:pPr>
               <w:jc w:val="center"/>
               <w:rPr>
-                <w:rFonts w:ascii="맑은 고딕" w:eastAsia="맑은 고딕" w:hAnsi="맑은 고딕" w:hint="eastAsia"/>
+                <w:rFonts w:ascii="맑은 고딕" w:eastAsia="맑은 고딕" w:hAnsi="맑은 고딕"/>
                 <w:lang w:eastAsia="ko-KR"/>
               </w:rPr>
             </w:pPr>
@@ -34145,7 +33547,7 @@
               <w:pStyle w:val="a5"/>
               <w:ind w:left="800"/>
               <w:rPr>
-                <w:rFonts w:ascii="맑은 고딕" w:eastAsia="맑은 고딕" w:hAnsi="맑은 고딕" w:hint="eastAsia"/>
+                <w:rFonts w:ascii="맑은 고딕" w:eastAsia="맑은 고딕" w:hAnsi="맑은 고딕"/>
                 <w:lang w:eastAsia="ko-KR"/>
               </w:rPr>
             </w:pPr>
@@ -34161,7 +33563,7 @@
             <w:pPr>
               <w:jc w:val="center"/>
               <w:rPr>
-                <w:rFonts w:ascii="맑은 고딕" w:eastAsia="맑은 고딕" w:hAnsi="맑은 고딕" w:hint="eastAsia"/>
+                <w:rFonts w:ascii="맑은 고딕" w:eastAsia="맑은 고딕" w:hAnsi="맑은 고딕"/>
                 <w:lang w:eastAsia="ko-KR"/>
               </w:rPr>
             </w:pPr>
@@ -34227,7 +33629,7 @@
             <w:pPr>
               <w:jc w:val="center"/>
               <w:rPr>
-                <w:rFonts w:ascii="맑은 고딕" w:eastAsia="맑은 고딕" w:hAnsi="맑은 고딕" w:hint="eastAsia"/>
+                <w:rFonts w:ascii="맑은 고딕" w:eastAsia="맑은 고딕" w:hAnsi="맑은 고딕"/>
                 <w:lang w:eastAsia="ko-KR"/>
               </w:rPr>
             </w:pPr>
@@ -34247,7 +33649,7 @@
               <w:pStyle w:val="a5"/>
               <w:ind w:left="800"/>
               <w:rPr>
-                <w:rFonts w:ascii="맑은 고딕" w:eastAsia="맑은 고딕" w:hAnsi="맑은 고딕" w:hint="eastAsia"/>
+                <w:rFonts w:ascii="맑은 고딕" w:eastAsia="맑은 고딕" w:hAnsi="맑은 고딕"/>
                 <w:lang w:eastAsia="ko-KR"/>
               </w:rPr>
             </w:pPr>
@@ -34263,7 +33665,7 @@
             <w:pPr>
               <w:jc w:val="center"/>
               <w:rPr>
-                <w:rFonts w:ascii="맑은 고딕" w:eastAsia="맑은 고딕" w:hAnsi="맑은 고딕" w:hint="eastAsia"/>
+                <w:rFonts w:ascii="맑은 고딕" w:eastAsia="맑은 고딕" w:hAnsi="맑은 고딕"/>
                 <w:lang w:eastAsia="ko-KR"/>
               </w:rPr>
             </w:pPr>
@@ -34350,7 +33752,7 @@
               <w:pStyle w:val="a5"/>
               <w:ind w:left="800"/>
               <w:rPr>
-                <w:rFonts w:ascii="맑은 고딕" w:eastAsia="맑은 고딕" w:hAnsi="맑은 고딕" w:hint="eastAsia"/>
+                <w:rFonts w:ascii="맑은 고딕" w:eastAsia="맑은 고딕" w:hAnsi="맑은 고딕"/>
                 <w:lang w:eastAsia="ko-KR"/>
               </w:rPr>
             </w:pPr>
@@ -34366,7 +33768,7 @@
             <w:pPr>
               <w:jc w:val="center"/>
               <w:rPr>
-                <w:rFonts w:ascii="맑은 고딕" w:eastAsia="맑은 고딕" w:hAnsi="맑은 고딕" w:hint="eastAsia"/>
+                <w:rFonts w:ascii="맑은 고딕" w:eastAsia="맑은 고딕" w:hAnsi="맑은 고딕"/>
                 <w:lang w:eastAsia="ko-KR"/>
               </w:rPr>
             </w:pPr>
@@ -34481,14 +33883,7 @@
                 <w:rFonts w:hint="eastAsia"/>
                 <w:lang w:eastAsia="ko-KR"/>
               </w:rPr>
-              <w:t>SS-0</w:t>
-            </w:r>
-            <w:r>
-              <w:rPr>
-                <w:rFonts w:hint="eastAsia"/>
-                <w:lang w:eastAsia="ko-KR"/>
-              </w:rPr>
-              <w:t>3</w:t>
+              <w:t>SS-03</w:t>
             </w:r>
           </w:p>
         </w:tc>
@@ -34611,7 +34006,6 @@
               <w:spacing w:before="100"/>
               <w:jc w:val="center"/>
               <w:rPr>
-                <w:rFonts w:hint="eastAsia"/>
                 <w:lang w:eastAsia="ko-KR"/>
               </w:rPr>
             </w:pPr>
@@ -34659,6 +34053,7 @@
                 <w:b/>
                 <w:color w:val="000000" w:themeColor="text1"/>
               </w:rPr>
+              <w:lastRenderedPageBreak/>
               <w:t>단위</w:t>
             </w:r>
             <w:r>
@@ -34796,7 +34191,6 @@
               <w:ind w:right="320"/>
               <w:jc w:val="center"/>
               <w:rPr>
-                <w:rFonts w:hint="eastAsia"/>
                 <w:lang w:eastAsia="ko-KR"/>
               </w:rPr>
             </w:pPr>
@@ -34910,35 +34304,7 @@
                 <w:rFonts w:hint="eastAsia"/>
                 <w:lang w:eastAsia="ko-KR"/>
               </w:rPr>
-              <w:t>사용자</w:t>
-            </w:r>
-            <w:r>
-              <w:rPr>
-                <w:rFonts w:hint="eastAsia"/>
-                <w:lang w:eastAsia="ko-KR"/>
-              </w:rPr>
-              <w:t>가 대화</w:t>
-            </w:r>
-            <w:r>
-              <w:rPr>
-                <w:rFonts w:hint="eastAsia"/>
-                <w:lang w:eastAsia="ko-KR"/>
-              </w:rPr>
-              <w:t>방에</w:t>
-            </w:r>
-            <w:r>
-              <w:rPr>
-                <w:rFonts w:hint="eastAsia"/>
-                <w:lang w:eastAsia="ko-KR"/>
-              </w:rPr>
-              <w:t xml:space="preserve"> 파일을 전송하고, 대화방 참여자들이 다운로드하는</w:t>
-            </w:r>
-            <w:r>
-              <w:rPr>
-                <w:rFonts w:hint="eastAsia"/>
-                <w:lang w:eastAsia="ko-KR"/>
-              </w:rPr>
-              <w:t xml:space="preserve"> 절차에 대한</w:t>
+              <w:t>사용자가 대화방에 파일을 전송하고, 대화방 참여자들이 다운로드하는 절차에 대한</w:t>
             </w:r>
             <w:r>
               <w:rPr>
@@ -35280,7 +34646,7 @@
                 <w:numId w:val="47"/>
               </w:numPr>
               <w:rPr>
-                <w:rFonts w:ascii="맑은 고딕" w:eastAsia="맑은 고딕" w:hAnsi="맑은 고딕" w:hint="eastAsia"/>
+                <w:rFonts w:ascii="맑은 고딕" w:eastAsia="맑은 고딕" w:hAnsi="맑은 고딕"/>
                 <w:lang w:eastAsia="ko-KR"/>
               </w:rPr>
             </w:pPr>
@@ -35303,7 +34669,7 @@
             <w:pPr>
               <w:jc w:val="center"/>
               <w:rPr>
-                <w:rFonts w:ascii="맑은 고딕" w:eastAsia="맑은 고딕" w:hAnsi="맑은 고딕" w:hint="eastAsia"/>
+                <w:rFonts w:ascii="맑은 고딕" w:eastAsia="맑은 고딕" w:hAnsi="맑은 고딕"/>
                 <w:lang w:eastAsia="ko-KR"/>
               </w:rPr>
             </w:pPr>
@@ -35405,7 +34771,7 @@
             <w:pPr>
               <w:jc w:val="center"/>
               <w:rPr>
-                <w:rFonts w:ascii="맑은 고딕" w:eastAsia="맑은 고딕" w:hAnsi="맑은 고딕" w:hint="eastAsia"/>
+                <w:rFonts w:ascii="맑은 고딕" w:eastAsia="맑은 고딕" w:hAnsi="맑은 고딕"/>
                 <w:lang w:eastAsia="ko-KR"/>
               </w:rPr>
             </w:pPr>
@@ -35435,7 +34801,7 @@
                 <w:numId w:val="48"/>
               </w:numPr>
               <w:rPr>
-                <w:rFonts w:ascii="맑은 고딕" w:eastAsia="맑은 고딕" w:hAnsi="맑은 고딕" w:hint="eastAsia"/>
+                <w:rFonts w:ascii="맑은 고딕" w:eastAsia="맑은 고딕" w:hAnsi="맑은 고딕"/>
                 <w:lang w:eastAsia="ko-KR"/>
               </w:rPr>
             </w:pPr>
@@ -35458,7 +34824,7 @@
             <w:pPr>
               <w:jc w:val="center"/>
               <w:rPr>
-                <w:rFonts w:ascii="맑은 고딕" w:eastAsia="맑은 고딕" w:hAnsi="맑은 고딕" w:hint="eastAsia"/>
+                <w:rFonts w:ascii="맑은 고딕" w:eastAsia="맑은 고딕" w:hAnsi="맑은 고딕"/>
                 <w:lang w:eastAsia="ko-KR"/>
               </w:rPr>
             </w:pPr>
@@ -35553,7 +34919,7 @@
             <w:pPr>
               <w:jc w:val="center"/>
               <w:rPr>
-                <w:rFonts w:ascii="맑은 고딕" w:eastAsia="맑은 고딕" w:hAnsi="맑은 고딕" w:hint="eastAsia"/>
+                <w:rFonts w:ascii="맑은 고딕" w:eastAsia="맑은 고딕" w:hAnsi="맑은 고딕"/>
                 <w:lang w:eastAsia="ko-KR"/>
               </w:rPr>
             </w:pPr>
@@ -35580,7 +34946,7 @@
                 <w:numId w:val="49"/>
               </w:numPr>
               <w:rPr>
-                <w:rFonts w:ascii="맑은 고딕" w:eastAsia="맑은 고딕" w:hAnsi="맑은 고딕" w:hint="eastAsia"/>
+                <w:rFonts w:ascii="맑은 고딕" w:eastAsia="맑은 고딕" w:hAnsi="맑은 고딕"/>
                 <w:lang w:eastAsia="ko-KR"/>
               </w:rPr>
             </w:pPr>
@@ -35603,7 +34969,7 @@
             <w:pPr>
               <w:jc w:val="center"/>
               <w:rPr>
-                <w:rFonts w:ascii="맑은 고딕" w:eastAsia="맑은 고딕" w:hAnsi="맑은 고딕" w:hint="eastAsia"/>
+                <w:rFonts w:ascii="맑은 고딕" w:eastAsia="맑은 고딕" w:hAnsi="맑은 고딕"/>
                 <w:lang w:eastAsia="ko-KR"/>
               </w:rPr>
             </w:pPr>
@@ -35676,7 +35042,7 @@
             <w:pPr>
               <w:jc w:val="center"/>
               <w:rPr>
-                <w:rFonts w:ascii="맑은 고딕" w:eastAsia="맑은 고딕" w:hAnsi="맑은 고딕" w:hint="eastAsia"/>
+                <w:rFonts w:ascii="맑은 고딕" w:eastAsia="맑은 고딕" w:hAnsi="맑은 고딕"/>
                 <w:lang w:eastAsia="ko-KR"/>
               </w:rPr>
             </w:pPr>
@@ -35715,14 +35081,7 @@
                 <w:rFonts w:ascii="맑은 고딕" w:eastAsia="맑은 고딕" w:hAnsi="맑은 고딕" w:hint="eastAsia"/>
                 <w:lang w:eastAsia="ko-KR"/>
               </w:rPr>
-              <w:t>허용되는 10MB 이하의 파일</w:t>
-            </w:r>
-            <w:r>
-              <w:rPr>
-                <w:rFonts w:ascii="맑은 고딕" w:eastAsia="맑은 고딕" w:hAnsi="맑은 고딕" w:hint="eastAsia"/>
-                <w:lang w:eastAsia="ko-KR"/>
-              </w:rPr>
-              <w:t>을 첨부한다.</w:t>
+              <w:t>허용되는 10MB 이하의 파일을 첨부한다.</w:t>
             </w:r>
           </w:p>
           <w:p>
@@ -35733,7 +35092,7 @@
                 <w:numId w:val="46"/>
               </w:numPr>
               <w:rPr>
-                <w:rFonts w:ascii="맑은 고딕" w:eastAsia="맑은 고딕" w:hAnsi="맑은 고딕" w:hint="eastAsia"/>
+                <w:rFonts w:ascii="맑은 고딕" w:eastAsia="맑은 고딕" w:hAnsi="맑은 고딕"/>
                 <w:lang w:eastAsia="ko-KR"/>
               </w:rPr>
             </w:pPr>
@@ -35756,7 +35115,7 @@
             <w:pPr>
               <w:jc w:val="center"/>
               <w:rPr>
-                <w:rFonts w:ascii="맑은 고딕" w:eastAsia="맑은 고딕" w:hAnsi="맑은 고딕" w:hint="eastAsia"/>
+                <w:rFonts w:ascii="맑은 고딕" w:eastAsia="맑은 고딕" w:hAnsi="맑은 고딕"/>
                 <w:lang w:eastAsia="ko-KR"/>
               </w:rPr>
             </w:pPr>
@@ -35830,7 +35189,7 @@
             <w:pPr>
               <w:jc w:val="center"/>
               <w:rPr>
-                <w:rFonts w:ascii="맑은 고딕" w:eastAsia="맑은 고딕" w:hAnsi="맑은 고딕" w:hint="eastAsia"/>
+                <w:rFonts w:ascii="맑은 고딕" w:eastAsia="맑은 고딕" w:hAnsi="맑은 고딕"/>
                 <w:lang w:eastAsia="ko-KR"/>
               </w:rPr>
             </w:pPr>
@@ -35880,24 +35239,16 @@
                 <w:numId w:val="50"/>
               </w:numPr>
               <w:rPr>
+                <w:rFonts w:ascii="맑은 고딕" w:eastAsia="맑은 고딕" w:hAnsi="맑은 고딕"/>
+                <w:lang w:eastAsia="ko-KR"/>
+              </w:rPr>
+            </w:pPr>
+            <w:r>
+              <w:rPr>
                 <w:rFonts w:ascii="맑은 고딕" w:eastAsia="맑은 고딕" w:hAnsi="맑은 고딕" w:hint="eastAsia"/>
                 <w:lang w:eastAsia="ko-KR"/>
               </w:rPr>
-            </w:pPr>
-            <w:r>
-              <w:rPr>
-                <w:rFonts w:ascii="맑은 고딕" w:eastAsia="맑은 고딕" w:hAnsi="맑은 고딕" w:hint="eastAsia"/>
-                <w:lang w:eastAsia="ko-KR"/>
-              </w:rPr>
-              <w:t xml:space="preserve">네트워크를 </w:t>
-            </w:r>
-            <w:r>
-              <w:rPr>
-                <w:rFonts w:ascii="맑은 고딕" w:eastAsia="맑은 고딕" w:hAnsi="맑은 고딕" w:hint="eastAsia"/>
-                <w:lang w:eastAsia="ko-KR"/>
-              </w:rPr>
-              <w:lastRenderedPageBreak/>
-              <w:t>단절시킨다.</w:t>
+              <w:t>네트워크를 단절시킨다.</w:t>
             </w:r>
           </w:p>
         </w:tc>
@@ -35911,39 +35262,23 @@
             <w:pPr>
               <w:jc w:val="center"/>
               <w:rPr>
-                <w:rFonts w:ascii="맑은 고딕" w:eastAsia="맑은 고딕" w:hAnsi="맑은 고딕" w:hint="eastAsia"/>
-                <w:lang w:val="en-US" w:eastAsia="ko-KR"/>
-              </w:rPr>
-            </w:pPr>
-            <w:r>
-              <w:rPr>
-                <w:rFonts w:ascii="맑은 고딕" w:eastAsia="맑은 고딕" w:hAnsi="맑은 고딕"/>
-                <w:lang w:eastAsia="ko-KR"/>
-              </w:rPr>
-              <w:lastRenderedPageBreak/>
-              <w:t>“</w:t>
-            </w:r>
-            <w:r>
-              <w:rPr>
                 <w:rFonts w:ascii="맑은 고딕" w:eastAsia="맑은 고딕" w:hAnsi="맑은 고딕"/>
                 <w:lang w:val="en-US" w:eastAsia="ko-KR"/>
               </w:rPr>
-              <w:t xml:space="preserve">파일 업로드에 실패했습니다. 다시 시도하여 </w:t>
+            </w:pPr>
+            <w:r>
+              <w:rPr>
+                <w:rFonts w:ascii="맑은 고딕" w:eastAsia="맑은 고딕" w:hAnsi="맑은 고딕"/>
+                <w:lang w:eastAsia="ko-KR"/>
+              </w:rPr>
+              <w:t>“</w:t>
             </w:r>
             <w:r>
               <w:rPr>
                 <w:rFonts w:ascii="맑은 고딕" w:eastAsia="맑은 고딕" w:hAnsi="맑은 고딕"/>
                 <w:lang w:val="en-US" w:eastAsia="ko-KR"/>
               </w:rPr>
-              <w:lastRenderedPageBreak/>
-              <w:t>주세요.</w:t>
-            </w:r>
-            <w:r>
-              <w:rPr>
-                <w:rFonts w:ascii="맑은 고딕" w:eastAsia="맑은 고딕" w:hAnsi="맑은 고딕"/>
-                <w:lang w:val="en-US" w:eastAsia="ko-KR"/>
-              </w:rPr>
-              <w:t>”</w:t>
+              <w:t>파일 업로드에 실패했습니다. 다시 시도하여 주세요.”</w:t>
             </w:r>
             <w:r>
               <w:rPr>
@@ -35976,7 +35311,6 @@
                 <w:sz w:val="20"/>
                 <w:szCs w:val="20"/>
               </w:rPr>
-              <w:lastRenderedPageBreak/>
               <w:t>TC08-6</w:t>
             </w:r>
           </w:p>
@@ -36045,7 +35379,7 @@
                 <w:numId w:val="51"/>
               </w:numPr>
               <w:rPr>
-                <w:rFonts w:ascii="맑은 고딕" w:eastAsia="맑은 고딕" w:hAnsi="맑은 고딕" w:hint="eastAsia"/>
+                <w:rFonts w:ascii="맑은 고딕" w:eastAsia="맑은 고딕" w:hAnsi="맑은 고딕"/>
                 <w:lang w:eastAsia="ko-KR"/>
               </w:rPr>
             </w:pPr>
@@ -36075,7 +35409,7 @@
             <w:pPr>
               <w:jc w:val="center"/>
               <w:rPr>
-                <w:rFonts w:ascii="맑은 고딕" w:eastAsia="맑은 고딕" w:hAnsi="맑은 고딕" w:hint="eastAsia"/>
+                <w:rFonts w:ascii="맑은 고딕" w:eastAsia="맑은 고딕" w:hAnsi="맑은 고딕"/>
                 <w:lang w:eastAsia="ko-KR"/>
               </w:rPr>
             </w:pPr>
@@ -36154,6 +35488,7 @@
                 <w:color w:val="000000" w:themeColor="text1"/>
                 <w:spacing w:val="-4"/>
               </w:rPr>
+              <w:lastRenderedPageBreak/>
               <w:t>서브시스템</w:t>
             </w:r>
           </w:p>
@@ -36328,7 +35663,6 @@
               <w:spacing w:before="100"/>
               <w:jc w:val="center"/>
               <w:rPr>
-                <w:rFonts w:hint="eastAsia"/>
                 <w:lang w:eastAsia="ko-KR"/>
               </w:rPr>
             </w:pPr>
@@ -36545,26 +35879,17 @@
               <w:ind w:right="320"/>
               <w:jc w:val="center"/>
               <w:rPr>
-                <w:rFonts w:hint="eastAsia"/>
-                <w:lang w:eastAsia="ko-KR"/>
-              </w:rPr>
-            </w:pPr>
-            <w:r>
-              <w:rPr>
-                <w:rFonts w:hint="eastAsia"/>
-                <w:sz w:val="20"/>
-                <w:szCs w:val="20"/>
-              </w:rPr>
-              <w:t>AI 질문</w:t>
-            </w:r>
-            <w:r>
-              <w:rPr>
-                <w:rFonts w:hint="eastAsia"/>
-                <w:sz w:val="20"/>
-                <w:szCs w:val="20"/>
-                <w:lang w:eastAsia="ko-KR"/>
-              </w:rPr>
-              <w:t xml:space="preserve"> 및 대화방 공유</w:t>
+                <w:lang w:eastAsia="ko-KR"/>
+              </w:rPr>
+            </w:pPr>
+            <w:r>
+              <w:rPr>
+                <w:rFonts w:hint="eastAsia"/>
+                <w:sz w:val="20"/>
+                <w:szCs w:val="20"/>
+                <w:lang w:eastAsia="ko-KR"/>
+              </w:rPr>
+              <w:t>AI 질문 및 대화방 공유</w:t>
             </w:r>
           </w:p>
         </w:tc>
@@ -36662,7 +35987,6 @@
               <w:spacing w:line="380" w:lineRule="exact"/>
               <w:jc w:val="center"/>
               <w:rPr>
-                <w:rFonts w:hint="eastAsia"/>
                 <w:lang w:eastAsia="ko-KR"/>
               </w:rPr>
             </w:pPr>
@@ -36995,7 +36319,7 @@
               <w:pStyle w:val="a5"/>
               <w:ind w:left="800"/>
               <w:rPr>
-                <w:rFonts w:ascii="맑은 고딕" w:eastAsia="맑은 고딕" w:hAnsi="맑은 고딕" w:hint="eastAsia"/>
+                <w:rFonts w:ascii="맑은 고딕" w:eastAsia="맑은 고딕" w:hAnsi="맑은 고딕"/>
                 <w:lang w:eastAsia="ko-KR"/>
               </w:rPr>
             </w:pPr>
@@ -37011,7 +36335,7 @@
             <w:pPr>
               <w:jc w:val="center"/>
               <w:rPr>
-                <w:rFonts w:ascii="맑은 고딕" w:eastAsia="맑은 고딕" w:hAnsi="맑은 고딕" w:hint="eastAsia"/>
+                <w:rFonts w:ascii="맑은 고딕" w:eastAsia="맑은 고딕" w:hAnsi="맑은 고딕"/>
                 <w:lang w:eastAsia="ko-KR"/>
               </w:rPr>
             </w:pPr>
@@ -37077,7 +36401,7 @@
             <w:pPr>
               <w:jc w:val="center"/>
               <w:rPr>
-                <w:rFonts w:ascii="맑은 고딕" w:eastAsia="맑은 고딕" w:hAnsi="맑은 고딕" w:hint="eastAsia"/>
+                <w:rFonts w:ascii="맑은 고딕" w:eastAsia="맑은 고딕" w:hAnsi="맑은 고딕"/>
                 <w:lang w:eastAsia="ko-KR"/>
               </w:rPr>
             </w:pPr>
@@ -37097,7 +36421,7 @@
               <w:pStyle w:val="a5"/>
               <w:ind w:left="800"/>
               <w:rPr>
-                <w:rFonts w:ascii="맑은 고딕" w:eastAsia="맑은 고딕" w:hAnsi="맑은 고딕" w:hint="eastAsia"/>
+                <w:rFonts w:ascii="맑은 고딕" w:eastAsia="맑은 고딕" w:hAnsi="맑은 고딕"/>
                 <w:lang w:eastAsia="ko-KR"/>
               </w:rPr>
             </w:pPr>
@@ -37197,7 +36521,7 @@
               <w:pStyle w:val="a5"/>
               <w:ind w:left="800"/>
               <w:rPr>
-                <w:rFonts w:ascii="맑은 고딕" w:eastAsia="맑은 고딕" w:hAnsi="맑은 고딕" w:hint="eastAsia"/>
+                <w:rFonts w:ascii="맑은 고딕" w:eastAsia="맑은 고딕" w:hAnsi="맑은 고딕"/>
                 <w:lang w:eastAsia="ko-KR"/>
               </w:rPr>
             </w:pPr>
@@ -37213,7 +36537,7 @@
             <w:pPr>
               <w:jc w:val="center"/>
               <w:rPr>
-                <w:rFonts w:ascii="맑은 고딕" w:eastAsia="맑은 고딕" w:hAnsi="맑은 고딕" w:hint="eastAsia"/>
+                <w:rFonts w:ascii="맑은 고딕" w:eastAsia="맑은 고딕" w:hAnsi="맑은 고딕"/>
                 <w:lang w:eastAsia="ko-KR"/>
               </w:rPr>
             </w:pPr>
@@ -37279,7 +36603,7 @@
             <w:pPr>
               <w:jc w:val="center"/>
               <w:rPr>
-                <w:rFonts w:ascii="맑은 고딕" w:eastAsia="맑은 고딕" w:hAnsi="맑은 고딕" w:hint="eastAsia"/>
+                <w:rFonts w:ascii="맑은 고딕" w:eastAsia="맑은 고딕" w:hAnsi="맑은 고딕"/>
                 <w:lang w:eastAsia="ko-KR"/>
               </w:rPr>
             </w:pPr>
@@ -37299,7 +36623,7 @@
               <w:pStyle w:val="a5"/>
               <w:ind w:left="800"/>
               <w:rPr>
-                <w:rFonts w:ascii="맑은 고딕" w:eastAsia="맑은 고딕" w:hAnsi="맑은 고딕" w:hint="eastAsia"/>
+                <w:rFonts w:ascii="맑은 고딕" w:eastAsia="맑은 고딕" w:hAnsi="맑은 고딕"/>
                 <w:lang w:eastAsia="ko-KR"/>
               </w:rPr>
             </w:pPr>
@@ -37315,7 +36639,7 @@
             <w:pPr>
               <w:jc w:val="center"/>
               <w:rPr>
-                <w:rFonts w:ascii="맑은 고딕" w:eastAsia="맑은 고딕" w:hAnsi="맑은 고딕" w:hint="eastAsia"/>
+                <w:rFonts w:ascii="맑은 고딕" w:eastAsia="맑은 고딕" w:hAnsi="맑은 고딕"/>
                 <w:lang w:eastAsia="ko-KR"/>
               </w:rPr>
             </w:pPr>
@@ -37382,7 +36706,7 @@
             <w:pPr>
               <w:jc w:val="center"/>
               <w:rPr>
-                <w:rFonts w:ascii="맑은 고딕" w:eastAsia="맑은 고딕" w:hAnsi="맑은 고딕" w:hint="eastAsia"/>
+                <w:rFonts w:ascii="맑은 고딕" w:eastAsia="맑은 고딕" w:hAnsi="맑은 고딕"/>
                 <w:lang w:eastAsia="ko-KR"/>
               </w:rPr>
             </w:pPr>
@@ -37402,7 +36726,7 @@
               <w:pStyle w:val="a5"/>
               <w:ind w:left="800"/>
               <w:rPr>
-                <w:rFonts w:ascii="맑은 고딕" w:eastAsia="맑은 고딕" w:hAnsi="맑은 고딕" w:hint="eastAsia"/>
+                <w:rFonts w:ascii="맑은 고딕" w:eastAsia="맑은 고딕" w:hAnsi="맑은 고딕"/>
                 <w:lang w:eastAsia="ko-KR"/>
               </w:rPr>
             </w:pPr>
@@ -37418,7 +36742,7 @@
             <w:pPr>
               <w:jc w:val="center"/>
               <w:rPr>
-                <w:rFonts w:ascii="맑은 고딕" w:eastAsia="맑은 고딕" w:hAnsi="맑은 고딕" w:hint="eastAsia"/>
+                <w:rFonts w:ascii="맑은 고딕" w:eastAsia="맑은 고딕" w:hAnsi="맑은 고딕"/>
                 <w:lang w:eastAsia="ko-KR"/>
               </w:rPr>
             </w:pPr>
@@ -37664,7 +36988,6 @@
               <w:spacing w:before="100"/>
               <w:jc w:val="center"/>
               <w:rPr>
-                <w:rFonts w:hint="eastAsia"/>
                 <w:lang w:eastAsia="ko-KR"/>
               </w:rPr>
             </w:pPr>
@@ -37780,7 +37103,6 @@
               <w:spacing w:before="100"/>
               <w:jc w:val="center"/>
               <w:rPr>
-                <w:rFonts w:hint="eastAsia"/>
                 <w:lang w:eastAsia="ko-KR"/>
               </w:rPr>
             </w:pPr>
@@ -37872,7 +37194,6 @@
               <w:ind w:right="320"/>
               <w:jc w:val="center"/>
               <w:rPr>
-                <w:rFonts w:hint="eastAsia"/>
                 <w:lang w:eastAsia="ko-KR"/>
               </w:rPr>
             </w:pPr>
@@ -38295,17 +37616,7 @@
                 <w:szCs w:val="20"/>
                 <w:lang w:eastAsia="ko-KR"/>
               </w:rPr>
-              <w:t xml:space="preserve">관리자 화면-사용자 검색어 </w:t>
-            </w:r>
-            <w:r>
-              <w:rPr>
-                <w:rFonts w:ascii="맑은 고딕" w:eastAsia="맑은 고딕" w:hAnsi="맑은 고딕" w:cs="맑은 고딕" w:hint="eastAsia"/>
-                <w:sz w:val="20"/>
-                <w:szCs w:val="20"/>
-                <w:lang w:eastAsia="ko-KR"/>
-              </w:rPr>
-              <w:lastRenderedPageBreak/>
-              <w:t>공백 값 입력</w:t>
+              <w:t>관리자 화면-사용자 검색어 공백 값 입력</w:t>
             </w:r>
           </w:p>
         </w:tc>
@@ -38336,7 +37647,7 @@
               <w:pStyle w:val="a5"/>
               <w:ind w:left="800"/>
               <w:rPr>
-                <w:rFonts w:ascii="맑은 고딕" w:eastAsia="맑은 고딕" w:hAnsi="맑은 고딕" w:hint="eastAsia"/>
+                <w:rFonts w:ascii="맑은 고딕" w:eastAsia="맑은 고딕" w:hAnsi="맑은 고딕"/>
                 <w:lang w:eastAsia="ko-KR"/>
               </w:rPr>
             </w:pPr>
@@ -38352,7 +37663,7 @@
             <w:pPr>
               <w:jc w:val="center"/>
               <w:rPr>
-                <w:rFonts w:ascii="맑은 고딕" w:eastAsia="맑은 고딕" w:hAnsi="맑은 고딕" w:hint="eastAsia"/>
+                <w:rFonts w:ascii="맑은 고딕" w:eastAsia="맑은 고딕" w:hAnsi="맑은 고딕"/>
                 <w:lang w:eastAsia="ko-KR"/>
               </w:rPr>
             </w:pPr>
@@ -38419,7 +37730,7 @@
             <w:pPr>
               <w:jc w:val="center"/>
               <w:rPr>
-                <w:rFonts w:ascii="맑은 고딕" w:eastAsia="맑은 고딕" w:hAnsi="맑은 고딕" w:hint="eastAsia"/>
+                <w:rFonts w:ascii="맑은 고딕" w:eastAsia="맑은 고딕" w:hAnsi="맑은 고딕"/>
                 <w:lang w:eastAsia="ko-KR"/>
               </w:rPr>
             </w:pPr>
@@ -38439,7 +37750,7 @@
               <w:pStyle w:val="a5"/>
               <w:ind w:left="800"/>
               <w:rPr>
-                <w:rFonts w:ascii="맑은 고딕" w:eastAsia="맑은 고딕" w:hAnsi="맑은 고딕" w:hint="eastAsia"/>
+                <w:rFonts w:ascii="맑은 고딕" w:eastAsia="맑은 고딕" w:hAnsi="맑은 고딕"/>
                 <w:lang w:eastAsia="ko-KR"/>
               </w:rPr>
             </w:pPr>
@@ -38509,7 +37820,17 @@
                 <w:szCs w:val="20"/>
                 <w:lang w:eastAsia="ko-KR"/>
               </w:rPr>
-              <w:t>관리자 화면-현재 검색 결과에 일치하는 사용자의 접속 상태 변경</w:t>
+              <w:t xml:space="preserve">관리자 화면-현재 검색 결과에 </w:t>
+            </w:r>
+            <w:r>
+              <w:rPr>
+                <w:rFonts w:ascii="맑은 고딕" w:eastAsia="맑은 고딕" w:hAnsi="맑은 고딕" w:cs="맑은 고딕" w:hint="eastAsia"/>
+                <w:sz w:val="20"/>
+                <w:szCs w:val="20"/>
+                <w:lang w:eastAsia="ko-KR"/>
+              </w:rPr>
+              <w:lastRenderedPageBreak/>
+              <w:t>일치하는 사용자의 접속 상태 변경</w:t>
             </w:r>
           </w:p>
         </w:tc>
@@ -38540,7 +37861,7 @@
               <w:pStyle w:val="a5"/>
               <w:ind w:left="800"/>
               <w:rPr>
-                <w:rFonts w:ascii="맑은 고딕" w:eastAsia="맑은 고딕" w:hAnsi="맑은 고딕" w:hint="eastAsia"/>
+                <w:rFonts w:ascii="맑은 고딕" w:eastAsia="맑은 고딕" w:hAnsi="맑은 고딕"/>
                 <w:lang w:eastAsia="ko-KR"/>
               </w:rPr>
             </w:pPr>
@@ -38556,212 +37877,7 @@
             <w:pPr>
               <w:jc w:val="center"/>
               <w:rPr>
-                <w:rFonts w:ascii="맑은 고딕" w:eastAsia="맑은 고딕" w:hAnsi="맑은 고딕" w:hint="eastAsia"/>
-                <w:lang w:eastAsia="ko-KR"/>
-              </w:rPr>
-            </w:pPr>
-          </w:p>
-        </w:tc>
-      </w:tr>
-      <w:tr>
-        <w:trPr>
-          <w:trHeight w:val="70"/>
-        </w:trPr>
-        <w:tc>
-          <w:tcPr>
-            <w:tcW w:w="1428" w:type="dxa"/>
-            <w:vAlign w:val="center"/>
-          </w:tcPr>
-          <w:p>
-            <w:pPr>
-              <w:pStyle w:val="TableParagraph"/>
-              <w:ind w:right="95"/>
-              <w:jc w:val="center"/>
-            </w:pPr>
-            <w:r>
-              <w:rPr>
-                <w:rFonts w:hint="eastAsia"/>
-                <w:sz w:val="20"/>
-                <w:szCs w:val="20"/>
-              </w:rPr>
-              <w:t>TC10-4</w:t>
-            </w:r>
-          </w:p>
-        </w:tc>
-        <w:tc>
-          <w:tcPr>
-            <w:tcW w:w="1418" w:type="dxa"/>
-            <w:gridSpan w:val="3"/>
-            <w:vAlign w:val="center"/>
-          </w:tcPr>
-          <w:p>
-            <w:pPr>
-              <w:jc w:val="center"/>
-              <w:rPr>
                 <w:rFonts w:ascii="맑은 고딕" w:eastAsia="맑은 고딕" w:hAnsi="맑은 고딕"/>
-                <w:lang w:eastAsia="ko-KR"/>
-              </w:rPr>
-            </w:pPr>
-            <w:r>
-              <w:rPr>
-                <w:rFonts w:ascii="맑은 고딕" w:eastAsia="맑은 고딕" w:hAnsi="맑은 고딕" w:cs="맑은 고딕" w:hint="eastAsia"/>
-                <w:sz w:val="20"/>
-                <w:szCs w:val="20"/>
-              </w:rPr>
-              <w:t>사용자 회원 탈퇴</w:t>
-            </w:r>
-          </w:p>
-        </w:tc>
-        <w:tc>
-          <w:tcPr>
-            <w:tcW w:w="2126" w:type="dxa"/>
-            <w:gridSpan w:val="2"/>
-            <w:vAlign w:val="center"/>
-          </w:tcPr>
-          <w:p>
-            <w:pPr>
-              <w:jc w:val="center"/>
-              <w:rPr>
-                <w:rFonts w:ascii="맑은 고딕" w:eastAsia="맑은 고딕" w:hAnsi="맑은 고딕" w:hint="eastAsia"/>
-                <w:lang w:eastAsia="ko-KR"/>
-              </w:rPr>
-            </w:pPr>
-          </w:p>
-        </w:tc>
-        <w:tc>
-          <w:tcPr>
-            <w:tcW w:w="2977" w:type="dxa"/>
-            <w:gridSpan w:val="2"/>
-            <w:tcBorders>
-              <w:top w:val="nil"/>
-            </w:tcBorders>
-            <w:vAlign w:val="center"/>
-          </w:tcPr>
-          <w:p>
-            <w:pPr>
-              <w:pStyle w:val="a5"/>
-              <w:ind w:left="800"/>
-              <w:rPr>
-                <w:rFonts w:ascii="맑은 고딕" w:eastAsia="맑은 고딕" w:hAnsi="맑은 고딕" w:hint="eastAsia"/>
-                <w:lang w:eastAsia="ko-KR"/>
-              </w:rPr>
-            </w:pPr>
-          </w:p>
-        </w:tc>
-        <w:tc>
-          <w:tcPr>
-            <w:tcW w:w="1691" w:type="dxa"/>
-            <w:gridSpan w:val="2"/>
-            <w:vAlign w:val="center"/>
-          </w:tcPr>
-          <w:p>
-            <w:pPr>
-              <w:jc w:val="center"/>
-              <w:rPr>
-                <w:rFonts w:ascii="맑은 고딕" w:eastAsia="맑은 고딕" w:hAnsi="맑은 고딕" w:hint="eastAsia"/>
-                <w:lang w:eastAsia="ko-KR"/>
-              </w:rPr>
-            </w:pPr>
-          </w:p>
-        </w:tc>
-      </w:tr>
-      <w:tr>
-        <w:trPr>
-          <w:trHeight w:val="70"/>
-        </w:trPr>
-        <w:tc>
-          <w:tcPr>
-            <w:tcW w:w="1428" w:type="dxa"/>
-            <w:vAlign w:val="center"/>
-          </w:tcPr>
-          <w:p>
-            <w:pPr>
-              <w:pStyle w:val="TableParagraph"/>
-              <w:ind w:right="95"/>
-              <w:jc w:val="center"/>
-            </w:pPr>
-            <w:r>
-              <w:rPr>
-                <w:rFonts w:hint="eastAsia"/>
-                <w:sz w:val="20"/>
-                <w:szCs w:val="20"/>
-              </w:rPr>
-              <w:t>TC10-1</w:t>
-            </w:r>
-          </w:p>
-        </w:tc>
-        <w:tc>
-          <w:tcPr>
-            <w:tcW w:w="1418" w:type="dxa"/>
-            <w:gridSpan w:val="3"/>
-            <w:vAlign w:val="center"/>
-          </w:tcPr>
-          <w:p>
-            <w:pPr>
-              <w:jc w:val="center"/>
-              <w:rPr>
-                <w:rFonts w:ascii="맑은 고딕" w:eastAsia="맑은 고딕" w:hAnsi="맑은 고딕"/>
-                <w:lang w:eastAsia="ko-KR"/>
-              </w:rPr>
-            </w:pPr>
-            <w:r>
-              <w:rPr>
-                <w:rFonts w:ascii="맑은 고딕" w:eastAsia="맑은 고딕" w:hAnsi="맑은 고딕" w:cs="맑은 고딕" w:hint="eastAsia"/>
-                <w:sz w:val="20"/>
-                <w:szCs w:val="20"/>
-                <w:lang w:eastAsia="ko-KR"/>
-              </w:rPr>
-              <w:t>관리자 화면-사용자 검색어 공백 값 입력</w:t>
-            </w:r>
-          </w:p>
-        </w:tc>
-        <w:tc>
-          <w:tcPr>
-            <w:tcW w:w="2126" w:type="dxa"/>
-            <w:gridSpan w:val="2"/>
-            <w:vAlign w:val="center"/>
-          </w:tcPr>
-          <w:p>
-            <w:pPr>
-              <w:jc w:val="center"/>
-              <w:rPr>
-                <w:rFonts w:ascii="맑은 고딕" w:eastAsia="맑은 고딕" w:hAnsi="맑은 고딕" w:hint="eastAsia"/>
-                <w:lang w:eastAsia="ko-KR"/>
-              </w:rPr>
-            </w:pPr>
-          </w:p>
-        </w:tc>
-        <w:tc>
-          <w:tcPr>
-            <w:tcW w:w="2977" w:type="dxa"/>
-            <w:gridSpan w:val="2"/>
-            <w:tcBorders>
-              <w:top w:val="nil"/>
-            </w:tcBorders>
-            <w:vAlign w:val="center"/>
-          </w:tcPr>
-          <w:p>
-            <w:pPr>
-              <w:pStyle w:val="a5"/>
-              <w:ind w:left="800"/>
-              <w:rPr>
-                <w:rFonts w:ascii="맑은 고딕" w:eastAsia="맑은 고딕" w:hAnsi="맑은 고딕" w:hint="eastAsia"/>
-                <w:lang w:eastAsia="ko-KR"/>
-              </w:rPr>
-            </w:pPr>
-          </w:p>
-        </w:tc>
-        <w:tc>
-          <w:tcPr>
-            <w:tcW w:w="1691" w:type="dxa"/>
-            <w:gridSpan w:val="2"/>
-            <w:vAlign w:val="center"/>
-          </w:tcPr>
-          <w:p>
-            <w:pPr>
-              <w:jc w:val="center"/>
-              <w:rPr>
-                <w:rFonts w:ascii="맑은 고딕" w:eastAsia="맑은 고딕" w:hAnsi="맑은 고딕" w:hint="eastAsia"/>
                 <w:lang w:eastAsia="ko-KR"/>
               </w:rPr>
             </w:pPr>
@@ -39000,7 +38116,6 @@
               <w:spacing w:before="100"/>
               <w:jc w:val="center"/>
               <w:rPr>
-                <w:rFonts w:hint="eastAsia"/>
                 <w:lang w:eastAsia="ko-KR"/>
               </w:rPr>
             </w:pPr>
@@ -39102,7 +38217,6 @@
               <w:spacing w:before="100"/>
               <w:jc w:val="center"/>
               <w:rPr>
-                <w:rFonts w:hint="eastAsia"/>
                 <w:lang w:eastAsia="ko-KR"/>
               </w:rPr>
             </w:pPr>
@@ -39194,7 +38308,6 @@
               <w:ind w:right="320"/>
               <w:jc w:val="center"/>
               <w:rPr>
-                <w:rFonts w:hint="eastAsia"/>
                 <w:lang w:eastAsia="ko-KR"/>
               </w:rPr>
             </w:pPr>
@@ -39669,7 +38782,7 @@
               <w:pStyle w:val="a5"/>
               <w:ind w:left="800"/>
               <w:rPr>
-                <w:rFonts w:ascii="맑은 고딕" w:eastAsia="맑은 고딕" w:hAnsi="맑은 고딕" w:hint="eastAsia"/>
+                <w:rFonts w:ascii="맑은 고딕" w:eastAsia="맑은 고딕" w:hAnsi="맑은 고딕"/>
                 <w:lang w:eastAsia="ko-KR"/>
               </w:rPr>
             </w:pPr>
@@ -39685,7 +38798,7 @@
             <w:pPr>
               <w:jc w:val="center"/>
               <w:rPr>
-                <w:rFonts w:ascii="맑은 고딕" w:eastAsia="맑은 고딕" w:hAnsi="맑은 고딕" w:hint="eastAsia"/>
+                <w:rFonts w:ascii="맑은 고딕" w:eastAsia="맑은 고딕" w:hAnsi="맑은 고딕"/>
                 <w:lang w:eastAsia="ko-KR"/>
               </w:rPr>
             </w:pPr>
@@ -39751,7 +38864,7 @@
             <w:pPr>
               <w:jc w:val="center"/>
               <w:rPr>
-                <w:rFonts w:ascii="맑은 고딕" w:eastAsia="맑은 고딕" w:hAnsi="맑은 고딕" w:hint="eastAsia"/>
+                <w:rFonts w:ascii="맑은 고딕" w:eastAsia="맑은 고딕" w:hAnsi="맑은 고딕"/>
                 <w:lang w:eastAsia="ko-KR"/>
               </w:rPr>
             </w:pPr>
@@ -39771,7 +38884,7 @@
               <w:pStyle w:val="a5"/>
               <w:ind w:left="800"/>
               <w:rPr>
-                <w:rFonts w:ascii="맑은 고딕" w:eastAsia="맑은 고딕" w:hAnsi="맑은 고딕" w:hint="eastAsia"/>
+                <w:rFonts w:ascii="맑은 고딕" w:eastAsia="맑은 고딕" w:hAnsi="맑은 고딕"/>
                 <w:lang w:eastAsia="ko-KR"/>
               </w:rPr>
             </w:pPr>
@@ -39871,7 +38984,7 @@
               <w:pStyle w:val="a5"/>
               <w:ind w:left="800"/>
               <w:rPr>
-                <w:rFonts w:ascii="맑은 고딕" w:eastAsia="맑은 고딕" w:hAnsi="맑은 고딕" w:hint="eastAsia"/>
+                <w:rFonts w:ascii="맑은 고딕" w:eastAsia="맑은 고딕" w:hAnsi="맑은 고딕"/>
                 <w:lang w:eastAsia="ko-KR"/>
               </w:rPr>
             </w:pPr>
@@ -39887,7 +39000,7 @@
             <w:pPr>
               <w:jc w:val="center"/>
               <w:rPr>
-                <w:rFonts w:ascii="맑은 고딕" w:eastAsia="맑은 고딕" w:hAnsi="맑은 고딕" w:hint="eastAsia"/>
+                <w:rFonts w:ascii="맑은 고딕" w:eastAsia="맑은 고딕" w:hAnsi="맑은 고딕"/>
                 <w:lang w:eastAsia="ko-KR"/>
               </w:rPr>
             </w:pPr>
@@ -39904,24 +39017,9 @@
     </w:p>
     <w:p>
       <w:pPr>
-        <w:rPr>
-          <w:rFonts w:ascii="맑은 고딕" w:eastAsia="맑은 고딕" w:hAnsi="맑은 고딕"/>
-        </w:rPr>
-      </w:pPr>
-    </w:p>
-    <w:p>
-      <w:pPr>
-        <w:rPr>
-          <w:rFonts w:ascii="맑은 고딕" w:eastAsia="맑은 고딕" w:hAnsi="맑은 고딕" w:hint="eastAsia"/>
-        </w:rPr>
-      </w:pPr>
-    </w:p>
-    <w:p>
-      <w:pPr>
         <w:pStyle w:val="3"/>
       </w:pPr>
       <w:r>
-        <w:lastRenderedPageBreak/>
         <w:t>4.</w:t>
       </w:r>
       <w:r>
@@ -40999,7 +40097,7 @@
           <w:p>
             <w:pPr>
               <w:rPr>
-                <w:rFonts w:ascii="맑은 고딕" w:eastAsia="맑은 고딕" w:hAnsi="맑은 고딕" w:hint="eastAsia"/>
+                <w:rFonts w:ascii="맑은 고딕" w:eastAsia="맑은 고딕" w:hAnsi="맑은 고딕"/>
                 <w:sz w:val="20"/>
                 <w:szCs w:val="20"/>
                 <w:lang w:eastAsia="ko-KR"/>
@@ -41204,7 +40302,7 @@
                 <w:szCs w:val="20"/>
                 <w:lang w:eastAsia="ko-KR"/>
               </w:rPr>
-              <w:t xml:space="preserve">5. </w:t>
+              <w:t xml:space="preserve">5. 사용자 정보가 </w:t>
             </w:r>
             <w:r>
               <w:rPr>
@@ -41213,7 +40311,8 @@
                 <w:szCs w:val="20"/>
                 <w:lang w:eastAsia="ko-KR"/>
               </w:rPr>
-              <w:t>사용자 정보가 표시된다.</w:t>
+              <w:lastRenderedPageBreak/>
+              <w:t>표시된다.</w:t>
             </w:r>
           </w:p>
           <w:p>
@@ -41238,7 +40337,7 @@
           <w:p>
             <w:pPr>
               <w:rPr>
-                <w:rFonts w:ascii="맑은 고딕" w:eastAsia="맑은 고딕" w:hAnsi="맑은 고딕" w:hint="eastAsia"/>
+                <w:rFonts w:ascii="맑은 고딕" w:eastAsia="맑은 고딕" w:hAnsi="맑은 고딕"/>
                 <w:sz w:val="20"/>
                 <w:szCs w:val="20"/>
                 <w:lang w:eastAsia="ko-KR"/>
@@ -41257,55 +40356,6 @@
         </w:tc>
       </w:tr>
     </w:tbl>
-    <w:p>
-      <w:pPr>
-        <w:rPr>
-          <w:rFonts w:ascii="맑은 고딕" w:eastAsia="맑은 고딕" w:hAnsi="맑은 고딕"/>
-        </w:rPr>
-      </w:pPr>
-    </w:p>
-    <w:p>
-      <w:pPr>
-        <w:rPr>
-          <w:rFonts w:ascii="맑은 고딕" w:eastAsia="맑은 고딕" w:hAnsi="맑은 고딕"/>
-        </w:rPr>
-      </w:pPr>
-    </w:p>
-    <w:p>
-      <w:pPr>
-        <w:rPr>
-          <w:rFonts w:ascii="맑은 고딕" w:eastAsia="맑은 고딕" w:hAnsi="맑은 고딕"/>
-        </w:rPr>
-      </w:pPr>
-    </w:p>
-    <w:p>
-      <w:pPr>
-        <w:rPr>
-          <w:rFonts w:ascii="맑은 고딕" w:eastAsia="맑은 고딕" w:hAnsi="맑은 고딕"/>
-        </w:rPr>
-      </w:pPr>
-    </w:p>
-    <w:p>
-      <w:pPr>
-        <w:rPr>
-          <w:rFonts w:ascii="맑은 고딕" w:eastAsia="맑은 고딕" w:hAnsi="맑은 고딕"/>
-        </w:rPr>
-      </w:pPr>
-    </w:p>
-    <w:p>
-      <w:pPr>
-        <w:rPr>
-          <w:rFonts w:ascii="맑은 고딕" w:eastAsia="맑은 고딕" w:hAnsi="맑은 고딕" w:hint="eastAsia"/>
-        </w:rPr>
-      </w:pPr>
-    </w:p>
-    <w:p>
-      <w:pPr>
-        <w:rPr>
-          <w:rFonts w:ascii="맑은 고딕" w:eastAsia="맑은 고딕" w:hAnsi="맑은 고딕" w:hint="eastAsia"/>
-        </w:rPr>
-      </w:pPr>
-    </w:p>
     <w:p>
       <w:pPr>
         <w:rPr>
@@ -41371,7 +40421,6 @@
                 <w:color w:val="000000" w:themeColor="text1"/>
                 <w:lang w:eastAsia="ko-KR"/>
               </w:rPr>
-              <w:lastRenderedPageBreak/>
               <w:t>담당자</w:t>
             </w:r>
           </w:p>
@@ -41489,14 +40538,7 @@
                 <w:rFonts w:hint="eastAsia"/>
                 <w:lang w:eastAsia="ko-KR"/>
               </w:rPr>
-              <w:t>SS-0</w:t>
-            </w:r>
-            <w:r>
-              <w:rPr>
-                <w:rFonts w:hint="eastAsia"/>
-                <w:lang w:eastAsia="ko-KR"/>
-              </w:rPr>
-              <w:t>2</w:t>
+              <w:t>SS-02</w:t>
             </w:r>
           </w:p>
         </w:tc>
@@ -41629,14 +40671,7 @@
                 <w:rFonts w:hint="eastAsia"/>
                 <w:lang w:eastAsia="ko-KR"/>
               </w:rPr>
-              <w:t>IT-0</w:t>
-            </w:r>
-            <w:r>
-              <w:rPr>
-                <w:rFonts w:hint="eastAsia"/>
-                <w:lang w:eastAsia="ko-KR"/>
-              </w:rPr>
-              <w:t>2</w:t>
+              <w:t>IT-02</w:t>
             </w:r>
           </w:p>
         </w:tc>
@@ -41684,7 +40719,6 @@
               <w:spacing w:line="380" w:lineRule="exact"/>
               <w:jc w:val="center"/>
               <w:rPr>
-                <w:rFonts w:hint="eastAsia"/>
                 <w:lang w:eastAsia="ko-KR"/>
               </w:rPr>
             </w:pPr>
@@ -41992,7 +41026,7 @@
             <w:pPr>
               <w:jc w:val="center"/>
               <w:rPr>
-                <w:rFonts w:ascii="맑은 고딕" w:eastAsia="맑은 고딕" w:hAnsi="맑은 고딕" w:hint="eastAsia"/>
+                <w:rFonts w:ascii="맑은 고딕" w:eastAsia="맑은 고딕" w:hAnsi="맑은 고딕"/>
                 <w:sz w:val="20"/>
                 <w:szCs w:val="20"/>
                 <w:lang w:eastAsia="ko-KR"/>
@@ -42055,7 +41089,7 @@
           <w:p>
             <w:pPr>
               <w:rPr>
-                <w:rFonts w:ascii="맑은 고딕" w:eastAsia="맑은 고딕" w:hAnsi="맑은 고딕" w:hint="eastAsia"/>
+                <w:rFonts w:ascii="맑은 고딕" w:eastAsia="맑은 고딕" w:hAnsi="맑은 고딕"/>
                 <w:sz w:val="20"/>
                 <w:szCs w:val="20"/>
                 <w:lang w:eastAsia="ko-KR"/>
@@ -42239,7 +41273,7 @@
           <w:p>
             <w:pPr>
               <w:rPr>
-                <w:rFonts w:ascii="맑은 고딕" w:eastAsia="맑은 고딕" w:hAnsi="맑은 고딕" w:hint="eastAsia"/>
+                <w:rFonts w:ascii="맑은 고딕" w:eastAsia="맑은 고딕" w:hAnsi="맑은 고딕"/>
                 <w:sz w:val="20"/>
                 <w:szCs w:val="20"/>
                 <w:lang w:eastAsia="ko-KR"/>
@@ -42324,7 +41358,7 @@
                 <w:szCs w:val="20"/>
                 <w:lang w:eastAsia="ko-KR"/>
               </w:rPr>
-              <w:t>사용자는 메인 화면, 관리자는 관리자 화면으로 이동</w:t>
+              <w:t>사용자는 메인 화면, 관리자는 관리자 화면으로 이동한</w:t>
             </w:r>
             <w:r>
               <w:rPr>
@@ -42333,8 +41367,18 @@
                 <w:szCs w:val="20"/>
                 <w:lang w:eastAsia="ko-KR"/>
               </w:rPr>
-              <w:t>한</w:t>
-            </w:r>
+              <w:t>다.</w:t>
+            </w:r>
+          </w:p>
+          <w:p>
+            <w:pPr>
+              <w:rPr>
+                <w:rFonts w:ascii="맑은 고딕" w:eastAsia="맑은 고딕" w:hAnsi="맑은 고딕"/>
+                <w:sz w:val="20"/>
+                <w:szCs w:val="20"/>
+                <w:lang w:eastAsia="ko-KR"/>
+              </w:rPr>
+            </w:pPr>
             <w:r>
               <w:rPr>
                 <w:rFonts w:ascii="맑은 고딕" w:eastAsia="맑은 고딕" w:hAnsi="맑은 고딕" w:hint="eastAsia"/>
@@ -42342,7 +41386,25 @@
                 <w:szCs w:val="20"/>
                 <w:lang w:eastAsia="ko-KR"/>
               </w:rPr>
-              <w:t>다.</w:t>
+              <w:t xml:space="preserve">3. </w:t>
+            </w:r>
+            <w:r>
+              <w:rPr>
+                <w:rFonts w:ascii="맑은 고딕" w:eastAsia="맑은 고딕" w:hAnsi="맑은 고딕" w:hint="eastAsia"/>
+                <w:sz w:val="20"/>
+                <w:szCs w:val="20"/>
+                <w:lang w:eastAsia="ko-KR"/>
+              </w:rPr>
+              <w:t>검색한 사용자의 정보가 표시된다</w:t>
+            </w:r>
+            <w:r>
+              <w:rPr>
+                <w:rFonts w:ascii="맑은 고딕" w:eastAsia="맑은 고딕" w:hAnsi="맑은 고딕" w:hint="eastAsia"/>
+                <w:sz w:val="20"/>
+                <w:szCs w:val="20"/>
+                <w:lang w:eastAsia="ko-KR"/>
+              </w:rPr>
+              <w:t>.</w:t>
             </w:r>
           </w:p>
           <w:p>
@@ -42361,7 +41423,7 @@
                 <w:szCs w:val="20"/>
                 <w:lang w:eastAsia="ko-KR"/>
               </w:rPr>
-              <w:t xml:space="preserve">3. </w:t>
+              <w:t xml:space="preserve">4. </w:t>
             </w:r>
             <w:r>
               <w:rPr>
@@ -42370,7 +41432,7 @@
                 <w:szCs w:val="20"/>
                 <w:lang w:eastAsia="ko-KR"/>
               </w:rPr>
-              <w:t>검색한 사용자의 정보가 표시된다</w:t>
+              <w:t>선택한 사용자가 DB에서 삭제된다</w:t>
             </w:r>
             <w:r>
               <w:rPr>
@@ -42380,1187 +41442,6 @@
                 <w:lang w:eastAsia="ko-KR"/>
               </w:rPr>
               <w:t>.</w:t>
-            </w:r>
-          </w:p>
-          <w:p>
-            <w:pPr>
-              <w:rPr>
-                <w:rFonts w:ascii="맑은 고딕" w:eastAsia="맑은 고딕" w:hAnsi="맑은 고딕" w:hint="eastAsia"/>
-                <w:sz w:val="20"/>
-                <w:szCs w:val="20"/>
-                <w:lang w:eastAsia="ko-KR"/>
-              </w:rPr>
-            </w:pPr>
-            <w:r>
-              <w:rPr>
-                <w:rFonts w:ascii="맑은 고딕" w:eastAsia="맑은 고딕" w:hAnsi="맑은 고딕" w:hint="eastAsia"/>
-                <w:sz w:val="20"/>
-                <w:szCs w:val="20"/>
-                <w:lang w:eastAsia="ko-KR"/>
-              </w:rPr>
-              <w:t xml:space="preserve">4. </w:t>
-            </w:r>
-            <w:r>
-              <w:rPr>
-                <w:rFonts w:ascii="맑은 고딕" w:eastAsia="맑은 고딕" w:hAnsi="맑은 고딕" w:hint="eastAsia"/>
-                <w:sz w:val="20"/>
-                <w:szCs w:val="20"/>
-                <w:lang w:eastAsia="ko-KR"/>
-              </w:rPr>
-              <w:t>선택한 사용자가 DB에서 삭제된다</w:t>
-            </w:r>
-            <w:r>
-              <w:rPr>
-                <w:rFonts w:ascii="맑은 고딕" w:eastAsia="맑은 고딕" w:hAnsi="맑은 고딕" w:hint="eastAsia"/>
-                <w:sz w:val="20"/>
-                <w:szCs w:val="20"/>
-                <w:lang w:eastAsia="ko-KR"/>
-              </w:rPr>
-              <w:t>.</w:t>
-            </w:r>
-          </w:p>
-        </w:tc>
-      </w:tr>
-    </w:tbl>
-    <w:p>
-      <w:pPr>
-        <w:rPr>
-          <w:rFonts w:ascii="맑은 고딕" w:eastAsia="맑은 고딕" w:hAnsi="맑은 고딕" w:hint="eastAsia"/>
-          <w:sz w:val="20"/>
-          <w:szCs w:val="20"/>
-        </w:rPr>
-      </w:pPr>
-    </w:p>
-    <w:tbl>
-      <w:tblPr>
-        <w:tblStyle w:val="TableNormal1"/>
-        <w:tblW w:w="9640" w:type="dxa"/>
-        <w:tblInd w:w="-147" w:type="dxa"/>
-        <w:tblBorders>
-          <w:top w:val="single" w:sz="4" w:space="0" w:color="000000"/>
-          <w:left w:val="single" w:sz="4" w:space="0" w:color="000000"/>
-          <w:bottom w:val="single" w:sz="4" w:space="0" w:color="000000"/>
-          <w:right w:val="single" w:sz="4" w:space="0" w:color="000000"/>
-          <w:insideH w:val="single" w:sz="4" w:space="0" w:color="000000"/>
-          <w:insideV w:val="single" w:sz="4" w:space="0" w:color="000000"/>
-        </w:tblBorders>
-        <w:tblLayout w:type="fixed"/>
-        <w:tblLook w:val="01E0" w:firstRow="1" w:lastRow="1" w:firstColumn="1" w:lastColumn="1" w:noHBand="0" w:noVBand="0"/>
-      </w:tblPr>
-      <w:tblGrid>
-        <w:gridCol w:w="1424"/>
-        <w:gridCol w:w="274"/>
-        <w:gridCol w:w="1136"/>
-        <w:gridCol w:w="6"/>
-        <w:gridCol w:w="1836"/>
-        <w:gridCol w:w="290"/>
-        <w:gridCol w:w="1411"/>
-        <w:gridCol w:w="1130"/>
-        <w:gridCol w:w="571"/>
-        <w:gridCol w:w="1562"/>
-      </w:tblGrid>
-      <w:tr>
-        <w:trPr>
-          <w:gridAfter w:val="7"/>
-          <w:wAfter w:w="6806" w:type="dxa"/>
-          <w:trHeight w:val="517"/>
-        </w:trPr>
-        <w:tc>
-          <w:tcPr>
-            <w:tcW w:w="1698" w:type="dxa"/>
-            <w:gridSpan w:val="2"/>
-            <w:shd w:val="clear" w:color="auto" w:fill="CAEDFB" w:themeFill="accent4" w:themeFillTint="33"/>
-          </w:tcPr>
-          <w:p>
-            <w:pPr>
-              <w:pStyle w:val="TableParagraph"/>
-              <w:spacing w:before="100"/>
-              <w:ind w:left="471"/>
-              <w:rPr>
-                <w:b/>
-                <w:color w:val="000000" w:themeColor="text1"/>
-                <w:lang w:eastAsia="ko-KR"/>
-              </w:rPr>
-            </w:pPr>
-            <w:r>
-              <w:rPr>
-                <w:rFonts w:hint="eastAsia"/>
-                <w:b/>
-                <w:color w:val="000000" w:themeColor="text1"/>
-                <w:lang w:eastAsia="ko-KR"/>
-              </w:rPr>
-              <w:t>담당자</w:t>
-            </w:r>
-          </w:p>
-        </w:tc>
-        <w:tc>
-          <w:tcPr>
-            <w:tcW w:w="1136" w:type="dxa"/>
-          </w:tcPr>
-          <w:p>
-            <w:pPr>
-              <w:pStyle w:val="TableParagraph"/>
-              <w:spacing w:before="100"/>
-              <w:jc w:val="center"/>
-            </w:pPr>
-            <w:r>
-              <w:rPr>
-                <w:rFonts w:hint="eastAsia"/>
-                <w:lang w:eastAsia="ko-KR"/>
-              </w:rPr>
-              <w:t>김민성</w:t>
-            </w:r>
-          </w:p>
-        </w:tc>
-      </w:tr>
-      <w:tr>
-        <w:trPr>
-          <w:trHeight w:val="517"/>
-        </w:trPr>
-        <w:tc>
-          <w:tcPr>
-            <w:tcW w:w="1698" w:type="dxa"/>
-            <w:gridSpan w:val="2"/>
-            <w:shd w:val="clear" w:color="auto" w:fill="CAEDFB" w:themeFill="accent4" w:themeFillTint="33"/>
-            <w:vAlign w:val="center"/>
-          </w:tcPr>
-          <w:p>
-            <w:pPr>
-              <w:pStyle w:val="TableParagraph"/>
-              <w:spacing w:line="318" w:lineRule="exact"/>
-              <w:ind w:left="94" w:right="87"/>
-              <w:jc w:val="center"/>
-              <w:rPr>
-                <w:b/>
-                <w:color w:val="000000" w:themeColor="text1"/>
-                <w:spacing w:val="-4"/>
-                <w:lang w:eastAsia="ko-KR"/>
-              </w:rPr>
-            </w:pPr>
-            <w:r>
-              <w:rPr>
-                <w:rFonts w:hint="eastAsia"/>
-                <w:b/>
-                <w:color w:val="000000" w:themeColor="text1"/>
-                <w:spacing w:val="-4"/>
-                <w:lang w:eastAsia="ko-KR"/>
-              </w:rPr>
-              <w:t>관련</w:t>
-            </w:r>
-          </w:p>
-          <w:p>
-            <w:pPr>
-              <w:pStyle w:val="TableParagraph"/>
-              <w:spacing w:line="318" w:lineRule="exact"/>
-              <w:ind w:left="94" w:right="87"/>
-              <w:jc w:val="center"/>
-              <w:rPr>
-                <w:b/>
-                <w:color w:val="000000" w:themeColor="text1"/>
-              </w:rPr>
-            </w:pPr>
-            <w:r>
-              <w:rPr>
-                <w:rFonts w:hint="eastAsia"/>
-                <w:b/>
-                <w:color w:val="000000" w:themeColor="text1"/>
-                <w:spacing w:val="-4"/>
-              </w:rPr>
-              <w:t>서브시스템</w:t>
-            </w:r>
-            <w:r>
-              <w:rPr>
-                <w:rFonts w:hint="eastAsia"/>
-                <w:b/>
-                <w:color w:val="000000" w:themeColor="text1"/>
-                <w:lang w:eastAsia="ko-KR"/>
-              </w:rPr>
-              <w:t xml:space="preserve"> </w:t>
-            </w:r>
-            <w:r>
-              <w:rPr>
-                <w:b/>
-                <w:color w:val="000000" w:themeColor="text1"/>
-                <w:spacing w:val="-5"/>
-              </w:rPr>
-              <w:t>ID</w:t>
-            </w:r>
-          </w:p>
-        </w:tc>
-        <w:tc>
-          <w:tcPr>
-            <w:tcW w:w="1136" w:type="dxa"/>
-            <w:vAlign w:val="center"/>
-          </w:tcPr>
-          <w:p>
-            <w:pPr>
-              <w:pStyle w:val="TableParagraph"/>
-              <w:spacing w:before="100"/>
-              <w:jc w:val="center"/>
-              <w:rPr>
-                <w:lang w:eastAsia="ko-KR"/>
-              </w:rPr>
-            </w:pPr>
-            <w:r>
-              <w:rPr>
-                <w:rFonts w:hint="eastAsia"/>
-                <w:lang w:eastAsia="ko-KR"/>
-              </w:rPr>
-              <w:t>SS-0</w:t>
-            </w:r>
-            <w:r>
-              <w:rPr>
-                <w:rFonts w:hint="eastAsia"/>
-                <w:lang w:eastAsia="ko-KR"/>
-              </w:rPr>
-              <w:t>3</w:t>
-            </w:r>
-          </w:p>
-        </w:tc>
-        <w:tc>
-          <w:tcPr>
-            <w:tcW w:w="1842" w:type="dxa"/>
-            <w:gridSpan w:val="2"/>
-            <w:shd w:val="clear" w:color="auto" w:fill="CAEDFB" w:themeFill="accent4" w:themeFillTint="33"/>
-            <w:vAlign w:val="center"/>
-          </w:tcPr>
-          <w:p>
-            <w:pPr>
-              <w:pStyle w:val="TableParagraph"/>
-              <w:spacing w:before="100"/>
-              <w:ind w:left="153" w:right="142"/>
-              <w:jc w:val="center"/>
-              <w:rPr>
-                <w:b/>
-              </w:rPr>
-            </w:pPr>
-            <w:r>
-              <w:rPr>
-                <w:rFonts w:hint="eastAsia"/>
-                <w:b/>
-                <w:color w:val="000000" w:themeColor="text1"/>
-                <w:lang w:eastAsia="ko-KR"/>
-              </w:rPr>
-              <w:t>서브시스템</w:t>
-            </w:r>
-            <w:r>
-              <w:rPr>
-                <w:b/>
-                <w:color w:val="000000" w:themeColor="text1"/>
-                <w:spacing w:val="35"/>
-              </w:rPr>
-              <w:t xml:space="preserve"> </w:t>
-            </w:r>
-            <w:r>
-              <w:rPr>
-                <w:rFonts w:hint="eastAsia"/>
-                <w:b/>
-                <w:color w:val="000000" w:themeColor="text1"/>
-                <w:spacing w:val="-10"/>
-              </w:rPr>
-              <w:t>명</w:t>
-            </w:r>
-          </w:p>
-        </w:tc>
-        <w:tc>
-          <w:tcPr>
-            <w:tcW w:w="1701" w:type="dxa"/>
-            <w:gridSpan w:val="2"/>
-            <w:vAlign w:val="center"/>
-          </w:tcPr>
-          <w:p>
-            <w:pPr>
-              <w:jc w:val="center"/>
-              <w:rPr>
-                <w:rFonts w:ascii="맑은 고딕" w:eastAsia="맑은 고딕" w:hAnsi="맑은 고딕"/>
-                <w:lang w:eastAsia="ko-KR"/>
-              </w:rPr>
-            </w:pPr>
-            <w:r>
-              <w:rPr>
-                <w:rFonts w:ascii="맑은 고딕" w:eastAsia="맑은 고딕" w:hAnsi="맑은 고딕" w:cs="맑은 고딕"/>
-              </w:rPr>
-              <w:t>File Processing Subsystem</w:t>
-            </w:r>
-          </w:p>
-        </w:tc>
-        <w:tc>
-          <w:tcPr>
-            <w:tcW w:w="1701" w:type="dxa"/>
-            <w:gridSpan w:val="2"/>
-            <w:shd w:val="clear" w:color="auto" w:fill="CAEDFB" w:themeFill="accent4" w:themeFillTint="33"/>
-            <w:vAlign w:val="center"/>
-          </w:tcPr>
-          <w:p>
-            <w:pPr>
-              <w:pStyle w:val="TableParagraph"/>
-              <w:spacing w:before="100"/>
-              <w:ind w:left="471"/>
-              <w:rPr>
-                <w:b/>
-              </w:rPr>
-            </w:pPr>
-            <w:r>
-              <w:rPr>
-                <w:rFonts w:hint="eastAsia"/>
-                <w:b/>
-                <w:color w:val="000000" w:themeColor="text1"/>
-                <w:lang w:eastAsia="ko-KR"/>
-              </w:rPr>
-              <w:t>시험</w:t>
-            </w:r>
-            <w:r>
-              <w:rPr>
-                <w:b/>
-                <w:color w:val="000000" w:themeColor="text1"/>
-                <w:spacing w:val="35"/>
-              </w:rPr>
-              <w:t xml:space="preserve"> </w:t>
-            </w:r>
-            <w:r>
-              <w:rPr>
-                <w:b/>
-                <w:color w:val="000000" w:themeColor="text1"/>
-                <w:spacing w:val="-5"/>
-              </w:rPr>
-              <w:t>ID</w:t>
-            </w:r>
-          </w:p>
-        </w:tc>
-        <w:tc>
-          <w:tcPr>
-            <w:tcW w:w="1562" w:type="dxa"/>
-            <w:vAlign w:val="center"/>
-          </w:tcPr>
-          <w:p>
-            <w:pPr>
-              <w:pStyle w:val="TableParagraph"/>
-              <w:spacing w:before="100"/>
-              <w:jc w:val="center"/>
-              <w:rPr>
-                <w:lang w:eastAsia="ko-KR"/>
-              </w:rPr>
-            </w:pPr>
-            <w:r>
-              <w:rPr>
-                <w:rFonts w:hint="eastAsia"/>
-                <w:lang w:eastAsia="ko-KR"/>
-              </w:rPr>
-              <w:t>IT-0</w:t>
-            </w:r>
-            <w:r>
-              <w:rPr>
-                <w:rFonts w:hint="eastAsia"/>
-                <w:lang w:eastAsia="ko-KR"/>
-              </w:rPr>
-              <w:t>3</w:t>
-            </w:r>
-          </w:p>
-        </w:tc>
-      </w:tr>
-      <w:tr>
-        <w:trPr>
-          <w:trHeight w:val="400"/>
-        </w:trPr>
-        <w:tc>
-          <w:tcPr>
-            <w:tcW w:w="1698" w:type="dxa"/>
-            <w:gridSpan w:val="2"/>
-            <w:shd w:val="clear" w:color="auto" w:fill="CAEDFB" w:themeFill="accent4" w:themeFillTint="33"/>
-          </w:tcPr>
-          <w:p>
-            <w:pPr>
-              <w:pStyle w:val="TableParagraph"/>
-              <w:spacing w:line="380" w:lineRule="exact"/>
-              <w:ind w:left="94" w:right="87"/>
-              <w:jc w:val="center"/>
-              <w:rPr>
-                <w:b/>
-                <w:color w:val="000000" w:themeColor="text1"/>
-              </w:rPr>
-            </w:pPr>
-            <w:r>
-              <w:rPr>
-                <w:b/>
-                <w:color w:val="000000" w:themeColor="text1"/>
-                <w:spacing w:val="-5"/>
-              </w:rPr>
-              <w:t>설명</w:t>
-            </w:r>
-          </w:p>
-        </w:tc>
-        <w:tc>
-          <w:tcPr>
-            <w:tcW w:w="7942" w:type="dxa"/>
-            <w:gridSpan w:val="8"/>
-            <w:vAlign w:val="center"/>
-          </w:tcPr>
-          <w:p>
-            <w:pPr>
-              <w:pStyle w:val="TableParagraph"/>
-              <w:spacing w:line="380" w:lineRule="exact"/>
-              <w:jc w:val="center"/>
-              <w:rPr>
-                <w:rFonts w:hint="eastAsia"/>
-                <w:lang w:eastAsia="ko-KR"/>
-              </w:rPr>
-            </w:pPr>
-            <w:r>
-              <w:rPr>
-                <w:rFonts w:hint="eastAsia"/>
-                <w:lang w:eastAsia="ko-KR"/>
-              </w:rPr>
-              <w:t xml:space="preserve">파일 첨부 및 전송, 파일 다운로드 절차에 </w:t>
-            </w:r>
-            <w:r>
-              <w:rPr>
-                <w:rFonts w:hint="eastAsia"/>
-                <w:lang w:eastAsia="ko-KR"/>
-              </w:rPr>
-              <w:t>관한 단위 기능들의 통합 시험</w:t>
-            </w:r>
-          </w:p>
-        </w:tc>
-      </w:tr>
-      <w:tr>
-        <w:trPr>
-          <w:trHeight w:val="797"/>
-        </w:trPr>
-        <w:tc>
-          <w:tcPr>
-            <w:tcW w:w="1424" w:type="dxa"/>
-            <w:shd w:val="clear" w:color="auto" w:fill="CAEDFB" w:themeFill="accent4" w:themeFillTint="33"/>
-            <w:vAlign w:val="center"/>
-          </w:tcPr>
-          <w:p>
-            <w:pPr>
-              <w:pStyle w:val="TableParagraph"/>
-              <w:spacing w:line="319" w:lineRule="exact"/>
-              <w:ind w:left="102" w:right="95"/>
-              <w:jc w:val="center"/>
-              <w:rPr>
-                <w:b/>
-                <w:color w:val="000000" w:themeColor="text1"/>
-              </w:rPr>
-            </w:pPr>
-            <w:r>
-              <w:rPr>
-                <w:b/>
-                <w:color w:val="000000" w:themeColor="text1"/>
-                <w:spacing w:val="-2"/>
-              </w:rPr>
-              <w:t>시험케이스</w:t>
-            </w:r>
-          </w:p>
-          <w:p>
-            <w:pPr>
-              <w:pStyle w:val="TableParagraph"/>
-              <w:spacing w:line="332" w:lineRule="exact"/>
-              <w:ind w:left="102" w:right="87"/>
-              <w:jc w:val="center"/>
-              <w:rPr>
-                <w:b/>
-                <w:color w:val="000000" w:themeColor="text1"/>
-              </w:rPr>
-            </w:pPr>
-            <w:r>
-              <w:rPr>
-                <w:b/>
-                <w:color w:val="000000" w:themeColor="text1"/>
-                <w:spacing w:val="-5"/>
-              </w:rPr>
-              <w:t>ID</w:t>
-            </w:r>
-          </w:p>
-        </w:tc>
-        <w:tc>
-          <w:tcPr>
-            <w:tcW w:w="1416" w:type="dxa"/>
-            <w:gridSpan w:val="3"/>
-            <w:shd w:val="clear" w:color="auto" w:fill="CAEDFB" w:themeFill="accent4" w:themeFillTint="33"/>
-            <w:vAlign w:val="center"/>
-          </w:tcPr>
-          <w:p>
-            <w:pPr>
-              <w:pStyle w:val="TableParagraph"/>
-              <w:spacing w:line="319" w:lineRule="exact"/>
-              <w:ind w:left="132" w:right="124"/>
-              <w:jc w:val="center"/>
-              <w:rPr>
-                <w:b/>
-                <w:color w:val="000000" w:themeColor="text1"/>
-                <w:spacing w:val="-2"/>
-              </w:rPr>
-            </w:pPr>
-            <w:r>
-              <w:rPr>
-                <w:b/>
-                <w:color w:val="000000" w:themeColor="text1"/>
-                <w:spacing w:val="-2"/>
-              </w:rPr>
-              <w:t>시험</w:t>
-            </w:r>
-          </w:p>
-          <w:p>
-            <w:pPr>
-              <w:pStyle w:val="TableParagraph"/>
-              <w:spacing w:line="319" w:lineRule="exact"/>
-              <w:ind w:left="132" w:right="124"/>
-              <w:jc w:val="center"/>
-              <w:rPr>
-                <w:b/>
-                <w:color w:val="000000" w:themeColor="text1"/>
-              </w:rPr>
-            </w:pPr>
-            <w:r>
-              <w:rPr>
-                <w:b/>
-                <w:color w:val="000000" w:themeColor="text1"/>
-                <w:spacing w:val="-2"/>
-              </w:rPr>
-              <w:t>케이스</w:t>
-            </w:r>
-            <w:r>
-              <w:rPr>
-                <w:rFonts w:hint="eastAsia"/>
-                <w:b/>
-                <w:color w:val="000000" w:themeColor="text1"/>
-              </w:rPr>
-              <w:t xml:space="preserve"> </w:t>
-            </w:r>
-            <w:r>
-              <w:rPr>
-                <w:b/>
-                <w:color w:val="000000" w:themeColor="text1"/>
-              </w:rPr>
-              <w:t>명</w:t>
-            </w:r>
-          </w:p>
-        </w:tc>
-        <w:tc>
-          <w:tcPr>
-            <w:tcW w:w="2126" w:type="dxa"/>
-            <w:gridSpan w:val="2"/>
-            <w:shd w:val="clear" w:color="auto" w:fill="CAEDFB" w:themeFill="accent4" w:themeFillTint="33"/>
-            <w:vAlign w:val="center"/>
-          </w:tcPr>
-          <w:p>
-            <w:pPr>
-              <w:pStyle w:val="TableParagraph"/>
-              <w:spacing w:before="100"/>
-              <w:jc w:val="center"/>
-              <w:rPr>
-                <w:b/>
-                <w:color w:val="000000" w:themeColor="text1"/>
-              </w:rPr>
-            </w:pPr>
-            <w:r>
-              <w:rPr>
-                <w:b/>
-                <w:color w:val="000000" w:themeColor="text1"/>
-              </w:rPr>
-              <w:t>시험</w:t>
-            </w:r>
-            <w:r>
-              <w:rPr>
-                <w:b/>
-                <w:color w:val="000000" w:themeColor="text1"/>
-                <w:spacing w:val="35"/>
-              </w:rPr>
-              <w:t xml:space="preserve"> </w:t>
-            </w:r>
-            <w:r>
-              <w:rPr>
-                <w:b/>
-                <w:color w:val="000000" w:themeColor="text1"/>
-                <w:spacing w:val="-5"/>
-              </w:rPr>
-              <w:t>절차</w:t>
-            </w:r>
-          </w:p>
-        </w:tc>
-        <w:tc>
-          <w:tcPr>
-            <w:tcW w:w="2541" w:type="dxa"/>
-            <w:gridSpan w:val="2"/>
-            <w:shd w:val="clear" w:color="auto" w:fill="CAEDFB" w:themeFill="accent4" w:themeFillTint="33"/>
-            <w:vAlign w:val="center"/>
-          </w:tcPr>
-          <w:p>
-            <w:pPr>
-              <w:pStyle w:val="TableParagraph"/>
-              <w:spacing w:before="100"/>
-              <w:jc w:val="center"/>
-              <w:rPr>
-                <w:b/>
-                <w:color w:val="000000" w:themeColor="text1"/>
-                <w:lang w:eastAsia="ko-KR"/>
-              </w:rPr>
-            </w:pPr>
-            <w:r>
-              <w:rPr>
-                <w:rFonts w:hint="eastAsia"/>
-                <w:b/>
-                <w:color w:val="000000" w:themeColor="text1"/>
-                <w:lang w:eastAsia="ko-KR"/>
-              </w:rPr>
-              <w:t>입력 자료</w:t>
-            </w:r>
-          </w:p>
-        </w:tc>
-        <w:tc>
-          <w:tcPr>
-            <w:tcW w:w="2133" w:type="dxa"/>
-            <w:gridSpan w:val="2"/>
-            <w:shd w:val="clear" w:color="auto" w:fill="CAEDFB" w:themeFill="accent4" w:themeFillTint="33"/>
-            <w:vAlign w:val="center"/>
-          </w:tcPr>
-          <w:p>
-            <w:pPr>
-              <w:pStyle w:val="TableParagraph"/>
-              <w:spacing w:before="100"/>
-              <w:jc w:val="center"/>
-              <w:rPr>
-                <w:b/>
-                <w:color w:val="000000" w:themeColor="text1"/>
-              </w:rPr>
-            </w:pPr>
-            <w:r>
-              <w:rPr>
-                <w:b/>
-                <w:color w:val="000000" w:themeColor="text1"/>
-              </w:rPr>
-              <w:t>예상</w:t>
-            </w:r>
-            <w:r>
-              <w:rPr>
-                <w:rFonts w:hint="eastAsia"/>
-                <w:b/>
-                <w:color w:val="000000" w:themeColor="text1"/>
-                <w:lang w:eastAsia="ko-KR"/>
-              </w:rPr>
-              <w:t xml:space="preserve"> </w:t>
-            </w:r>
-            <w:r>
-              <w:rPr>
-                <w:b/>
-                <w:color w:val="000000" w:themeColor="text1"/>
-                <w:spacing w:val="-5"/>
-              </w:rPr>
-              <w:t>결과</w:t>
-            </w:r>
-          </w:p>
-        </w:tc>
-      </w:tr>
-      <w:tr>
-        <w:trPr>
-          <w:trHeight w:val="70"/>
-        </w:trPr>
-        <w:tc>
-          <w:tcPr>
-            <w:tcW w:w="1424" w:type="dxa"/>
-            <w:vAlign w:val="center"/>
-          </w:tcPr>
-          <w:p>
-            <w:pPr>
-              <w:pStyle w:val="TableParagraph"/>
-              <w:spacing w:before="241"/>
-              <w:ind w:left="100" w:right="95"/>
-              <w:jc w:val="center"/>
-              <w:rPr>
-                <w:sz w:val="20"/>
-                <w:szCs w:val="20"/>
-              </w:rPr>
-            </w:pPr>
-            <w:r>
-              <w:rPr>
-                <w:rFonts w:hint="eastAsia"/>
-                <w:sz w:val="20"/>
-                <w:szCs w:val="20"/>
-                <w:lang w:eastAsia="ko-KR"/>
-              </w:rPr>
-              <w:t>IT-</w:t>
-            </w:r>
-            <w:r>
-              <w:rPr>
-                <w:sz w:val="20"/>
-                <w:szCs w:val="20"/>
-              </w:rPr>
-              <w:t>0</w:t>
-            </w:r>
-            <w:r>
-              <w:rPr>
-                <w:rFonts w:hint="eastAsia"/>
-                <w:sz w:val="20"/>
-                <w:szCs w:val="20"/>
-                <w:lang w:eastAsia="ko-KR"/>
-              </w:rPr>
-              <w:t>3</w:t>
-            </w:r>
-          </w:p>
-        </w:tc>
-        <w:tc>
-          <w:tcPr>
-            <w:tcW w:w="1416" w:type="dxa"/>
-            <w:gridSpan w:val="3"/>
-            <w:vAlign w:val="center"/>
-          </w:tcPr>
-          <w:p>
-            <w:pPr>
-              <w:jc w:val="center"/>
-              <w:rPr>
-                <w:rFonts w:ascii="맑은 고딕" w:eastAsia="맑은 고딕" w:hAnsi="맑은 고딕" w:hint="eastAsia"/>
-                <w:sz w:val="20"/>
-                <w:szCs w:val="20"/>
-                <w:lang w:eastAsia="ko-KR"/>
-              </w:rPr>
-            </w:pPr>
-            <w:r>
-              <w:rPr>
-                <w:rFonts w:ascii="맑은 고딕" w:eastAsia="맑은 고딕" w:hAnsi="맑은 고딕" w:hint="eastAsia"/>
-                <w:sz w:val="20"/>
-                <w:szCs w:val="20"/>
-                <w:lang w:eastAsia="ko-KR"/>
-              </w:rPr>
-              <w:t>파일 첨부</w:t>
-            </w:r>
-          </w:p>
-        </w:tc>
-        <w:tc>
-          <w:tcPr>
-            <w:tcW w:w="2126" w:type="dxa"/>
-            <w:gridSpan w:val="2"/>
-            <w:vAlign w:val="center"/>
-          </w:tcPr>
-          <w:p>
-            <w:pPr>
-              <w:rPr>
-                <w:rFonts w:ascii="맑은 고딕" w:eastAsia="맑은 고딕" w:hAnsi="맑은 고딕"/>
-                <w:sz w:val="20"/>
-                <w:szCs w:val="20"/>
-                <w:lang w:eastAsia="ko-KR"/>
-              </w:rPr>
-            </w:pPr>
-            <w:r>
-              <w:rPr>
-                <w:rFonts w:ascii="맑은 고딕" w:eastAsia="맑은 고딕" w:hAnsi="맑은 고딕" w:hint="eastAsia"/>
-                <w:sz w:val="20"/>
-                <w:szCs w:val="20"/>
-                <w:lang w:eastAsia="ko-KR"/>
-              </w:rPr>
-              <w:t>1.</w:t>
-            </w:r>
-            <w:r>
-              <w:rPr>
-                <w:rFonts w:ascii="맑은 고딕" w:eastAsia="맑은 고딕" w:hAnsi="맑은 고딕" w:hint="eastAsia"/>
-                <w:sz w:val="20"/>
-                <w:szCs w:val="20"/>
-                <w:lang w:eastAsia="ko-KR"/>
-              </w:rPr>
-              <w:t>파일 첨부</w:t>
-            </w:r>
-            <w:r>
-              <w:rPr>
-                <w:rFonts w:ascii="맑은 고딕" w:eastAsia="맑은 고딕" w:hAnsi="맑은 고딕" w:hint="eastAsia"/>
-                <w:sz w:val="20"/>
-                <w:szCs w:val="20"/>
-                <w:lang w:eastAsia="ko-KR"/>
-              </w:rPr>
-              <w:t xml:space="preserve"> 버튼 클릭</w:t>
-            </w:r>
-          </w:p>
-          <w:p>
-            <w:pPr>
-              <w:rPr>
-                <w:rFonts w:ascii="맑은 고딕" w:eastAsia="맑은 고딕" w:hAnsi="맑은 고딕" w:hint="eastAsia"/>
-                <w:sz w:val="20"/>
-                <w:szCs w:val="20"/>
-                <w:lang w:eastAsia="ko-KR"/>
-              </w:rPr>
-            </w:pPr>
-            <w:r>
-              <w:rPr>
-                <w:rFonts w:ascii="맑은 고딕" w:eastAsia="맑은 고딕" w:hAnsi="맑은 고딕" w:hint="eastAsia"/>
-                <w:sz w:val="20"/>
-                <w:szCs w:val="20"/>
-                <w:lang w:eastAsia="ko-KR"/>
-              </w:rPr>
-              <w:t>2.</w:t>
-            </w:r>
-            <w:r>
-              <w:rPr>
-                <w:rFonts w:ascii="맑은 고딕" w:eastAsia="맑은 고딕" w:hAnsi="맑은 고딕" w:hint="eastAsia"/>
-                <w:sz w:val="20"/>
-                <w:szCs w:val="20"/>
-                <w:lang w:eastAsia="ko-KR"/>
-              </w:rPr>
-              <w:t xml:space="preserve">파일 </w:t>
-            </w:r>
-            <w:r>
-              <w:rPr>
-                <w:rFonts w:ascii="맑은 고딕" w:eastAsia="맑은 고딕" w:hAnsi="맑은 고딕" w:hint="eastAsia"/>
-                <w:sz w:val="20"/>
-                <w:szCs w:val="20"/>
-                <w:lang w:eastAsia="ko-KR"/>
-              </w:rPr>
-              <w:t>선택</w:t>
-            </w:r>
-          </w:p>
-          <w:p>
-            <w:pPr>
-              <w:rPr>
-                <w:rFonts w:ascii="맑은 고딕" w:eastAsia="맑은 고딕" w:hAnsi="맑은 고딕"/>
-                <w:sz w:val="20"/>
-                <w:szCs w:val="20"/>
-                <w:lang w:eastAsia="ko-KR"/>
-              </w:rPr>
-            </w:pPr>
-            <w:r>
-              <w:rPr>
-                <w:rFonts w:ascii="맑은 고딕" w:eastAsia="맑은 고딕" w:hAnsi="맑은 고딕" w:hint="eastAsia"/>
-                <w:sz w:val="20"/>
-                <w:szCs w:val="20"/>
-                <w:lang w:eastAsia="ko-KR"/>
-              </w:rPr>
-              <w:t>3.</w:t>
-            </w:r>
-            <w:r>
-              <w:rPr>
-                <w:rFonts w:ascii="맑은 고딕" w:eastAsia="맑은 고딕" w:hAnsi="맑은 고딕" w:hint="eastAsia"/>
-                <w:sz w:val="20"/>
-                <w:szCs w:val="20"/>
-                <w:lang w:eastAsia="ko-KR"/>
-              </w:rPr>
-              <w:t>전송 버튼 클릭</w:t>
-            </w:r>
-          </w:p>
-          <w:p>
-            <w:pPr>
-              <w:rPr>
-                <w:rFonts w:ascii="맑은 고딕" w:eastAsia="맑은 고딕" w:hAnsi="맑은 고딕" w:hint="eastAsia"/>
-                <w:sz w:val="20"/>
-                <w:szCs w:val="20"/>
-                <w:lang w:eastAsia="ko-KR"/>
-              </w:rPr>
-            </w:pPr>
-            <w:r>
-              <w:rPr>
-                <w:rFonts w:ascii="맑은 고딕" w:eastAsia="맑은 고딕" w:hAnsi="맑은 고딕" w:hint="eastAsia"/>
-                <w:sz w:val="20"/>
-                <w:szCs w:val="20"/>
-                <w:lang w:eastAsia="ko-KR"/>
-              </w:rPr>
-              <w:t>4.파일 저장 버튼 클릭</w:t>
-            </w:r>
-          </w:p>
-        </w:tc>
-        <w:tc>
-          <w:tcPr>
-            <w:tcW w:w="2541" w:type="dxa"/>
-            <w:gridSpan w:val="2"/>
-            <w:vAlign w:val="center"/>
-          </w:tcPr>
-          <w:p>
-            <w:pPr>
-              <w:rPr>
-                <w:rFonts w:ascii="맑은 고딕" w:eastAsia="맑은 고딕" w:hAnsi="맑은 고딕"/>
-                <w:sz w:val="20"/>
-                <w:szCs w:val="20"/>
-                <w:lang w:eastAsia="ko-KR"/>
-              </w:rPr>
-            </w:pPr>
-            <w:r>
-              <w:rPr>
-                <w:rFonts w:ascii="맑은 고딕" w:eastAsia="맑은 고딕" w:hAnsi="맑은 고딕" w:hint="eastAsia"/>
-                <w:sz w:val="20"/>
-                <w:szCs w:val="20"/>
-                <w:lang w:eastAsia="ko-KR"/>
-              </w:rPr>
-              <w:t xml:space="preserve">1. </w:t>
-            </w:r>
-            <w:r>
-              <w:rPr>
-                <w:rFonts w:ascii="맑은 고딕" w:eastAsia="맑은 고딕" w:hAnsi="맑은 고딕" w:hint="eastAsia"/>
-                <w:sz w:val="20"/>
-                <w:szCs w:val="20"/>
-                <w:lang w:eastAsia="ko-KR"/>
-              </w:rPr>
-              <w:t>파일 첨부 버튼 클릭</w:t>
-            </w:r>
-            <w:r>
-              <w:rPr>
-                <w:rFonts w:ascii="맑은 고딕" w:eastAsia="맑은 고딕" w:hAnsi="맑은 고딕" w:hint="eastAsia"/>
-                <w:sz w:val="20"/>
-                <w:szCs w:val="20"/>
-                <w:lang w:eastAsia="ko-KR"/>
-              </w:rPr>
-              <w:t xml:space="preserve"> 입력</w:t>
-            </w:r>
-          </w:p>
-          <w:p>
-            <w:pPr>
-              <w:rPr>
-                <w:rFonts w:ascii="맑은 고딕" w:eastAsia="맑은 고딕" w:hAnsi="맑은 고딕"/>
-                <w:sz w:val="20"/>
-                <w:szCs w:val="20"/>
-                <w:lang w:eastAsia="ko-KR"/>
-              </w:rPr>
-            </w:pPr>
-            <w:r>
-              <w:rPr>
-                <w:rFonts w:ascii="맑은 고딕" w:eastAsia="맑은 고딕" w:hAnsi="맑은 고딕" w:hint="eastAsia"/>
-                <w:sz w:val="20"/>
-                <w:szCs w:val="20"/>
-                <w:lang w:eastAsia="ko-KR"/>
-              </w:rPr>
-              <w:t xml:space="preserve">2. </w:t>
-            </w:r>
-            <w:r>
-              <w:rPr>
-                <w:rFonts w:ascii="맑은 고딕" w:eastAsia="맑은 고딕" w:hAnsi="맑은 고딕" w:hint="eastAsia"/>
-                <w:sz w:val="20"/>
-                <w:szCs w:val="20"/>
-                <w:lang w:eastAsia="ko-KR"/>
-              </w:rPr>
-              <w:t>파일</w:t>
-            </w:r>
-            <w:r>
-              <w:rPr>
-                <w:rFonts w:ascii="맑은 고딕" w:eastAsia="맑은 고딕" w:hAnsi="맑은 고딕" w:hint="eastAsia"/>
-                <w:sz w:val="20"/>
-                <w:szCs w:val="20"/>
-                <w:lang w:eastAsia="ko-KR"/>
-              </w:rPr>
-              <w:t xml:space="preserve"> 입력</w:t>
-            </w:r>
-          </w:p>
-          <w:p>
-            <w:pPr>
-              <w:rPr>
-                <w:rFonts w:ascii="맑은 고딕" w:eastAsia="맑은 고딕" w:hAnsi="맑은 고딕"/>
-                <w:sz w:val="20"/>
-                <w:szCs w:val="20"/>
-                <w:lang w:eastAsia="ko-KR"/>
-              </w:rPr>
-            </w:pPr>
-            <w:r>
-              <w:rPr>
-                <w:rFonts w:ascii="맑은 고딕" w:eastAsia="맑은 고딕" w:hAnsi="맑은 고딕" w:hint="eastAsia"/>
-                <w:sz w:val="20"/>
-                <w:szCs w:val="20"/>
-                <w:lang w:eastAsia="ko-KR"/>
-              </w:rPr>
-              <w:t xml:space="preserve">3. </w:t>
-            </w:r>
-            <w:r>
-              <w:rPr>
-                <w:rFonts w:ascii="맑은 고딕" w:eastAsia="맑은 고딕" w:hAnsi="맑은 고딕" w:hint="eastAsia"/>
-                <w:sz w:val="20"/>
-                <w:szCs w:val="20"/>
-                <w:lang w:eastAsia="ko-KR"/>
-              </w:rPr>
-              <w:t>전송 버튼 클릭</w:t>
-            </w:r>
-            <w:r>
-              <w:rPr>
-                <w:rFonts w:ascii="맑은 고딕" w:eastAsia="맑은 고딕" w:hAnsi="맑은 고딕" w:hint="eastAsia"/>
-                <w:sz w:val="20"/>
-                <w:szCs w:val="20"/>
-                <w:lang w:eastAsia="ko-KR"/>
-              </w:rPr>
-              <w:t xml:space="preserve"> </w:t>
-            </w:r>
-            <w:r>
-              <w:rPr>
-                <w:rFonts w:ascii="맑은 고딕" w:eastAsia="맑은 고딕" w:hAnsi="맑은 고딕" w:hint="eastAsia"/>
-                <w:sz w:val="20"/>
-                <w:szCs w:val="20"/>
-                <w:lang w:eastAsia="ko-KR"/>
-              </w:rPr>
-              <w:t>입력</w:t>
-            </w:r>
-          </w:p>
-          <w:p>
-            <w:pPr>
-              <w:rPr>
-                <w:rFonts w:ascii="맑은 고딕" w:eastAsia="맑은 고딕" w:hAnsi="맑은 고딕" w:hint="eastAsia"/>
-                <w:sz w:val="20"/>
-                <w:szCs w:val="20"/>
-                <w:lang w:eastAsia="ko-KR"/>
-              </w:rPr>
-            </w:pPr>
-            <w:r>
-              <w:rPr>
-                <w:rFonts w:ascii="맑은 고딕" w:eastAsia="맑은 고딕" w:hAnsi="맑은 고딕" w:hint="eastAsia"/>
-                <w:sz w:val="20"/>
-                <w:szCs w:val="20"/>
-                <w:lang w:eastAsia="ko-KR"/>
-              </w:rPr>
-              <w:t xml:space="preserve">4. </w:t>
-            </w:r>
-            <w:r>
-              <w:rPr>
-                <w:rFonts w:ascii="맑은 고딕" w:eastAsia="맑은 고딕" w:hAnsi="맑은 고딕" w:hint="eastAsia"/>
-                <w:sz w:val="20"/>
-                <w:szCs w:val="20"/>
-                <w:lang w:eastAsia="ko-KR"/>
-              </w:rPr>
-              <w:t>파일 저장 버튼 클릭</w:t>
-            </w:r>
-            <w:r>
-              <w:rPr>
-                <w:rFonts w:ascii="맑은 고딕" w:eastAsia="맑은 고딕" w:hAnsi="맑은 고딕" w:hint="eastAsia"/>
-                <w:sz w:val="20"/>
-                <w:szCs w:val="20"/>
-                <w:lang w:eastAsia="ko-KR"/>
-              </w:rPr>
-              <w:t xml:space="preserve"> 입력</w:t>
-            </w:r>
-          </w:p>
-        </w:tc>
-        <w:tc>
-          <w:tcPr>
-            <w:tcW w:w="2133" w:type="dxa"/>
-            <w:gridSpan w:val="2"/>
-            <w:vAlign w:val="center"/>
-          </w:tcPr>
-          <w:p>
-            <w:pPr>
-              <w:rPr>
-                <w:rFonts w:ascii="맑은 고딕" w:eastAsia="맑은 고딕" w:hAnsi="맑은 고딕"/>
-                <w:sz w:val="20"/>
-                <w:szCs w:val="20"/>
-                <w:lang w:eastAsia="ko-KR"/>
-              </w:rPr>
-            </w:pPr>
-            <w:r>
-              <w:rPr>
-                <w:rFonts w:ascii="맑은 고딕" w:eastAsia="맑은 고딕" w:hAnsi="맑은 고딕" w:hint="eastAsia"/>
-                <w:sz w:val="20"/>
-                <w:szCs w:val="20"/>
-                <w:lang w:eastAsia="ko-KR"/>
-              </w:rPr>
-              <w:t xml:space="preserve">1. </w:t>
-            </w:r>
-            <w:r>
-              <w:rPr>
-                <w:rFonts w:ascii="맑은 고딕" w:eastAsia="맑은 고딕" w:hAnsi="맑은 고딕" w:hint="eastAsia"/>
-                <w:sz w:val="20"/>
-                <w:szCs w:val="20"/>
-                <w:lang w:eastAsia="ko-KR"/>
-              </w:rPr>
-              <w:t>파일 탐색기가 표시된다</w:t>
-            </w:r>
-            <w:r>
-              <w:rPr>
-                <w:rFonts w:ascii="맑은 고딕" w:eastAsia="맑은 고딕" w:hAnsi="맑은 고딕" w:hint="eastAsia"/>
-                <w:sz w:val="20"/>
-                <w:szCs w:val="20"/>
-                <w:lang w:eastAsia="ko-KR"/>
-              </w:rPr>
-              <w:t>.</w:t>
-            </w:r>
-          </w:p>
-          <w:p>
-            <w:pPr>
-              <w:rPr>
-                <w:rFonts w:ascii="맑은 고딕" w:eastAsia="맑은 고딕" w:hAnsi="맑은 고딕" w:hint="eastAsia"/>
-                <w:sz w:val="20"/>
-                <w:szCs w:val="20"/>
-                <w:lang w:eastAsia="ko-KR"/>
-              </w:rPr>
-            </w:pPr>
-            <w:r>
-              <w:rPr>
-                <w:rFonts w:ascii="맑은 고딕" w:eastAsia="맑은 고딕" w:hAnsi="맑은 고딕" w:hint="eastAsia"/>
-                <w:sz w:val="20"/>
-                <w:szCs w:val="20"/>
-                <w:lang w:eastAsia="ko-KR"/>
-              </w:rPr>
-              <w:t xml:space="preserve">2. </w:t>
-            </w:r>
-            <w:r>
-              <w:rPr>
-                <w:rFonts w:ascii="맑은 고딕" w:eastAsia="맑은 고딕" w:hAnsi="맑은 고딕" w:hint="eastAsia"/>
-                <w:sz w:val="20"/>
-                <w:szCs w:val="20"/>
-                <w:lang w:eastAsia="ko-KR"/>
-              </w:rPr>
-              <w:t>선택한 파일이 채팅 화면에 첨부된다.</w:t>
-            </w:r>
-          </w:p>
-          <w:p>
-            <w:pPr>
-              <w:rPr>
-                <w:rFonts w:ascii="맑은 고딕" w:eastAsia="맑은 고딕" w:hAnsi="맑은 고딕"/>
-                <w:sz w:val="20"/>
-                <w:szCs w:val="20"/>
-                <w:lang w:eastAsia="ko-KR"/>
-              </w:rPr>
-            </w:pPr>
-            <w:r>
-              <w:rPr>
-                <w:rFonts w:ascii="맑은 고딕" w:eastAsia="맑은 고딕" w:hAnsi="맑은 고딕" w:hint="eastAsia"/>
-                <w:sz w:val="20"/>
-                <w:szCs w:val="20"/>
-                <w:lang w:eastAsia="ko-KR"/>
-              </w:rPr>
-              <w:t xml:space="preserve">3. </w:t>
-            </w:r>
-            <w:r>
-              <w:rPr>
-                <w:rFonts w:ascii="맑은 고딕" w:eastAsia="맑은 고딕" w:hAnsi="맑은 고딕" w:hint="eastAsia"/>
-                <w:sz w:val="20"/>
-                <w:szCs w:val="20"/>
-                <w:lang w:eastAsia="ko-KR"/>
-              </w:rPr>
-              <w:t>전송한 파일</w:t>
-            </w:r>
-            <w:r>
-              <w:rPr>
-                <w:rFonts w:ascii="맑은 고딕" w:eastAsia="맑은 고딕" w:hAnsi="맑은 고딕" w:hint="eastAsia"/>
-                <w:sz w:val="20"/>
-                <w:szCs w:val="20"/>
-                <w:lang w:eastAsia="ko-KR"/>
-              </w:rPr>
-              <w:t xml:space="preserve"> 정보가 표시된다.</w:t>
-            </w:r>
-          </w:p>
-          <w:p>
-            <w:pPr>
-              <w:rPr>
-                <w:rFonts w:ascii="맑은 고딕" w:eastAsia="맑은 고딕" w:hAnsi="맑은 고딕" w:hint="eastAsia"/>
-                <w:sz w:val="20"/>
-                <w:szCs w:val="20"/>
-                <w:lang w:eastAsia="ko-KR"/>
-              </w:rPr>
-            </w:pPr>
-            <w:r>
-              <w:rPr>
-                <w:rFonts w:ascii="맑은 고딕" w:eastAsia="맑은 고딕" w:hAnsi="맑은 고딕" w:hint="eastAsia"/>
-                <w:sz w:val="20"/>
-                <w:szCs w:val="20"/>
-                <w:lang w:eastAsia="ko-KR"/>
-              </w:rPr>
-              <w:t xml:space="preserve">4. </w:t>
-            </w:r>
-            <w:r>
-              <w:rPr>
-                <w:rFonts w:ascii="맑은 고딕" w:eastAsia="맑은 고딕" w:hAnsi="맑은 고딕" w:hint="eastAsia"/>
-                <w:sz w:val="20"/>
-                <w:szCs w:val="20"/>
-                <w:lang w:eastAsia="ko-KR"/>
-              </w:rPr>
-              <w:t>다운로드한 사용자 PC에 저장</w:t>
-            </w:r>
-            <w:r>
-              <w:rPr>
-                <w:rFonts w:ascii="맑은 고딕" w:eastAsia="맑은 고딕" w:hAnsi="맑은 고딕" w:hint="eastAsia"/>
-                <w:sz w:val="20"/>
-                <w:szCs w:val="20"/>
-                <w:lang w:eastAsia="ko-KR"/>
-              </w:rPr>
-              <w:t>된다.</w:t>
             </w:r>
           </w:p>
         </w:tc>
@@ -43633,7 +41514,6 @@
                 <w:color w:val="000000" w:themeColor="text1"/>
                 <w:lang w:eastAsia="ko-KR"/>
               </w:rPr>
-              <w:lastRenderedPageBreak/>
               <w:t>담당자</w:t>
             </w:r>
           </w:p>
@@ -43653,7 +41533,7 @@
                 <w:rFonts w:hint="eastAsia"/>
                 <w:lang w:eastAsia="ko-KR"/>
               </w:rPr>
-              <w:t>임효진</w:t>
+              <w:t>김민성</w:t>
             </w:r>
           </w:p>
         </w:tc>
@@ -43751,14 +41631,7 @@
                 <w:rFonts w:hint="eastAsia"/>
                 <w:lang w:eastAsia="ko-KR"/>
               </w:rPr>
-              <w:t>SS-0</w:t>
-            </w:r>
-            <w:r>
-              <w:rPr>
-                <w:rFonts w:hint="eastAsia"/>
-                <w:lang w:eastAsia="ko-KR"/>
-              </w:rPr>
-              <w:t>4</w:t>
+              <w:t>SS-03</w:t>
             </w:r>
           </w:p>
         </w:tc>
@@ -43825,7 +41698,7 @@
               <w:rPr>
                 <w:rFonts w:ascii="맑은 고딕" w:eastAsia="맑은 고딕" w:hAnsi="맑은 고딕" w:cs="맑은 고딕"/>
               </w:rPr>
-              <w:t>Map API Subsystem</w:t>
+              <w:t>File Processing Subsystem</w:t>
             </w:r>
           </w:p>
         </w:tc>
@@ -43891,14 +41764,7 @@
                 <w:rFonts w:hint="eastAsia"/>
                 <w:lang w:eastAsia="ko-KR"/>
               </w:rPr>
-              <w:t>IT-0</w:t>
-            </w:r>
-            <w:r>
-              <w:rPr>
-                <w:rFonts w:hint="eastAsia"/>
-                <w:lang w:eastAsia="ko-KR"/>
-              </w:rPr>
-              <w:t>4</w:t>
+              <w:t>IT-03</w:t>
             </w:r>
           </w:p>
         </w:tc>
@@ -43946,23 +41812,15 @@
               <w:spacing w:line="380" w:lineRule="exact"/>
               <w:jc w:val="center"/>
               <w:rPr>
-                <w:rFonts w:hint="eastAsia"/>
-                <w:lang w:eastAsia="ko-KR"/>
-              </w:rPr>
-            </w:pPr>
-            <w:r>
-              <w:rPr>
-                <w:rFonts w:hint="eastAsia"/>
-                <w:lang w:eastAsia="ko-KR"/>
-              </w:rPr>
-              <w:t xml:space="preserve">지도 검색 후 대화방에 공유하는 절차에 </w:t>
-            </w:r>
-            <w:r>
-              <w:rPr>
-                <w:rFonts w:hint="eastAsia"/>
-                <w:lang w:eastAsia="ko-KR"/>
-              </w:rPr>
-              <w:t>관한 단위 기능들의 통합 시험</w:t>
+                <w:lang w:eastAsia="ko-KR"/>
+              </w:rPr>
+            </w:pPr>
+            <w:r>
+              <w:rPr>
+                <w:rFonts w:hint="eastAsia"/>
+                <w:lang w:eastAsia="ko-KR"/>
+              </w:rPr>
+              <w:t>파일 첨부 및 전송, 파일 다운로드 절차에 관한 단위 기능들의 통합 시험</w:t>
             </w:r>
           </w:p>
         </w:tc>
@@ -43986,8 +41844,6 @@
               <w:rPr>
                 <w:b/>
                 <w:color w:val="000000" w:themeColor="text1"/>
-                <w:sz w:val="20"/>
-                <w:szCs w:val="20"/>
               </w:rPr>
             </w:pPr>
             <w:r>
@@ -43995,8 +41851,6 @@
                 <w:b/>
                 <w:color w:val="000000" w:themeColor="text1"/>
                 <w:spacing w:val="-2"/>
-                <w:sz w:val="20"/>
-                <w:szCs w:val="20"/>
               </w:rPr>
               <w:t>시험케이스</w:t>
             </w:r>
@@ -44010,8 +41864,6 @@
               <w:rPr>
                 <w:b/>
                 <w:color w:val="000000" w:themeColor="text1"/>
-                <w:sz w:val="20"/>
-                <w:szCs w:val="20"/>
               </w:rPr>
             </w:pPr>
             <w:r>
@@ -44019,8 +41871,6 @@
                 <w:b/>
                 <w:color w:val="000000" w:themeColor="text1"/>
                 <w:spacing w:val="-5"/>
-                <w:sz w:val="20"/>
-                <w:szCs w:val="20"/>
               </w:rPr>
               <w:t>ID</w:t>
             </w:r>
@@ -44043,8 +41893,6 @@
                 <w:b/>
                 <w:color w:val="000000" w:themeColor="text1"/>
                 <w:spacing w:val="-2"/>
-                <w:sz w:val="20"/>
-                <w:szCs w:val="20"/>
               </w:rPr>
             </w:pPr>
             <w:r>
@@ -44052,8 +41900,6 @@
                 <w:b/>
                 <w:color w:val="000000" w:themeColor="text1"/>
                 <w:spacing w:val="-2"/>
-                <w:sz w:val="20"/>
-                <w:szCs w:val="20"/>
               </w:rPr>
               <w:t>시험</w:t>
             </w:r>
@@ -44067,8 +41913,6 @@
               <w:rPr>
                 <w:b/>
                 <w:color w:val="000000" w:themeColor="text1"/>
-                <w:sz w:val="20"/>
-                <w:szCs w:val="20"/>
               </w:rPr>
             </w:pPr>
             <w:r>
@@ -44076,8 +41920,6 @@
                 <w:b/>
                 <w:color w:val="000000" w:themeColor="text1"/>
                 <w:spacing w:val="-2"/>
-                <w:sz w:val="20"/>
-                <w:szCs w:val="20"/>
               </w:rPr>
               <w:t>케이스</w:t>
             </w:r>
@@ -44086,8 +41928,6 @@
                 <w:rFonts w:hint="eastAsia"/>
                 <w:b/>
                 <w:color w:val="000000" w:themeColor="text1"/>
-                <w:sz w:val="20"/>
-                <w:szCs w:val="20"/>
               </w:rPr>
               <w:t xml:space="preserve"> </w:t>
             </w:r>
@@ -44095,8 +41935,6 @@
               <w:rPr>
                 <w:b/>
                 <w:color w:val="000000" w:themeColor="text1"/>
-                <w:sz w:val="20"/>
-                <w:szCs w:val="20"/>
               </w:rPr>
               <w:t>명</w:t>
             </w:r>
@@ -44117,16 +41955,12 @@
               <w:rPr>
                 <w:b/>
                 <w:color w:val="000000" w:themeColor="text1"/>
-                <w:sz w:val="20"/>
-                <w:szCs w:val="20"/>
-              </w:rPr>
-            </w:pPr>
-            <w:r>
-              <w:rPr>
-                <w:b/>
-                <w:color w:val="000000" w:themeColor="text1"/>
-                <w:sz w:val="20"/>
-                <w:szCs w:val="20"/>
+              </w:rPr>
+            </w:pPr>
+            <w:r>
+              <w:rPr>
+                <w:b/>
+                <w:color w:val="000000" w:themeColor="text1"/>
               </w:rPr>
               <w:t>시험</w:t>
             </w:r>
@@ -44135,8 +41969,6 @@
                 <w:b/>
                 <w:color w:val="000000" w:themeColor="text1"/>
                 <w:spacing w:val="35"/>
-                <w:sz w:val="20"/>
-                <w:szCs w:val="20"/>
               </w:rPr>
               <w:t xml:space="preserve"> </w:t>
             </w:r>
@@ -44145,8 +41977,6 @@
                 <w:b/>
                 <w:color w:val="000000" w:themeColor="text1"/>
                 <w:spacing w:val="-5"/>
-                <w:sz w:val="20"/>
-                <w:szCs w:val="20"/>
               </w:rPr>
               <w:t>절차</w:t>
             </w:r>
@@ -44167,18 +41997,14 @@
               <w:rPr>
                 <w:b/>
                 <w:color w:val="000000" w:themeColor="text1"/>
-                <w:sz w:val="20"/>
-                <w:szCs w:val="20"/>
-                <w:lang w:eastAsia="ko-KR"/>
-              </w:rPr>
-            </w:pPr>
-            <w:r>
-              <w:rPr>
-                <w:rFonts w:hint="eastAsia"/>
-                <w:b/>
-                <w:color w:val="000000" w:themeColor="text1"/>
-                <w:sz w:val="20"/>
-                <w:szCs w:val="20"/>
+                <w:lang w:eastAsia="ko-KR"/>
+              </w:rPr>
+            </w:pPr>
+            <w:r>
+              <w:rPr>
+                <w:rFonts w:hint="eastAsia"/>
+                <w:b/>
+                <w:color w:val="000000" w:themeColor="text1"/>
                 <w:lang w:eastAsia="ko-KR"/>
               </w:rPr>
               <w:t>입력 자료</w:t>
@@ -44200,16 +42026,12 @@
               <w:rPr>
                 <w:b/>
                 <w:color w:val="000000" w:themeColor="text1"/>
-                <w:sz w:val="20"/>
-                <w:szCs w:val="20"/>
-              </w:rPr>
-            </w:pPr>
-            <w:r>
-              <w:rPr>
-                <w:b/>
-                <w:color w:val="000000" w:themeColor="text1"/>
-                <w:sz w:val="20"/>
-                <w:szCs w:val="20"/>
+              </w:rPr>
+            </w:pPr>
+            <w:r>
+              <w:rPr>
+                <w:b/>
+                <w:color w:val="000000" w:themeColor="text1"/>
               </w:rPr>
               <w:t>예상</w:t>
             </w:r>
@@ -44218,8 +42040,6 @@
                 <w:rFonts w:hint="eastAsia"/>
                 <w:b/>
                 <w:color w:val="000000" w:themeColor="text1"/>
-                <w:sz w:val="20"/>
-                <w:szCs w:val="20"/>
                 <w:lang w:eastAsia="ko-KR"/>
               </w:rPr>
               <w:t xml:space="preserve"> </w:t>
@@ -44229,8 +42049,6 @@
                 <w:b/>
                 <w:color w:val="000000" w:themeColor="text1"/>
                 <w:spacing w:val="-5"/>
-                <w:sz w:val="20"/>
-                <w:szCs w:val="20"/>
               </w:rPr>
               <w:t>결과</w:t>
             </w:r>
@@ -44280,7 +42098,7 @@
                 <w:szCs w:val="20"/>
                 <w:lang w:eastAsia="ko-KR"/>
               </w:rPr>
-              <w:t>5</w:t>
+              <w:t>3</w:t>
             </w:r>
           </w:p>
         </w:tc>
@@ -44294,20 +42112,20 @@
             <w:pPr>
               <w:jc w:val="center"/>
               <w:rPr>
+                <w:rFonts w:ascii="맑은 고딕" w:eastAsia="맑은 고딕" w:hAnsi="맑은 고딕"/>
+                <w:sz w:val="20"/>
+                <w:szCs w:val="20"/>
+                <w:lang w:eastAsia="ko-KR"/>
+              </w:rPr>
+            </w:pPr>
+            <w:r>
+              <w:rPr>
                 <w:rFonts w:ascii="맑은 고딕" w:eastAsia="맑은 고딕" w:hAnsi="맑은 고딕" w:hint="eastAsia"/>
                 <w:sz w:val="20"/>
                 <w:szCs w:val="20"/>
                 <w:lang w:eastAsia="ko-KR"/>
               </w:rPr>
-            </w:pPr>
-            <w:r>
-              <w:rPr>
-                <w:rFonts w:ascii="맑은 고딕" w:eastAsia="맑은 고딕" w:hAnsi="맑은 고딕" w:hint="eastAsia"/>
-                <w:sz w:val="20"/>
-                <w:szCs w:val="20"/>
-                <w:lang w:eastAsia="ko-KR"/>
-              </w:rPr>
-              <w:t>지도 검색 및 대화방 공유</w:t>
+              <w:t>파일 첨부</w:t>
             </w:r>
           </w:p>
         </w:tc>
@@ -44320,12 +42138,106 @@
           <w:p>
             <w:pPr>
               <w:rPr>
+                <w:rFonts w:ascii="맑은 고딕" w:eastAsia="맑은 고딕" w:hAnsi="맑은 고딕"/>
+                <w:sz w:val="20"/>
+                <w:szCs w:val="20"/>
+                <w:lang w:eastAsia="ko-KR"/>
+              </w:rPr>
+            </w:pPr>
+            <w:r>
+              <w:rPr>
                 <w:rFonts w:ascii="맑은 고딕" w:eastAsia="맑은 고딕" w:hAnsi="맑은 고딕" w:hint="eastAsia"/>
                 <w:sz w:val="20"/>
                 <w:szCs w:val="20"/>
                 <w:lang w:eastAsia="ko-KR"/>
               </w:rPr>
-            </w:pPr>
+              <w:t>1.파일 첨부</w:t>
+            </w:r>
+            <w:r>
+              <w:rPr>
+                <w:rFonts w:ascii="맑은 고딕" w:eastAsia="맑은 고딕" w:hAnsi="맑은 고딕" w:hint="eastAsia"/>
+                <w:sz w:val="20"/>
+                <w:szCs w:val="20"/>
+                <w:lang w:eastAsia="ko-KR"/>
+              </w:rPr>
+              <w:t xml:space="preserve"> 버튼 클릭</w:t>
+            </w:r>
+          </w:p>
+          <w:p>
+            <w:pPr>
+              <w:rPr>
+                <w:rFonts w:ascii="맑은 고딕" w:eastAsia="맑은 고딕" w:hAnsi="맑은 고딕"/>
+                <w:sz w:val="20"/>
+                <w:szCs w:val="20"/>
+                <w:lang w:eastAsia="ko-KR"/>
+              </w:rPr>
+            </w:pPr>
+            <w:r>
+              <w:rPr>
+                <w:rFonts w:ascii="맑은 고딕" w:eastAsia="맑은 고딕" w:hAnsi="맑은 고딕" w:hint="eastAsia"/>
+                <w:sz w:val="20"/>
+                <w:szCs w:val="20"/>
+                <w:lang w:eastAsia="ko-KR"/>
+              </w:rPr>
+              <w:t xml:space="preserve">2.파일 </w:t>
+            </w:r>
+            <w:r>
+              <w:rPr>
+                <w:rFonts w:ascii="맑은 고딕" w:eastAsia="맑은 고딕" w:hAnsi="맑은 고딕" w:hint="eastAsia"/>
+                <w:sz w:val="20"/>
+                <w:szCs w:val="20"/>
+                <w:lang w:eastAsia="ko-KR"/>
+              </w:rPr>
+              <w:t>선택</w:t>
+            </w:r>
+          </w:p>
+          <w:p>
+            <w:pPr>
+              <w:rPr>
+                <w:rFonts w:ascii="맑은 고딕" w:eastAsia="맑은 고딕" w:hAnsi="맑은 고딕"/>
+                <w:sz w:val="20"/>
+                <w:szCs w:val="20"/>
+                <w:lang w:eastAsia="ko-KR"/>
+              </w:rPr>
+            </w:pPr>
+            <w:r>
+              <w:rPr>
+                <w:rFonts w:ascii="맑은 고딕" w:eastAsia="맑은 고딕" w:hAnsi="맑은 고딕" w:hint="eastAsia"/>
+                <w:sz w:val="20"/>
+                <w:szCs w:val="20"/>
+                <w:lang w:eastAsia="ko-KR"/>
+              </w:rPr>
+              <w:lastRenderedPageBreak/>
+              <w:t>3.</w:t>
+            </w:r>
+            <w:r>
+              <w:rPr>
+                <w:rFonts w:ascii="맑은 고딕" w:eastAsia="맑은 고딕" w:hAnsi="맑은 고딕" w:hint="eastAsia"/>
+                <w:sz w:val="20"/>
+                <w:szCs w:val="20"/>
+                <w:lang w:eastAsia="ko-KR"/>
+              </w:rPr>
+              <w:t>전송 버튼 클릭</w:t>
+            </w:r>
+          </w:p>
+          <w:p>
+            <w:pPr>
+              <w:rPr>
+                <w:rFonts w:ascii="맑은 고딕" w:eastAsia="맑은 고딕" w:hAnsi="맑은 고딕"/>
+                <w:sz w:val="20"/>
+                <w:szCs w:val="20"/>
+                <w:lang w:eastAsia="ko-KR"/>
+              </w:rPr>
+            </w:pPr>
+            <w:r>
+              <w:rPr>
+                <w:rFonts w:ascii="맑은 고딕" w:eastAsia="맑은 고딕" w:hAnsi="맑은 고딕" w:hint="eastAsia"/>
+                <w:sz w:val="20"/>
+                <w:szCs w:val="20"/>
+                <w:lang w:eastAsia="ko-KR"/>
+              </w:rPr>
+              <w:t>4.파일 저장 버튼 클릭</w:t>
+            </w:r>
           </w:p>
         </w:tc>
         <w:tc>
@@ -44337,12 +42249,143 @@
           <w:p>
             <w:pPr>
               <w:rPr>
+                <w:rFonts w:ascii="맑은 고딕" w:eastAsia="맑은 고딕" w:hAnsi="맑은 고딕"/>
+                <w:sz w:val="20"/>
+                <w:szCs w:val="20"/>
+                <w:lang w:eastAsia="ko-KR"/>
+              </w:rPr>
+            </w:pPr>
+            <w:r>
+              <w:rPr>
                 <w:rFonts w:ascii="맑은 고딕" w:eastAsia="맑은 고딕" w:hAnsi="맑은 고딕" w:hint="eastAsia"/>
                 <w:sz w:val="20"/>
                 <w:szCs w:val="20"/>
                 <w:lang w:eastAsia="ko-KR"/>
               </w:rPr>
-            </w:pPr>
+              <w:lastRenderedPageBreak/>
+              <w:t xml:space="preserve">1. </w:t>
+            </w:r>
+            <w:r>
+              <w:rPr>
+                <w:rFonts w:ascii="맑은 고딕" w:eastAsia="맑은 고딕" w:hAnsi="맑은 고딕" w:hint="eastAsia"/>
+                <w:sz w:val="20"/>
+                <w:szCs w:val="20"/>
+                <w:lang w:eastAsia="ko-KR"/>
+              </w:rPr>
+              <w:t>파일 첨부 버튼 클릭</w:t>
+            </w:r>
+            <w:r>
+              <w:rPr>
+                <w:rFonts w:ascii="맑은 고딕" w:eastAsia="맑은 고딕" w:hAnsi="맑은 고딕" w:hint="eastAsia"/>
+                <w:sz w:val="20"/>
+                <w:szCs w:val="20"/>
+                <w:lang w:eastAsia="ko-KR"/>
+              </w:rPr>
+              <w:t xml:space="preserve"> 입력</w:t>
+            </w:r>
+          </w:p>
+          <w:p>
+            <w:pPr>
+              <w:rPr>
+                <w:rFonts w:ascii="맑은 고딕" w:eastAsia="맑은 고딕" w:hAnsi="맑은 고딕"/>
+                <w:sz w:val="20"/>
+                <w:szCs w:val="20"/>
+                <w:lang w:eastAsia="ko-KR"/>
+              </w:rPr>
+            </w:pPr>
+            <w:r>
+              <w:rPr>
+                <w:rFonts w:ascii="맑은 고딕" w:eastAsia="맑은 고딕" w:hAnsi="맑은 고딕" w:hint="eastAsia"/>
+                <w:sz w:val="20"/>
+                <w:szCs w:val="20"/>
+                <w:lang w:eastAsia="ko-KR"/>
+              </w:rPr>
+              <w:t xml:space="preserve">2. </w:t>
+            </w:r>
+            <w:r>
+              <w:rPr>
+                <w:rFonts w:ascii="맑은 고딕" w:eastAsia="맑은 고딕" w:hAnsi="맑은 고딕" w:hint="eastAsia"/>
+                <w:sz w:val="20"/>
+                <w:szCs w:val="20"/>
+                <w:lang w:eastAsia="ko-KR"/>
+              </w:rPr>
+              <w:t>파일 입력</w:t>
+            </w:r>
+          </w:p>
+          <w:p>
+            <w:pPr>
+              <w:rPr>
+                <w:rFonts w:ascii="맑은 고딕" w:eastAsia="맑은 고딕" w:hAnsi="맑은 고딕"/>
+                <w:sz w:val="20"/>
+                <w:szCs w:val="20"/>
+                <w:lang w:eastAsia="ko-KR"/>
+              </w:rPr>
+            </w:pPr>
+            <w:r>
+              <w:rPr>
+                <w:rFonts w:ascii="맑은 고딕" w:eastAsia="맑은 고딕" w:hAnsi="맑은 고딕" w:hint="eastAsia"/>
+                <w:sz w:val="20"/>
+                <w:szCs w:val="20"/>
+                <w:lang w:eastAsia="ko-KR"/>
+              </w:rPr>
+              <w:lastRenderedPageBreak/>
+              <w:t xml:space="preserve">3. </w:t>
+            </w:r>
+            <w:r>
+              <w:rPr>
+                <w:rFonts w:ascii="맑은 고딕" w:eastAsia="맑은 고딕" w:hAnsi="맑은 고딕" w:hint="eastAsia"/>
+                <w:sz w:val="20"/>
+                <w:szCs w:val="20"/>
+                <w:lang w:eastAsia="ko-KR"/>
+              </w:rPr>
+              <w:t xml:space="preserve">전송 버튼 클릭 </w:t>
+            </w:r>
+            <w:r>
+              <w:rPr>
+                <w:rFonts w:ascii="맑은 고딕" w:eastAsia="맑은 고딕" w:hAnsi="맑은 고딕" w:hint="eastAsia"/>
+                <w:sz w:val="20"/>
+                <w:szCs w:val="20"/>
+                <w:lang w:eastAsia="ko-KR"/>
+              </w:rPr>
+              <w:t>입력</w:t>
+            </w:r>
+          </w:p>
+          <w:p>
+            <w:pPr>
+              <w:rPr>
+                <w:rFonts w:ascii="맑은 고딕" w:eastAsia="맑은 고딕" w:hAnsi="맑은 고딕"/>
+                <w:sz w:val="20"/>
+                <w:szCs w:val="20"/>
+                <w:lang w:eastAsia="ko-KR"/>
+              </w:rPr>
+            </w:pPr>
+            <w:r>
+              <w:rPr>
+                <w:rFonts w:ascii="맑은 고딕" w:eastAsia="맑은 고딕" w:hAnsi="맑은 고딕" w:hint="eastAsia"/>
+                <w:sz w:val="20"/>
+                <w:szCs w:val="20"/>
+                <w:lang w:eastAsia="ko-KR"/>
+              </w:rPr>
+              <w:t xml:space="preserve">4. </w:t>
+            </w:r>
+            <w:r>
+              <w:rPr>
+                <w:rFonts w:ascii="맑은 고딕" w:eastAsia="맑은 고딕" w:hAnsi="맑은 고딕" w:hint="eastAsia"/>
+                <w:sz w:val="20"/>
+                <w:szCs w:val="20"/>
+                <w:lang w:eastAsia="ko-KR"/>
+              </w:rPr>
+              <w:t>파일 저장 버튼 클릭</w:t>
+            </w:r>
+            <w:r>
+              <w:rPr>
+                <w:rFonts w:ascii="맑은 고딕" w:eastAsia="맑은 고딕" w:hAnsi="맑은 고딕" w:hint="eastAsia"/>
+                <w:sz w:val="20"/>
+                <w:szCs w:val="20"/>
+                <w:lang w:eastAsia="ko-KR"/>
+              </w:rPr>
+              <w:t xml:space="preserve"> 입력</w:t>
+            </w:r>
           </w:p>
         </w:tc>
         <w:tc>
@@ -44354,12 +42397,143 @@
           <w:p>
             <w:pPr>
               <w:rPr>
+                <w:rFonts w:ascii="맑은 고딕" w:eastAsia="맑은 고딕" w:hAnsi="맑은 고딕"/>
+                <w:sz w:val="20"/>
+                <w:szCs w:val="20"/>
+                <w:lang w:eastAsia="ko-KR"/>
+              </w:rPr>
+            </w:pPr>
+            <w:r>
+              <w:rPr>
                 <w:rFonts w:ascii="맑은 고딕" w:eastAsia="맑은 고딕" w:hAnsi="맑은 고딕" w:hint="eastAsia"/>
                 <w:sz w:val="20"/>
                 <w:szCs w:val="20"/>
                 <w:lang w:eastAsia="ko-KR"/>
               </w:rPr>
-            </w:pPr>
+              <w:lastRenderedPageBreak/>
+              <w:t xml:space="preserve">1. </w:t>
+            </w:r>
+            <w:r>
+              <w:rPr>
+                <w:rFonts w:ascii="맑은 고딕" w:eastAsia="맑은 고딕" w:hAnsi="맑은 고딕" w:hint="eastAsia"/>
+                <w:sz w:val="20"/>
+                <w:szCs w:val="20"/>
+                <w:lang w:eastAsia="ko-KR"/>
+              </w:rPr>
+              <w:t>파일 탐색기가 표시된다</w:t>
+            </w:r>
+            <w:r>
+              <w:rPr>
+                <w:rFonts w:ascii="맑은 고딕" w:eastAsia="맑은 고딕" w:hAnsi="맑은 고딕" w:hint="eastAsia"/>
+                <w:sz w:val="20"/>
+                <w:szCs w:val="20"/>
+                <w:lang w:eastAsia="ko-KR"/>
+              </w:rPr>
+              <w:t>.</w:t>
+            </w:r>
+          </w:p>
+          <w:p>
+            <w:pPr>
+              <w:rPr>
+                <w:rFonts w:ascii="맑은 고딕" w:eastAsia="맑은 고딕" w:hAnsi="맑은 고딕"/>
+                <w:sz w:val="20"/>
+                <w:szCs w:val="20"/>
+                <w:lang w:eastAsia="ko-KR"/>
+              </w:rPr>
+            </w:pPr>
+            <w:r>
+              <w:rPr>
+                <w:rFonts w:ascii="맑은 고딕" w:eastAsia="맑은 고딕" w:hAnsi="맑은 고딕" w:hint="eastAsia"/>
+                <w:sz w:val="20"/>
+                <w:szCs w:val="20"/>
+                <w:lang w:eastAsia="ko-KR"/>
+              </w:rPr>
+              <w:lastRenderedPageBreak/>
+              <w:t xml:space="preserve">2. </w:t>
+            </w:r>
+            <w:r>
+              <w:rPr>
+                <w:rFonts w:ascii="맑은 고딕" w:eastAsia="맑은 고딕" w:hAnsi="맑은 고딕" w:hint="eastAsia"/>
+                <w:sz w:val="20"/>
+                <w:szCs w:val="20"/>
+                <w:lang w:eastAsia="ko-KR"/>
+              </w:rPr>
+              <w:t>선택한 파일이 채팅 화면에 첨부된다.</w:t>
+            </w:r>
+          </w:p>
+          <w:p>
+            <w:pPr>
+              <w:rPr>
+                <w:rFonts w:ascii="맑은 고딕" w:eastAsia="맑은 고딕" w:hAnsi="맑은 고딕"/>
+                <w:sz w:val="20"/>
+                <w:szCs w:val="20"/>
+                <w:lang w:eastAsia="ko-KR"/>
+              </w:rPr>
+            </w:pPr>
+            <w:r>
+              <w:rPr>
+                <w:rFonts w:ascii="맑은 고딕" w:eastAsia="맑은 고딕" w:hAnsi="맑은 고딕" w:hint="eastAsia"/>
+                <w:sz w:val="20"/>
+                <w:szCs w:val="20"/>
+                <w:lang w:eastAsia="ko-KR"/>
+              </w:rPr>
+              <w:t xml:space="preserve">3. </w:t>
+            </w:r>
+            <w:r>
+              <w:rPr>
+                <w:rFonts w:ascii="맑은 고딕" w:eastAsia="맑은 고딕" w:hAnsi="맑은 고딕" w:hint="eastAsia"/>
+                <w:sz w:val="20"/>
+                <w:szCs w:val="20"/>
+                <w:lang w:eastAsia="ko-KR"/>
+              </w:rPr>
+              <w:t>전송한 파일</w:t>
+            </w:r>
+            <w:r>
+              <w:rPr>
+                <w:rFonts w:ascii="맑은 고딕" w:eastAsia="맑은 고딕" w:hAnsi="맑은 고딕" w:hint="eastAsia"/>
+                <w:sz w:val="20"/>
+                <w:szCs w:val="20"/>
+                <w:lang w:eastAsia="ko-KR"/>
+              </w:rPr>
+              <w:t xml:space="preserve"> 정보가 표시된다.</w:t>
+            </w:r>
+          </w:p>
+          <w:p>
+            <w:pPr>
+              <w:rPr>
+                <w:rFonts w:ascii="맑은 고딕" w:eastAsia="맑은 고딕" w:hAnsi="맑은 고딕"/>
+                <w:sz w:val="20"/>
+                <w:szCs w:val="20"/>
+                <w:lang w:eastAsia="ko-KR"/>
+              </w:rPr>
+            </w:pPr>
+            <w:r>
+              <w:rPr>
+                <w:rFonts w:ascii="맑은 고딕" w:eastAsia="맑은 고딕" w:hAnsi="맑은 고딕" w:hint="eastAsia"/>
+                <w:sz w:val="20"/>
+                <w:szCs w:val="20"/>
+                <w:lang w:eastAsia="ko-KR"/>
+              </w:rPr>
+              <w:t xml:space="preserve">4. </w:t>
+            </w:r>
+            <w:r>
+              <w:rPr>
+                <w:rFonts w:ascii="맑은 고딕" w:eastAsia="맑은 고딕" w:hAnsi="맑은 고딕" w:hint="eastAsia"/>
+                <w:sz w:val="20"/>
+                <w:szCs w:val="20"/>
+                <w:lang w:eastAsia="ko-KR"/>
+              </w:rPr>
+              <w:t>다운로드한 사용자 PC에 저장</w:t>
+            </w:r>
+            <w:r>
+              <w:rPr>
+                <w:rFonts w:ascii="맑은 고딕" w:eastAsia="맑은 고딕" w:hAnsi="맑은 고딕" w:hint="eastAsia"/>
+                <w:sz w:val="20"/>
+                <w:szCs w:val="20"/>
+                <w:lang w:eastAsia="ko-KR"/>
+              </w:rPr>
+              <w:t>된다.</w:t>
+            </w:r>
           </w:p>
         </w:tc>
       </w:tr>
@@ -44548,14 +42722,7 @@
                 <w:rFonts w:hint="eastAsia"/>
                 <w:lang w:eastAsia="ko-KR"/>
               </w:rPr>
-              <w:t>SS-0</w:t>
-            </w:r>
-            <w:r>
-              <w:rPr>
-                <w:rFonts w:hint="eastAsia"/>
-                <w:lang w:eastAsia="ko-KR"/>
-              </w:rPr>
-              <w:t>5</w:t>
+              <w:t>SS-04</w:t>
             </w:r>
           </w:p>
         </w:tc>
@@ -44622,7 +42789,7 @@
               <w:rPr>
                 <w:rFonts w:ascii="맑은 고딕" w:eastAsia="맑은 고딕" w:hAnsi="맑은 고딕" w:cs="맑은 고딕"/>
               </w:rPr>
-              <w:t>AI API Subsystem</w:t>
+              <w:t>Map API Subsystem</w:t>
             </w:r>
           </w:p>
         </w:tc>
@@ -44688,14 +42855,7 @@
                 <w:rFonts w:hint="eastAsia"/>
                 <w:lang w:eastAsia="ko-KR"/>
               </w:rPr>
-              <w:t>IT-0</w:t>
-            </w:r>
-            <w:r>
-              <w:rPr>
-                <w:rFonts w:hint="eastAsia"/>
-                <w:lang w:eastAsia="ko-KR"/>
-              </w:rPr>
-              <w:t>5</w:t>
+              <w:t>IT-04</w:t>
             </w:r>
           </w:p>
         </w:tc>
@@ -44743,23 +42903,22 @@
               <w:spacing w:line="380" w:lineRule="exact"/>
               <w:jc w:val="center"/>
               <w:rPr>
-                <w:rFonts w:hint="eastAsia"/>
-                <w:lang w:eastAsia="ko-KR"/>
-              </w:rPr>
-            </w:pPr>
-            <w:r>
-              <w:rPr>
-                <w:rFonts w:hint="eastAsia"/>
-                <w:lang w:eastAsia="ko-KR"/>
-              </w:rPr>
-              <w:t>AI 질문</w:t>
-            </w:r>
-            <w:r>
-              <w:rPr>
-                <w:rFonts w:hint="eastAsia"/>
-                <w:lang w:eastAsia="ko-KR"/>
-              </w:rPr>
-              <w:t xml:space="preserve"> 후 대화방에 공유하는 절차에 관한 단위 기능들의 통합 시험</w:t>
+                <w:lang w:eastAsia="ko-KR"/>
+              </w:rPr>
+            </w:pPr>
+            <w:r>
+              <w:rPr>
+                <w:rFonts w:hint="eastAsia"/>
+                <w:lang w:eastAsia="ko-KR"/>
+              </w:rPr>
+              <w:t xml:space="preserve">지도 검색 후 대화방에 공유하는 절차에 </w:t>
+            </w:r>
+            <w:r>
+              <w:rPr>
+                <w:rFonts w:hint="eastAsia"/>
+                <w:lang w:eastAsia="ko-KR"/>
+              </w:rPr>
+              <w:t>관한 단위 기능들의 통합 시험</w:t>
             </w:r>
           </w:p>
         </w:tc>
@@ -44783,6 +42942,8 @@
               <w:rPr>
                 <w:b/>
                 <w:color w:val="000000" w:themeColor="text1"/>
+                <w:sz w:val="20"/>
+                <w:szCs w:val="20"/>
               </w:rPr>
             </w:pPr>
             <w:r>
@@ -44790,6 +42951,8 @@
                 <w:b/>
                 <w:color w:val="000000" w:themeColor="text1"/>
                 <w:spacing w:val="-2"/>
+                <w:sz w:val="20"/>
+                <w:szCs w:val="20"/>
               </w:rPr>
               <w:t>시험케이스</w:t>
             </w:r>
@@ -44803,6 +42966,8 @@
               <w:rPr>
                 <w:b/>
                 <w:color w:val="000000" w:themeColor="text1"/>
+                <w:sz w:val="20"/>
+                <w:szCs w:val="20"/>
               </w:rPr>
             </w:pPr>
             <w:r>
@@ -44810,6 +42975,8 @@
                 <w:b/>
                 <w:color w:val="000000" w:themeColor="text1"/>
                 <w:spacing w:val="-5"/>
+                <w:sz w:val="20"/>
+                <w:szCs w:val="20"/>
               </w:rPr>
               <w:t>ID</w:t>
             </w:r>
@@ -44832,6 +42999,8 @@
                 <w:b/>
                 <w:color w:val="000000" w:themeColor="text1"/>
                 <w:spacing w:val="-2"/>
+                <w:sz w:val="20"/>
+                <w:szCs w:val="20"/>
               </w:rPr>
             </w:pPr>
             <w:r>
@@ -44839,6 +43008,8 @@
                 <w:b/>
                 <w:color w:val="000000" w:themeColor="text1"/>
                 <w:spacing w:val="-2"/>
+                <w:sz w:val="20"/>
+                <w:szCs w:val="20"/>
               </w:rPr>
               <w:t>시험</w:t>
             </w:r>
@@ -44852,6 +43023,8 @@
               <w:rPr>
                 <w:b/>
                 <w:color w:val="000000" w:themeColor="text1"/>
+                <w:sz w:val="20"/>
+                <w:szCs w:val="20"/>
               </w:rPr>
             </w:pPr>
             <w:r>
@@ -44859,6 +43032,8 @@
                 <w:b/>
                 <w:color w:val="000000" w:themeColor="text1"/>
                 <w:spacing w:val="-2"/>
+                <w:sz w:val="20"/>
+                <w:szCs w:val="20"/>
               </w:rPr>
               <w:t>케이스</w:t>
             </w:r>
@@ -44867,6 +43042,8 @@
                 <w:rFonts w:hint="eastAsia"/>
                 <w:b/>
                 <w:color w:val="000000" w:themeColor="text1"/>
+                <w:sz w:val="20"/>
+                <w:szCs w:val="20"/>
               </w:rPr>
               <w:t xml:space="preserve"> </w:t>
             </w:r>
@@ -44874,6 +43051,8 @@
               <w:rPr>
                 <w:b/>
                 <w:color w:val="000000" w:themeColor="text1"/>
+                <w:sz w:val="20"/>
+                <w:szCs w:val="20"/>
               </w:rPr>
               <w:t>명</w:t>
             </w:r>
@@ -44894,12 +43073,16 @@
               <w:rPr>
                 <w:b/>
                 <w:color w:val="000000" w:themeColor="text1"/>
-              </w:rPr>
-            </w:pPr>
-            <w:r>
-              <w:rPr>
-                <w:b/>
-                <w:color w:val="000000" w:themeColor="text1"/>
+                <w:sz w:val="20"/>
+                <w:szCs w:val="20"/>
+              </w:rPr>
+            </w:pPr>
+            <w:r>
+              <w:rPr>
+                <w:b/>
+                <w:color w:val="000000" w:themeColor="text1"/>
+                <w:sz w:val="20"/>
+                <w:szCs w:val="20"/>
               </w:rPr>
               <w:t>시험</w:t>
             </w:r>
@@ -44908,6 +43091,8 @@
                 <w:b/>
                 <w:color w:val="000000" w:themeColor="text1"/>
                 <w:spacing w:val="35"/>
+                <w:sz w:val="20"/>
+                <w:szCs w:val="20"/>
               </w:rPr>
               <w:t xml:space="preserve"> </w:t>
             </w:r>
@@ -44916,6 +43101,8 @@
                 <w:b/>
                 <w:color w:val="000000" w:themeColor="text1"/>
                 <w:spacing w:val="-5"/>
+                <w:sz w:val="20"/>
+                <w:szCs w:val="20"/>
               </w:rPr>
               <w:t>절차</w:t>
             </w:r>
@@ -44936,14 +43123,18 @@
               <w:rPr>
                 <w:b/>
                 <w:color w:val="000000" w:themeColor="text1"/>
-                <w:lang w:eastAsia="ko-KR"/>
-              </w:rPr>
-            </w:pPr>
-            <w:r>
-              <w:rPr>
-                <w:rFonts w:hint="eastAsia"/>
-                <w:b/>
-                <w:color w:val="000000" w:themeColor="text1"/>
+                <w:sz w:val="20"/>
+                <w:szCs w:val="20"/>
+                <w:lang w:eastAsia="ko-KR"/>
+              </w:rPr>
+            </w:pPr>
+            <w:r>
+              <w:rPr>
+                <w:rFonts w:hint="eastAsia"/>
+                <w:b/>
+                <w:color w:val="000000" w:themeColor="text1"/>
+                <w:sz w:val="20"/>
+                <w:szCs w:val="20"/>
                 <w:lang w:eastAsia="ko-KR"/>
               </w:rPr>
               <w:t>입력 자료</w:t>
@@ -44965,12 +43156,16 @@
               <w:rPr>
                 <w:b/>
                 <w:color w:val="000000" w:themeColor="text1"/>
-              </w:rPr>
-            </w:pPr>
-            <w:r>
-              <w:rPr>
-                <w:b/>
-                <w:color w:val="000000" w:themeColor="text1"/>
+                <w:sz w:val="20"/>
+                <w:szCs w:val="20"/>
+              </w:rPr>
+            </w:pPr>
+            <w:r>
+              <w:rPr>
+                <w:b/>
+                <w:color w:val="000000" w:themeColor="text1"/>
+                <w:sz w:val="20"/>
+                <w:szCs w:val="20"/>
               </w:rPr>
               <w:t>예상</w:t>
             </w:r>
@@ -44979,6 +43174,8 @@
                 <w:rFonts w:hint="eastAsia"/>
                 <w:b/>
                 <w:color w:val="000000" w:themeColor="text1"/>
+                <w:sz w:val="20"/>
+                <w:szCs w:val="20"/>
                 <w:lang w:eastAsia="ko-KR"/>
               </w:rPr>
               <w:t xml:space="preserve"> </w:t>
@@ -44988,6 +43185,8 @@
                 <w:b/>
                 <w:color w:val="000000" w:themeColor="text1"/>
                 <w:spacing w:val="-5"/>
+                <w:sz w:val="20"/>
+                <w:szCs w:val="20"/>
               </w:rPr>
               <w:t>결과</w:t>
             </w:r>
@@ -45051,29 +43250,20 @@
             <w:pPr>
               <w:jc w:val="center"/>
               <w:rPr>
+                <w:rFonts w:ascii="맑은 고딕" w:eastAsia="맑은 고딕" w:hAnsi="맑은 고딕"/>
+                <w:sz w:val="20"/>
+                <w:szCs w:val="20"/>
+                <w:lang w:eastAsia="ko-KR"/>
+              </w:rPr>
+            </w:pPr>
+            <w:r>
+              <w:rPr>
                 <w:rFonts w:ascii="맑은 고딕" w:eastAsia="맑은 고딕" w:hAnsi="맑은 고딕" w:hint="eastAsia"/>
                 <w:sz w:val="20"/>
                 <w:szCs w:val="20"/>
                 <w:lang w:eastAsia="ko-KR"/>
               </w:rPr>
-            </w:pPr>
-            <w:r>
-              <w:rPr>
-                <w:rFonts w:ascii="맑은 고딕" w:eastAsia="맑은 고딕" w:hAnsi="맑은 고딕" w:hint="eastAsia"/>
-                <w:sz w:val="20"/>
-                <w:szCs w:val="20"/>
-                <w:lang w:eastAsia="ko-KR"/>
-              </w:rPr>
-              <w:t xml:space="preserve">AI 질문 </w:t>
-            </w:r>
-            <w:r>
-              <w:rPr>
-                <w:rFonts w:ascii="맑은 고딕" w:eastAsia="맑은 고딕" w:hAnsi="맑은 고딕" w:hint="eastAsia"/>
-                <w:sz w:val="20"/>
-                <w:szCs w:val="20"/>
-                <w:lang w:eastAsia="ko-KR"/>
-              </w:rPr>
-              <w:t>및 대화방 공유</w:t>
+              <w:t>지도 검색 및 대화방 공유</w:t>
             </w:r>
           </w:p>
         </w:tc>
@@ -45086,7 +43276,7 @@
           <w:p>
             <w:pPr>
               <w:rPr>
-                <w:rFonts w:ascii="맑은 고딕" w:eastAsia="맑은 고딕" w:hAnsi="맑은 고딕" w:hint="eastAsia"/>
+                <w:rFonts w:ascii="맑은 고딕" w:eastAsia="맑은 고딕" w:hAnsi="맑은 고딕"/>
                 <w:sz w:val="20"/>
                 <w:szCs w:val="20"/>
                 <w:lang w:eastAsia="ko-KR"/>
@@ -45103,7 +43293,7 @@
           <w:p>
             <w:pPr>
               <w:rPr>
-                <w:rFonts w:ascii="맑은 고딕" w:eastAsia="맑은 고딕" w:hAnsi="맑은 고딕" w:hint="eastAsia"/>
+                <w:rFonts w:ascii="맑은 고딕" w:eastAsia="맑은 고딕" w:hAnsi="맑은 고딕"/>
                 <w:sz w:val="20"/>
                 <w:szCs w:val="20"/>
                 <w:lang w:eastAsia="ko-KR"/>
@@ -45120,7 +43310,742 @@
           <w:p>
             <w:pPr>
               <w:rPr>
+                <w:rFonts w:ascii="맑은 고딕" w:eastAsia="맑은 고딕" w:hAnsi="맑은 고딕"/>
+                <w:sz w:val="20"/>
+                <w:szCs w:val="20"/>
+                <w:lang w:eastAsia="ko-KR"/>
+              </w:rPr>
+            </w:pPr>
+          </w:p>
+        </w:tc>
+      </w:tr>
+    </w:tbl>
+    <w:p>
+      <w:pPr>
+        <w:rPr>
+          <w:rFonts w:ascii="맑은 고딕" w:eastAsia="맑은 고딕" w:hAnsi="맑은 고딕"/>
+          <w:sz w:val="20"/>
+          <w:szCs w:val="20"/>
+        </w:rPr>
+      </w:pPr>
+    </w:p>
+    <w:tbl>
+      <w:tblPr>
+        <w:tblStyle w:val="TableNormal1"/>
+        <w:tblW w:w="9640" w:type="dxa"/>
+        <w:tblInd w:w="-147" w:type="dxa"/>
+        <w:tblBorders>
+          <w:top w:val="single" w:sz="4" w:space="0" w:color="000000"/>
+          <w:left w:val="single" w:sz="4" w:space="0" w:color="000000"/>
+          <w:bottom w:val="single" w:sz="4" w:space="0" w:color="000000"/>
+          <w:right w:val="single" w:sz="4" w:space="0" w:color="000000"/>
+          <w:insideH w:val="single" w:sz="4" w:space="0" w:color="000000"/>
+          <w:insideV w:val="single" w:sz="4" w:space="0" w:color="000000"/>
+        </w:tblBorders>
+        <w:tblLayout w:type="fixed"/>
+        <w:tblLook w:val="01E0" w:firstRow="1" w:lastRow="1" w:firstColumn="1" w:lastColumn="1" w:noHBand="0" w:noVBand="0"/>
+      </w:tblPr>
+      <w:tblGrid>
+        <w:gridCol w:w="1424"/>
+        <w:gridCol w:w="274"/>
+        <w:gridCol w:w="1136"/>
+        <w:gridCol w:w="6"/>
+        <w:gridCol w:w="1836"/>
+        <w:gridCol w:w="290"/>
+        <w:gridCol w:w="1411"/>
+        <w:gridCol w:w="1130"/>
+        <w:gridCol w:w="571"/>
+        <w:gridCol w:w="1562"/>
+      </w:tblGrid>
+      <w:tr>
+        <w:trPr>
+          <w:gridAfter w:val="7"/>
+          <w:wAfter w:w="6806" w:type="dxa"/>
+          <w:trHeight w:val="517"/>
+        </w:trPr>
+        <w:tc>
+          <w:tcPr>
+            <w:tcW w:w="1698" w:type="dxa"/>
+            <w:gridSpan w:val="2"/>
+            <w:shd w:val="clear" w:color="auto" w:fill="CAEDFB" w:themeFill="accent4" w:themeFillTint="33"/>
+          </w:tcPr>
+          <w:p>
+            <w:pPr>
+              <w:pStyle w:val="TableParagraph"/>
+              <w:spacing w:before="100"/>
+              <w:ind w:left="471"/>
+              <w:rPr>
+                <w:b/>
+                <w:color w:val="000000" w:themeColor="text1"/>
+                <w:lang w:eastAsia="ko-KR"/>
+              </w:rPr>
+            </w:pPr>
+            <w:r>
+              <w:rPr>
+                <w:rFonts w:hint="eastAsia"/>
+                <w:b/>
+                <w:color w:val="000000" w:themeColor="text1"/>
+                <w:lang w:eastAsia="ko-KR"/>
+              </w:rPr>
+              <w:t>담당자</w:t>
+            </w:r>
+          </w:p>
+        </w:tc>
+        <w:tc>
+          <w:tcPr>
+            <w:tcW w:w="1136" w:type="dxa"/>
+          </w:tcPr>
+          <w:p>
+            <w:pPr>
+              <w:pStyle w:val="TableParagraph"/>
+              <w:spacing w:before="100"/>
+              <w:jc w:val="center"/>
+            </w:pPr>
+            <w:r>
+              <w:rPr>
+                <w:rFonts w:hint="eastAsia"/>
+                <w:lang w:eastAsia="ko-KR"/>
+              </w:rPr>
+              <w:t>임효진</w:t>
+            </w:r>
+          </w:p>
+        </w:tc>
+      </w:tr>
+      <w:tr>
+        <w:trPr>
+          <w:trHeight w:val="517"/>
+        </w:trPr>
+        <w:tc>
+          <w:tcPr>
+            <w:tcW w:w="1698" w:type="dxa"/>
+            <w:gridSpan w:val="2"/>
+            <w:shd w:val="clear" w:color="auto" w:fill="CAEDFB" w:themeFill="accent4" w:themeFillTint="33"/>
+            <w:vAlign w:val="center"/>
+          </w:tcPr>
+          <w:p>
+            <w:pPr>
+              <w:pStyle w:val="TableParagraph"/>
+              <w:spacing w:line="318" w:lineRule="exact"/>
+              <w:ind w:left="94" w:right="87"/>
+              <w:jc w:val="center"/>
+              <w:rPr>
+                <w:b/>
+                <w:color w:val="000000" w:themeColor="text1"/>
+                <w:spacing w:val="-4"/>
+                <w:lang w:eastAsia="ko-KR"/>
+              </w:rPr>
+            </w:pPr>
+            <w:r>
+              <w:rPr>
+                <w:rFonts w:hint="eastAsia"/>
+                <w:b/>
+                <w:color w:val="000000" w:themeColor="text1"/>
+                <w:spacing w:val="-4"/>
+                <w:lang w:eastAsia="ko-KR"/>
+              </w:rPr>
+              <w:t>관련</w:t>
+            </w:r>
+          </w:p>
+          <w:p>
+            <w:pPr>
+              <w:pStyle w:val="TableParagraph"/>
+              <w:spacing w:line="318" w:lineRule="exact"/>
+              <w:ind w:left="94" w:right="87"/>
+              <w:jc w:val="center"/>
+              <w:rPr>
+                <w:b/>
+                <w:color w:val="000000" w:themeColor="text1"/>
+              </w:rPr>
+            </w:pPr>
+            <w:r>
+              <w:rPr>
+                <w:rFonts w:hint="eastAsia"/>
+                <w:b/>
+                <w:color w:val="000000" w:themeColor="text1"/>
+                <w:spacing w:val="-4"/>
+              </w:rPr>
+              <w:t>서브시스템</w:t>
+            </w:r>
+            <w:r>
+              <w:rPr>
+                <w:rFonts w:hint="eastAsia"/>
+                <w:b/>
+                <w:color w:val="000000" w:themeColor="text1"/>
+                <w:lang w:eastAsia="ko-KR"/>
+              </w:rPr>
+              <w:t xml:space="preserve"> </w:t>
+            </w:r>
+            <w:r>
+              <w:rPr>
+                <w:b/>
+                <w:color w:val="000000" w:themeColor="text1"/>
+                <w:spacing w:val="-5"/>
+              </w:rPr>
+              <w:t>ID</w:t>
+            </w:r>
+          </w:p>
+        </w:tc>
+        <w:tc>
+          <w:tcPr>
+            <w:tcW w:w="1136" w:type="dxa"/>
+            <w:vAlign w:val="center"/>
+          </w:tcPr>
+          <w:p>
+            <w:pPr>
+              <w:pStyle w:val="TableParagraph"/>
+              <w:spacing w:before="100"/>
+              <w:jc w:val="center"/>
+              <w:rPr>
+                <w:lang w:eastAsia="ko-KR"/>
+              </w:rPr>
+            </w:pPr>
+            <w:r>
+              <w:rPr>
+                <w:rFonts w:hint="eastAsia"/>
+                <w:lang w:eastAsia="ko-KR"/>
+              </w:rPr>
+              <w:t>SS-05</w:t>
+            </w:r>
+          </w:p>
+        </w:tc>
+        <w:tc>
+          <w:tcPr>
+            <w:tcW w:w="1842" w:type="dxa"/>
+            <w:gridSpan w:val="2"/>
+            <w:shd w:val="clear" w:color="auto" w:fill="CAEDFB" w:themeFill="accent4" w:themeFillTint="33"/>
+            <w:vAlign w:val="center"/>
+          </w:tcPr>
+          <w:p>
+            <w:pPr>
+              <w:pStyle w:val="TableParagraph"/>
+              <w:spacing w:before="100"/>
+              <w:ind w:left="153" w:right="142"/>
+              <w:jc w:val="center"/>
+              <w:rPr>
+                <w:b/>
+              </w:rPr>
+            </w:pPr>
+            <w:r>
+              <w:rPr>
+                <w:rFonts w:hint="eastAsia"/>
+                <w:b/>
+                <w:color w:val="000000" w:themeColor="text1"/>
+                <w:lang w:eastAsia="ko-KR"/>
+              </w:rPr>
+              <w:t>서브시스템</w:t>
+            </w:r>
+            <w:r>
+              <w:rPr>
+                <w:b/>
+                <w:color w:val="000000" w:themeColor="text1"/>
+                <w:spacing w:val="35"/>
+              </w:rPr>
+              <w:t xml:space="preserve"> </w:t>
+            </w:r>
+            <w:r>
+              <w:rPr>
+                <w:rFonts w:hint="eastAsia"/>
+                <w:b/>
+                <w:color w:val="000000" w:themeColor="text1"/>
+                <w:spacing w:val="-10"/>
+              </w:rPr>
+              <w:t>명</w:t>
+            </w:r>
+          </w:p>
+        </w:tc>
+        <w:tc>
+          <w:tcPr>
+            <w:tcW w:w="1701" w:type="dxa"/>
+            <w:gridSpan w:val="2"/>
+            <w:vAlign w:val="center"/>
+          </w:tcPr>
+          <w:p>
+            <w:pPr>
+              <w:jc w:val="center"/>
+              <w:rPr>
+                <w:rFonts w:ascii="맑은 고딕" w:eastAsia="맑은 고딕" w:hAnsi="맑은 고딕"/>
+                <w:lang w:eastAsia="ko-KR"/>
+              </w:rPr>
+            </w:pPr>
+            <w:r>
+              <w:rPr>
+                <w:rFonts w:ascii="맑은 고딕" w:eastAsia="맑은 고딕" w:hAnsi="맑은 고딕" w:cs="맑은 고딕"/>
+              </w:rPr>
+              <w:t>AI API Subsystem</w:t>
+            </w:r>
+          </w:p>
+        </w:tc>
+        <w:tc>
+          <w:tcPr>
+            <w:tcW w:w="1701" w:type="dxa"/>
+            <w:gridSpan w:val="2"/>
+            <w:shd w:val="clear" w:color="auto" w:fill="CAEDFB" w:themeFill="accent4" w:themeFillTint="33"/>
+            <w:vAlign w:val="center"/>
+          </w:tcPr>
+          <w:p>
+            <w:pPr>
+              <w:pStyle w:val="TableParagraph"/>
+              <w:spacing w:before="100"/>
+              <w:ind w:left="471"/>
+              <w:rPr>
+                <w:b/>
+              </w:rPr>
+            </w:pPr>
+            <w:r>
+              <w:rPr>
+                <w:rFonts w:hint="eastAsia"/>
+                <w:b/>
+                <w:color w:val="000000" w:themeColor="text1"/>
+                <w:lang w:eastAsia="ko-KR"/>
+              </w:rPr>
+              <w:t>시험</w:t>
+            </w:r>
+            <w:r>
+              <w:rPr>
+                <w:b/>
+                <w:color w:val="000000" w:themeColor="text1"/>
+                <w:spacing w:val="35"/>
+              </w:rPr>
+              <w:t xml:space="preserve"> </w:t>
+            </w:r>
+            <w:r>
+              <w:rPr>
+                <w:b/>
+                <w:color w:val="000000" w:themeColor="text1"/>
+                <w:spacing w:val="-5"/>
+              </w:rPr>
+              <w:t>ID</w:t>
+            </w:r>
+          </w:p>
+        </w:tc>
+        <w:tc>
+          <w:tcPr>
+            <w:tcW w:w="1562" w:type="dxa"/>
+            <w:vAlign w:val="center"/>
+          </w:tcPr>
+          <w:p>
+            <w:pPr>
+              <w:pStyle w:val="TableParagraph"/>
+              <w:spacing w:before="100"/>
+              <w:jc w:val="center"/>
+              <w:rPr>
+                <w:lang w:eastAsia="ko-KR"/>
+              </w:rPr>
+            </w:pPr>
+            <w:r>
+              <w:rPr>
+                <w:rFonts w:hint="eastAsia"/>
+                <w:lang w:eastAsia="ko-KR"/>
+              </w:rPr>
+              <w:t>IT-05</w:t>
+            </w:r>
+          </w:p>
+        </w:tc>
+      </w:tr>
+      <w:tr>
+        <w:trPr>
+          <w:trHeight w:val="400"/>
+        </w:trPr>
+        <w:tc>
+          <w:tcPr>
+            <w:tcW w:w="1698" w:type="dxa"/>
+            <w:gridSpan w:val="2"/>
+            <w:shd w:val="clear" w:color="auto" w:fill="CAEDFB" w:themeFill="accent4" w:themeFillTint="33"/>
+          </w:tcPr>
+          <w:p>
+            <w:pPr>
+              <w:pStyle w:val="TableParagraph"/>
+              <w:spacing w:line="380" w:lineRule="exact"/>
+              <w:ind w:left="94" w:right="87"/>
+              <w:jc w:val="center"/>
+              <w:rPr>
+                <w:b/>
+                <w:color w:val="000000" w:themeColor="text1"/>
+              </w:rPr>
+            </w:pPr>
+            <w:r>
+              <w:rPr>
+                <w:b/>
+                <w:color w:val="000000" w:themeColor="text1"/>
+                <w:spacing w:val="-5"/>
+              </w:rPr>
+              <w:t>설명</w:t>
+            </w:r>
+          </w:p>
+        </w:tc>
+        <w:tc>
+          <w:tcPr>
+            <w:tcW w:w="7942" w:type="dxa"/>
+            <w:gridSpan w:val="8"/>
+            <w:vAlign w:val="center"/>
+          </w:tcPr>
+          <w:p>
+            <w:pPr>
+              <w:pStyle w:val="TableParagraph"/>
+              <w:spacing w:line="380" w:lineRule="exact"/>
+              <w:jc w:val="center"/>
+              <w:rPr>
+                <w:lang w:eastAsia="ko-KR"/>
+              </w:rPr>
+            </w:pPr>
+            <w:r>
+              <w:rPr>
+                <w:rFonts w:hint="eastAsia"/>
+                <w:lang w:eastAsia="ko-KR"/>
+              </w:rPr>
+              <w:t>AI 질문 후 대화방에 공유하는 절차에 관한 단위 기능들의 통합 시험</w:t>
+            </w:r>
+          </w:p>
+        </w:tc>
+      </w:tr>
+      <w:tr>
+        <w:trPr>
+          <w:trHeight w:val="797"/>
+        </w:trPr>
+        <w:tc>
+          <w:tcPr>
+            <w:tcW w:w="1424" w:type="dxa"/>
+            <w:shd w:val="clear" w:color="auto" w:fill="CAEDFB" w:themeFill="accent4" w:themeFillTint="33"/>
+            <w:vAlign w:val="center"/>
+          </w:tcPr>
+          <w:p>
+            <w:pPr>
+              <w:pStyle w:val="TableParagraph"/>
+              <w:spacing w:line="319" w:lineRule="exact"/>
+              <w:ind w:left="102" w:right="95"/>
+              <w:jc w:val="center"/>
+              <w:rPr>
+                <w:b/>
+                <w:color w:val="000000" w:themeColor="text1"/>
+              </w:rPr>
+            </w:pPr>
+            <w:r>
+              <w:rPr>
+                <w:b/>
+                <w:color w:val="000000" w:themeColor="text1"/>
+                <w:spacing w:val="-2"/>
+              </w:rPr>
+              <w:t>시험케이스</w:t>
+            </w:r>
+          </w:p>
+          <w:p>
+            <w:pPr>
+              <w:pStyle w:val="TableParagraph"/>
+              <w:spacing w:line="332" w:lineRule="exact"/>
+              <w:ind w:left="102" w:right="87"/>
+              <w:jc w:val="center"/>
+              <w:rPr>
+                <w:b/>
+                <w:color w:val="000000" w:themeColor="text1"/>
+              </w:rPr>
+            </w:pPr>
+            <w:r>
+              <w:rPr>
+                <w:b/>
+                <w:color w:val="000000" w:themeColor="text1"/>
+                <w:spacing w:val="-5"/>
+              </w:rPr>
+              <w:t>ID</w:t>
+            </w:r>
+          </w:p>
+        </w:tc>
+        <w:tc>
+          <w:tcPr>
+            <w:tcW w:w="1416" w:type="dxa"/>
+            <w:gridSpan w:val="3"/>
+            <w:shd w:val="clear" w:color="auto" w:fill="CAEDFB" w:themeFill="accent4" w:themeFillTint="33"/>
+            <w:vAlign w:val="center"/>
+          </w:tcPr>
+          <w:p>
+            <w:pPr>
+              <w:pStyle w:val="TableParagraph"/>
+              <w:spacing w:line="319" w:lineRule="exact"/>
+              <w:ind w:left="132" w:right="124"/>
+              <w:jc w:val="center"/>
+              <w:rPr>
+                <w:b/>
+                <w:color w:val="000000" w:themeColor="text1"/>
+                <w:spacing w:val="-2"/>
+              </w:rPr>
+            </w:pPr>
+            <w:r>
+              <w:rPr>
+                <w:b/>
+                <w:color w:val="000000" w:themeColor="text1"/>
+                <w:spacing w:val="-2"/>
+              </w:rPr>
+              <w:t>시험</w:t>
+            </w:r>
+          </w:p>
+          <w:p>
+            <w:pPr>
+              <w:pStyle w:val="TableParagraph"/>
+              <w:spacing w:line="319" w:lineRule="exact"/>
+              <w:ind w:left="132" w:right="124"/>
+              <w:jc w:val="center"/>
+              <w:rPr>
+                <w:b/>
+                <w:color w:val="000000" w:themeColor="text1"/>
+              </w:rPr>
+            </w:pPr>
+            <w:r>
+              <w:rPr>
+                <w:b/>
+                <w:color w:val="000000" w:themeColor="text1"/>
+                <w:spacing w:val="-2"/>
+              </w:rPr>
+              <w:t>케이스</w:t>
+            </w:r>
+            <w:r>
+              <w:rPr>
+                <w:rFonts w:hint="eastAsia"/>
+                <w:b/>
+                <w:color w:val="000000" w:themeColor="text1"/>
+              </w:rPr>
+              <w:t xml:space="preserve"> </w:t>
+            </w:r>
+            <w:r>
+              <w:rPr>
+                <w:b/>
+                <w:color w:val="000000" w:themeColor="text1"/>
+              </w:rPr>
+              <w:t>명</w:t>
+            </w:r>
+          </w:p>
+        </w:tc>
+        <w:tc>
+          <w:tcPr>
+            <w:tcW w:w="2126" w:type="dxa"/>
+            <w:gridSpan w:val="2"/>
+            <w:shd w:val="clear" w:color="auto" w:fill="CAEDFB" w:themeFill="accent4" w:themeFillTint="33"/>
+            <w:vAlign w:val="center"/>
+          </w:tcPr>
+          <w:p>
+            <w:pPr>
+              <w:pStyle w:val="TableParagraph"/>
+              <w:spacing w:before="100"/>
+              <w:jc w:val="center"/>
+              <w:rPr>
+                <w:b/>
+                <w:color w:val="000000" w:themeColor="text1"/>
+              </w:rPr>
+            </w:pPr>
+            <w:r>
+              <w:rPr>
+                <w:b/>
+                <w:color w:val="000000" w:themeColor="text1"/>
+              </w:rPr>
+              <w:t>시험</w:t>
+            </w:r>
+            <w:r>
+              <w:rPr>
+                <w:b/>
+                <w:color w:val="000000" w:themeColor="text1"/>
+                <w:spacing w:val="35"/>
+              </w:rPr>
+              <w:t xml:space="preserve"> </w:t>
+            </w:r>
+            <w:r>
+              <w:rPr>
+                <w:b/>
+                <w:color w:val="000000" w:themeColor="text1"/>
+                <w:spacing w:val="-5"/>
+              </w:rPr>
+              <w:t>절차</w:t>
+            </w:r>
+          </w:p>
+        </w:tc>
+        <w:tc>
+          <w:tcPr>
+            <w:tcW w:w="2541" w:type="dxa"/>
+            <w:gridSpan w:val="2"/>
+            <w:shd w:val="clear" w:color="auto" w:fill="CAEDFB" w:themeFill="accent4" w:themeFillTint="33"/>
+            <w:vAlign w:val="center"/>
+          </w:tcPr>
+          <w:p>
+            <w:pPr>
+              <w:pStyle w:val="TableParagraph"/>
+              <w:spacing w:before="100"/>
+              <w:jc w:val="center"/>
+              <w:rPr>
+                <w:b/>
+                <w:color w:val="000000" w:themeColor="text1"/>
+                <w:lang w:eastAsia="ko-KR"/>
+              </w:rPr>
+            </w:pPr>
+            <w:r>
+              <w:rPr>
+                <w:rFonts w:hint="eastAsia"/>
+                <w:b/>
+                <w:color w:val="000000" w:themeColor="text1"/>
+                <w:lang w:eastAsia="ko-KR"/>
+              </w:rPr>
+              <w:t>입력 자료</w:t>
+            </w:r>
+          </w:p>
+        </w:tc>
+        <w:tc>
+          <w:tcPr>
+            <w:tcW w:w="2133" w:type="dxa"/>
+            <w:gridSpan w:val="2"/>
+            <w:shd w:val="clear" w:color="auto" w:fill="CAEDFB" w:themeFill="accent4" w:themeFillTint="33"/>
+            <w:vAlign w:val="center"/>
+          </w:tcPr>
+          <w:p>
+            <w:pPr>
+              <w:pStyle w:val="TableParagraph"/>
+              <w:spacing w:before="100"/>
+              <w:jc w:val="center"/>
+              <w:rPr>
+                <w:b/>
+                <w:color w:val="000000" w:themeColor="text1"/>
+              </w:rPr>
+            </w:pPr>
+            <w:r>
+              <w:rPr>
+                <w:b/>
+                <w:color w:val="000000" w:themeColor="text1"/>
+              </w:rPr>
+              <w:t>예상</w:t>
+            </w:r>
+            <w:r>
+              <w:rPr>
+                <w:rFonts w:hint="eastAsia"/>
+                <w:b/>
+                <w:color w:val="000000" w:themeColor="text1"/>
+                <w:lang w:eastAsia="ko-KR"/>
+              </w:rPr>
+              <w:t xml:space="preserve"> </w:t>
+            </w:r>
+            <w:r>
+              <w:rPr>
+                <w:b/>
+                <w:color w:val="000000" w:themeColor="text1"/>
+                <w:spacing w:val="-5"/>
+              </w:rPr>
+              <w:t>결과</w:t>
+            </w:r>
+          </w:p>
+        </w:tc>
+      </w:tr>
+      <w:tr>
+        <w:trPr>
+          <w:trHeight w:val="70"/>
+        </w:trPr>
+        <w:tc>
+          <w:tcPr>
+            <w:tcW w:w="1424" w:type="dxa"/>
+            <w:vAlign w:val="center"/>
+          </w:tcPr>
+          <w:p>
+            <w:pPr>
+              <w:pStyle w:val="TableParagraph"/>
+              <w:spacing w:before="241"/>
+              <w:ind w:left="100" w:right="95"/>
+              <w:jc w:val="center"/>
+              <w:rPr>
+                <w:sz w:val="20"/>
+                <w:szCs w:val="20"/>
+              </w:rPr>
+            </w:pPr>
+            <w:r>
+              <w:rPr>
+                <w:rFonts w:hint="eastAsia"/>
+                <w:sz w:val="20"/>
+                <w:szCs w:val="20"/>
+                <w:lang w:eastAsia="ko-KR"/>
+              </w:rPr>
+              <w:t>IT-</w:t>
+            </w:r>
+            <w:r>
+              <w:rPr>
+                <w:sz w:val="20"/>
+                <w:szCs w:val="20"/>
+              </w:rPr>
+              <w:t>0</w:t>
+            </w:r>
+            <w:r>
+              <w:rPr>
+                <w:rFonts w:hint="eastAsia"/>
+                <w:sz w:val="20"/>
+                <w:szCs w:val="20"/>
+                <w:lang w:eastAsia="ko-KR"/>
+              </w:rPr>
+              <w:t>5</w:t>
+            </w:r>
+          </w:p>
+        </w:tc>
+        <w:tc>
+          <w:tcPr>
+            <w:tcW w:w="1416" w:type="dxa"/>
+            <w:gridSpan w:val="3"/>
+            <w:vAlign w:val="center"/>
+          </w:tcPr>
+          <w:p>
+            <w:pPr>
+              <w:jc w:val="center"/>
+              <w:rPr>
+                <w:rFonts w:ascii="맑은 고딕" w:eastAsia="맑은 고딕" w:hAnsi="맑은 고딕"/>
+                <w:sz w:val="20"/>
+                <w:szCs w:val="20"/>
+                <w:lang w:eastAsia="ko-KR"/>
+              </w:rPr>
+            </w:pPr>
+            <w:r>
+              <w:rPr>
                 <w:rFonts w:ascii="맑은 고딕" w:eastAsia="맑은 고딕" w:hAnsi="맑은 고딕" w:hint="eastAsia"/>
+                <w:sz w:val="20"/>
+                <w:szCs w:val="20"/>
+                <w:lang w:eastAsia="ko-KR"/>
+              </w:rPr>
+              <w:t>AI 질문 및 대화방 공유</w:t>
+            </w:r>
+          </w:p>
+        </w:tc>
+        <w:tc>
+          <w:tcPr>
+            <w:tcW w:w="2126" w:type="dxa"/>
+            <w:gridSpan w:val="2"/>
+            <w:vAlign w:val="center"/>
+          </w:tcPr>
+          <w:p>
+            <w:pPr>
+              <w:rPr>
+                <w:rFonts w:ascii="맑은 고딕" w:eastAsia="맑은 고딕" w:hAnsi="맑은 고딕"/>
+                <w:sz w:val="20"/>
+                <w:szCs w:val="20"/>
+                <w:lang w:eastAsia="ko-KR"/>
+              </w:rPr>
+            </w:pPr>
+          </w:p>
+        </w:tc>
+        <w:tc>
+          <w:tcPr>
+            <w:tcW w:w="2541" w:type="dxa"/>
+            <w:gridSpan w:val="2"/>
+            <w:vAlign w:val="center"/>
+          </w:tcPr>
+          <w:p>
+            <w:pPr>
+              <w:rPr>
+                <w:rFonts w:ascii="맑은 고딕" w:eastAsia="맑은 고딕" w:hAnsi="맑은 고딕"/>
+                <w:sz w:val="20"/>
+                <w:szCs w:val="20"/>
+                <w:lang w:eastAsia="ko-KR"/>
+              </w:rPr>
+            </w:pPr>
+          </w:p>
+        </w:tc>
+        <w:tc>
+          <w:tcPr>
+            <w:tcW w:w="2133" w:type="dxa"/>
+            <w:gridSpan w:val="2"/>
+            <w:vAlign w:val="center"/>
+          </w:tcPr>
+          <w:p>
+            <w:pPr>
+              <w:rPr>
+                <w:rFonts w:ascii="맑은 고딕" w:eastAsia="맑은 고딕" w:hAnsi="맑은 고딕"/>
                 <w:sz w:val="20"/>
                 <w:szCs w:val="20"/>
                 <w:lang w:eastAsia="ko-KR"/>
@@ -45169,34 +44094,6 @@
       <w:pPr>
         <w:rPr>
           <w:rFonts w:ascii="맑은 고딕" w:eastAsia="맑은 고딕" w:hAnsi="맑은 고딕"/>
-        </w:rPr>
-      </w:pPr>
-    </w:p>
-    <w:p>
-      <w:pPr>
-        <w:rPr>
-          <w:rFonts w:ascii="맑은 고딕" w:eastAsia="맑은 고딕" w:hAnsi="맑은 고딕"/>
-        </w:rPr>
-      </w:pPr>
-    </w:p>
-    <w:p>
-      <w:pPr>
-        <w:rPr>
-          <w:rFonts w:ascii="맑은 고딕" w:eastAsia="맑은 고딕" w:hAnsi="맑은 고딕"/>
-        </w:rPr>
-      </w:pPr>
-    </w:p>
-    <w:p>
-      <w:pPr>
-        <w:rPr>
-          <w:rFonts w:ascii="맑은 고딕" w:eastAsia="맑은 고딕" w:hAnsi="맑은 고딕"/>
-        </w:rPr>
-      </w:pPr>
-    </w:p>
-    <w:p>
-      <w:pPr>
-        <w:rPr>
-          <w:rFonts w:ascii="맑은 고딕" w:eastAsia="맑은 고딕" w:hAnsi="맑은 고딕" w:hint="eastAsia"/>
         </w:rPr>
       </w:pPr>
     </w:p>
@@ -46602,7 +45499,7 @@
             <w:pPr>
               <w:jc w:val="center"/>
               <w:rPr>
-                <w:rFonts w:ascii="맑은 고딕" w:eastAsia="맑은 고딕" w:hAnsi="맑은 고딕" w:hint="eastAsia"/>
+                <w:rFonts w:ascii="맑은 고딕" w:eastAsia="맑은 고딕" w:hAnsi="맑은 고딕"/>
                 <w:lang w:eastAsia="ko-KR"/>
               </w:rPr>
             </w:pPr>
@@ -46711,7 +45608,6 @@
               <w:spacing w:line="380" w:lineRule="exact"/>
               <w:jc w:val="center"/>
               <w:rPr>
-                <w:rFonts w:hint="eastAsia"/>
                 <w:lang w:eastAsia="ko-KR"/>
               </w:rPr>
             </w:pPr>
@@ -46839,7 +45735,6 @@
               <w:spacing w:before="100"/>
               <w:jc w:val="center"/>
               <w:rPr>
-                <w:rFonts w:hint="eastAsia"/>
                 <w:b/>
                 <w:color w:val="000000" w:themeColor="text1"/>
                 <w:lang w:eastAsia="ko-KR"/>
@@ -47051,7 +45946,7 @@
             <w:pPr>
               <w:jc w:val="center"/>
               <w:rPr>
-                <w:rFonts w:ascii="맑은 고딕" w:eastAsia="맑은 고딕" w:hAnsi="맑은 고딕" w:hint="eastAsia"/>
+                <w:rFonts w:ascii="맑은 고딕" w:eastAsia="맑은 고딕" w:hAnsi="맑은 고딕"/>
                 <w:sz w:val="20"/>
                 <w:szCs w:val="20"/>
               </w:rPr>
@@ -47077,12 +45972,21 @@
           <w:p>
             <w:pPr>
               <w:rPr>
+                <w:rFonts w:ascii="맑은 고딕" w:eastAsia="맑은 고딕" w:hAnsi="맑은 고딕"/>
+                <w:sz w:val="20"/>
+                <w:szCs w:val="20"/>
+                <w:lang w:eastAsia="ko-KR"/>
+              </w:rPr>
+            </w:pPr>
+            <w:r>
+              <w:rPr>
                 <w:rFonts w:ascii="맑은 고딕" w:eastAsia="맑은 고딕" w:hAnsi="맑은 고딕" w:hint="eastAsia"/>
                 <w:sz w:val="20"/>
                 <w:szCs w:val="20"/>
                 <w:lang w:eastAsia="ko-KR"/>
               </w:rPr>
-            </w:pPr>
+              <w:t>1.</w:t>
+            </w:r>
             <w:r>
               <w:rPr>
                 <w:rFonts w:ascii="맑은 고딕" w:eastAsia="맑은 고딕" w:hAnsi="맑은 고딕" w:hint="eastAsia"/>
@@ -47090,7 +45994,7 @@
                 <w:szCs w:val="20"/>
                 <w:lang w:eastAsia="ko-KR"/>
               </w:rPr>
-              <w:t>1.</w:t>
+              <w:t xml:space="preserve"> </w:t>
             </w:r>
             <w:r>
               <w:rPr>
@@ -47099,22 +46003,13 @@
                 <w:szCs w:val="20"/>
                 <w:lang w:eastAsia="ko-KR"/>
               </w:rPr>
-              <w:t xml:space="preserve"> </w:t>
-            </w:r>
-            <w:r>
-              <w:rPr>
-                <w:rFonts w:ascii="맑은 고딕" w:eastAsia="맑은 고딕" w:hAnsi="맑은 고딕" w:hint="eastAsia"/>
-                <w:sz w:val="20"/>
-                <w:szCs w:val="20"/>
-                <w:lang w:eastAsia="ko-KR"/>
-              </w:rPr>
               <w:t>찾고 싶은 사용자의 학번과 학교명을 입력한다.</w:t>
             </w:r>
           </w:p>
           <w:p>
             <w:pPr>
               <w:rPr>
-                <w:rFonts w:ascii="맑은 고딕" w:eastAsia="맑은 고딕" w:hAnsi="맑은 고딕" w:hint="eastAsia"/>
+                <w:rFonts w:ascii="맑은 고딕" w:eastAsia="맑은 고딕" w:hAnsi="맑은 고딕"/>
                 <w:sz w:val="20"/>
                 <w:szCs w:val="20"/>
                 <w:lang w:eastAsia="ko-KR"/>
@@ -47410,7 +46305,7 @@
           <w:p>
             <w:pPr>
               <w:rPr>
-                <w:rFonts w:ascii="맑은 고딕" w:eastAsia="맑은 고딕" w:hAnsi="맑은 고딕" w:hint="eastAsia"/>
+                <w:rFonts w:ascii="맑은 고딕" w:eastAsia="맑은 고딕" w:hAnsi="맑은 고딕"/>
                 <w:sz w:val="20"/>
                 <w:szCs w:val="20"/>
                 <w:lang w:eastAsia="ko-KR"/>
@@ -47436,7 +46331,7 @@
           <w:p>
             <w:pPr>
               <w:rPr>
-                <w:rFonts w:ascii="맑은 고딕" w:eastAsia="맑은 고딕" w:hAnsi="맑은 고딕" w:hint="eastAsia"/>
+                <w:rFonts w:ascii="맑은 고딕" w:eastAsia="맑은 고딕" w:hAnsi="맑은 고딕"/>
                 <w:sz w:val="20"/>
                 <w:szCs w:val="20"/>
                 <w:lang w:eastAsia="ko-KR"/>
@@ -47463,7 +46358,7 @@
           <w:p>
             <w:pPr>
               <w:rPr>
-                <w:rFonts w:ascii="맑은 고딕" w:eastAsia="맑은 고딕" w:hAnsi="맑은 고딕" w:hint="eastAsia"/>
+                <w:rFonts w:ascii="맑은 고딕" w:eastAsia="맑은 고딕" w:hAnsi="맑은 고딕"/>
                 <w:sz w:val="20"/>
                 <w:szCs w:val="20"/>
                 <w:lang w:eastAsia="ko-KR"/>
@@ -47490,16 +46385,16 @@
             <w:pPr>
               <w:jc w:val="center"/>
               <w:rPr>
+                <w:rFonts w:ascii="맑은 고딕" w:eastAsia="맑은 고딕" w:hAnsi="맑은 고딕"/>
+                <w:sz w:val="20"/>
+                <w:szCs w:val="20"/>
+              </w:rPr>
+            </w:pPr>
+            <w:r>
+              <w:rPr>
                 <w:rFonts w:ascii="맑은 고딕" w:eastAsia="맑은 고딕" w:hAnsi="맑은 고딕" w:hint="eastAsia"/>
                 <w:sz w:val="20"/>
                 <w:szCs w:val="20"/>
-              </w:rPr>
-            </w:pPr>
-            <w:r>
-              <w:rPr>
-                <w:rFonts w:ascii="맑은 고딕" w:eastAsia="맑은 고딕" w:hAnsi="맑은 고딕" w:hint="eastAsia"/>
-                <w:sz w:val="20"/>
-                <w:szCs w:val="20"/>
                 <w:lang w:eastAsia="ko-KR"/>
               </w:rPr>
               <w:t>알파 테스트</w:t>
@@ -47515,7 +46410,7 @@
             <w:pPr>
               <w:jc w:val="center"/>
               <w:rPr>
-                <w:rFonts w:ascii="맑은 고딕" w:eastAsia="맑은 고딕" w:hAnsi="맑은 고딕" w:hint="eastAsia"/>
+                <w:rFonts w:ascii="맑은 고딕" w:eastAsia="맑은 고딕" w:hAnsi="맑은 고딕"/>
                 <w:sz w:val="20"/>
                 <w:szCs w:val="20"/>
                 <w:lang w:eastAsia="ko-KR"/>
@@ -47620,7 +46515,7 @@
             <w:pPr>
               <w:jc w:val="center"/>
               <w:rPr>
-                <w:rFonts w:ascii="맑은 고딕" w:eastAsia="맑은 고딕" w:hAnsi="맑은 고딕" w:hint="eastAsia"/>
+                <w:rFonts w:ascii="맑은 고딕" w:eastAsia="맑은 고딕" w:hAnsi="맑은 고딕"/>
                 <w:sz w:val="20"/>
                 <w:szCs w:val="20"/>
               </w:rPr>
@@ -47740,7 +46635,7 @@
           <w:p>
             <w:pPr>
               <w:rPr>
-                <w:rFonts w:ascii="맑은 고딕" w:eastAsia="맑은 고딕" w:hAnsi="맑은 고딕" w:hint="eastAsia"/>
+                <w:rFonts w:ascii="맑은 고딕" w:eastAsia="맑은 고딕" w:hAnsi="맑은 고딕"/>
                 <w:sz w:val="20"/>
                 <w:szCs w:val="20"/>
                 <w:lang w:eastAsia="ko-KR"/>
@@ -47766,7 +46661,7 @@
           <w:p>
             <w:pPr>
               <w:rPr>
-                <w:rFonts w:ascii="맑은 고딕" w:eastAsia="맑은 고딕" w:hAnsi="맑은 고딕" w:hint="eastAsia"/>
+                <w:rFonts w:ascii="맑은 고딕" w:eastAsia="맑은 고딕" w:hAnsi="맑은 고딕"/>
                 <w:sz w:val="20"/>
                 <w:szCs w:val="20"/>
                 <w:lang w:eastAsia="ko-KR"/>
@@ -47889,22 +46784,13 @@
                 <w:szCs w:val="20"/>
                 <w:lang w:eastAsia="ko-KR"/>
               </w:rPr>
-              <w:t xml:space="preserve"> 초대할</w:t>
-            </w:r>
-            <w:r>
-              <w:rPr>
-                <w:rFonts w:ascii="맑은 고딕" w:eastAsia="맑은 고딕" w:hAnsi="맑은 고딕" w:hint="eastAsia"/>
-                <w:sz w:val="20"/>
-                <w:szCs w:val="20"/>
-                <w:lang w:eastAsia="ko-KR"/>
-              </w:rPr>
-              <w:t xml:space="preserve"> 사용자의 학번과 학교명을 입력한다.</w:t>
-            </w:r>
-          </w:p>
-          <w:p>
-            <w:pPr>
-              <w:rPr>
-                <w:rFonts w:ascii="맑은 고딕" w:eastAsia="맑은 고딕" w:hAnsi="맑은 고딕" w:hint="eastAsia"/>
+              <w:t xml:space="preserve"> 초대할 사용자의 학번과 학교명을 입력한다.</w:t>
+            </w:r>
+          </w:p>
+          <w:p>
+            <w:pPr>
+              <w:rPr>
+                <w:rFonts w:ascii="맑은 고딕" w:eastAsia="맑은 고딕" w:hAnsi="맑은 고딕"/>
                 <w:sz w:val="20"/>
                 <w:szCs w:val="20"/>
                 <w:lang w:eastAsia="ko-KR"/>
@@ -47931,16 +46817,16 @@
             <w:pPr>
               <w:jc w:val="center"/>
               <w:rPr>
+                <w:rFonts w:ascii="맑은 고딕" w:eastAsia="맑은 고딕" w:hAnsi="맑은 고딕"/>
+                <w:sz w:val="20"/>
+                <w:szCs w:val="20"/>
+              </w:rPr>
+            </w:pPr>
+            <w:r>
+              <w:rPr>
                 <w:rFonts w:ascii="맑은 고딕" w:eastAsia="맑은 고딕" w:hAnsi="맑은 고딕" w:hint="eastAsia"/>
                 <w:sz w:val="20"/>
                 <w:szCs w:val="20"/>
-              </w:rPr>
-            </w:pPr>
-            <w:r>
-              <w:rPr>
-                <w:rFonts w:ascii="맑은 고딕" w:eastAsia="맑은 고딕" w:hAnsi="맑은 고딕" w:hint="eastAsia"/>
-                <w:sz w:val="20"/>
-                <w:szCs w:val="20"/>
                 <w:lang w:eastAsia="ko-KR"/>
               </w:rPr>
               <w:t>알파 테스트</w:t>
@@ -47956,7 +46842,7 @@
             <w:pPr>
               <w:jc w:val="center"/>
               <w:rPr>
-                <w:rFonts w:ascii="맑은 고딕" w:eastAsia="맑은 고딕" w:hAnsi="맑은 고딕" w:hint="eastAsia"/>
+                <w:rFonts w:ascii="맑은 고딕" w:eastAsia="맑은 고딕" w:hAnsi="맑은 고딕"/>
                 <w:sz w:val="20"/>
                 <w:szCs w:val="20"/>
                 <w:lang w:eastAsia="ko-KR"/>
@@ -48061,7 +46947,7 @@
             <w:pPr>
               <w:jc w:val="center"/>
               <w:rPr>
-                <w:rFonts w:ascii="맑은 고딕" w:eastAsia="맑은 고딕" w:hAnsi="맑은 고딕" w:hint="eastAsia"/>
+                <w:rFonts w:ascii="맑은 고딕" w:eastAsia="맑은 고딕" w:hAnsi="맑은 고딕"/>
                 <w:sz w:val="20"/>
                 <w:szCs w:val="20"/>
               </w:rPr>
@@ -48206,7 +47092,7 @@
           <w:p>
             <w:pPr>
               <w:rPr>
-                <w:rFonts w:ascii="맑은 고딕" w:eastAsia="맑은 고딕" w:hAnsi="맑은 고딕" w:hint="eastAsia"/>
+                <w:rFonts w:ascii="맑은 고딕" w:eastAsia="맑은 고딕" w:hAnsi="맑은 고딕"/>
                 <w:sz w:val="20"/>
                 <w:szCs w:val="20"/>
                 <w:lang w:eastAsia="ko-KR"/>
@@ -48271,7 +47157,7 @@
           <w:p>
             <w:pPr>
               <w:rPr>
-                <w:rFonts w:ascii="맑은 고딕" w:eastAsia="맑은 고딕" w:hAnsi="맑은 고딕" w:hint="eastAsia"/>
+                <w:rFonts w:ascii="맑은 고딕" w:eastAsia="맑은 고딕" w:hAnsi="맑은 고딕"/>
                 <w:sz w:val="20"/>
                 <w:szCs w:val="20"/>
                 <w:lang w:eastAsia="ko-KR"/>
@@ -48334,16 +47220,16 @@
             <w:pPr>
               <w:jc w:val="center"/>
               <w:rPr>
+                <w:rFonts w:ascii="맑은 고딕" w:eastAsia="맑은 고딕" w:hAnsi="맑은 고딕"/>
+                <w:sz w:val="20"/>
+                <w:szCs w:val="20"/>
+              </w:rPr>
+            </w:pPr>
+            <w:r>
+              <w:rPr>
                 <w:rFonts w:ascii="맑은 고딕" w:eastAsia="맑은 고딕" w:hAnsi="맑은 고딕" w:hint="eastAsia"/>
                 <w:sz w:val="20"/>
                 <w:szCs w:val="20"/>
-              </w:rPr>
-            </w:pPr>
-            <w:r>
-              <w:rPr>
-                <w:rFonts w:ascii="맑은 고딕" w:eastAsia="맑은 고딕" w:hAnsi="맑은 고딕" w:hint="eastAsia"/>
-                <w:sz w:val="20"/>
-                <w:szCs w:val="20"/>
                 <w:lang w:eastAsia="ko-KR"/>
               </w:rPr>
               <w:t>알파 테스트</w:t>
@@ -48359,7 +47245,7 @@
             <w:pPr>
               <w:jc w:val="center"/>
               <w:rPr>
-                <w:rFonts w:ascii="맑은 고딕" w:eastAsia="맑은 고딕" w:hAnsi="맑은 고딕" w:hint="eastAsia"/>
+                <w:rFonts w:ascii="맑은 고딕" w:eastAsia="맑은 고딕" w:hAnsi="맑은 고딕"/>
                 <w:sz w:val="20"/>
                 <w:szCs w:val="20"/>
                 <w:lang w:eastAsia="ko-KR"/>
@@ -48464,7 +47350,7 @@
             <w:pPr>
               <w:jc w:val="center"/>
               <w:rPr>
-                <w:rFonts w:ascii="맑은 고딕" w:eastAsia="맑은 고딕" w:hAnsi="맑은 고딕" w:hint="eastAsia"/>
+                <w:rFonts w:ascii="맑은 고딕" w:eastAsia="맑은 고딕" w:hAnsi="맑은 고딕"/>
                 <w:sz w:val="20"/>
                 <w:szCs w:val="20"/>
               </w:rPr>
@@ -48584,7 +47470,7 @@
           <w:p>
             <w:pPr>
               <w:rPr>
-                <w:rFonts w:ascii="맑은 고딕" w:eastAsia="맑은 고딕" w:hAnsi="맑은 고딕" w:hint="eastAsia"/>
+                <w:rFonts w:ascii="맑은 고딕" w:eastAsia="맑은 고딕" w:hAnsi="맑은 고딕"/>
                 <w:sz w:val="20"/>
                 <w:szCs w:val="20"/>
                 <w:lang w:eastAsia="ko-KR"/>
@@ -48656,7 +47542,7 @@
           <w:p>
             <w:pPr>
               <w:rPr>
-                <w:rFonts w:ascii="맑은 고딕" w:eastAsia="맑은 고딕" w:hAnsi="맑은 고딕" w:hint="eastAsia"/>
+                <w:rFonts w:ascii="맑은 고딕" w:eastAsia="맑은 고딕" w:hAnsi="맑은 고딕"/>
                 <w:sz w:val="20"/>
                 <w:szCs w:val="20"/>
                 <w:lang w:eastAsia="ko-KR"/>
@@ -48684,7 +47570,7 @@
             <w:pPr>
               <w:jc w:val="center"/>
               <w:rPr>
-                <w:rFonts w:ascii="맑은 고딕" w:eastAsia="맑은 고딕" w:hAnsi="맑은 고딕" w:hint="eastAsia"/>
+                <w:rFonts w:ascii="맑은 고딕" w:eastAsia="맑은 고딕" w:hAnsi="맑은 고딕"/>
                 <w:sz w:val="20"/>
                 <w:szCs w:val="20"/>
               </w:rPr>
@@ -48710,7 +47596,7 @@
             <w:pPr>
               <w:jc w:val="center"/>
               <w:rPr>
-                <w:rFonts w:ascii="맑은 고딕" w:eastAsia="맑은 고딕" w:hAnsi="맑은 고딕" w:hint="eastAsia"/>
+                <w:rFonts w:ascii="맑은 고딕" w:eastAsia="맑은 고딕" w:hAnsi="맑은 고딕"/>
                 <w:sz w:val="20"/>
                 <w:szCs w:val="20"/>
                 <w:lang w:eastAsia="ko-KR"/>
@@ -48825,7 +47711,7 @@
             <w:pPr>
               <w:jc w:val="center"/>
               <w:rPr>
-                <w:rFonts w:ascii="맑은 고딕" w:eastAsia="맑은 고딕" w:hAnsi="맑은 고딕" w:hint="eastAsia"/>
+                <w:rFonts w:ascii="맑은 고딕" w:eastAsia="맑은 고딕" w:hAnsi="맑은 고딕"/>
                 <w:sz w:val="20"/>
                 <w:szCs w:val="20"/>
               </w:rPr>
@@ -48998,14 +47884,7 @@
                 <w:rFonts w:hint="eastAsia"/>
                 <w:lang w:eastAsia="ko-KR"/>
               </w:rPr>
-              <w:t>SS-0</w:t>
-            </w:r>
-            <w:r>
-              <w:rPr>
-                <w:rFonts w:hint="eastAsia"/>
-                <w:lang w:eastAsia="ko-KR"/>
-              </w:rPr>
-              <w:t>2</w:t>
+              <w:t>SS-02</w:t>
             </w:r>
           </w:p>
         </w:tc>
@@ -49062,7 +47941,7 @@
             <w:pPr>
               <w:jc w:val="center"/>
               <w:rPr>
-                <w:rFonts w:ascii="맑은 고딕" w:eastAsia="맑은 고딕" w:hAnsi="맑은 고딕" w:hint="eastAsia"/>
+                <w:rFonts w:ascii="맑은 고딕" w:eastAsia="맑은 고딕" w:hAnsi="맑은 고딕"/>
                 <w:lang w:eastAsia="ko-KR"/>
               </w:rPr>
             </w:pPr>
@@ -49171,23 +48050,15 @@
               <w:spacing w:line="380" w:lineRule="exact"/>
               <w:jc w:val="center"/>
               <w:rPr>
-                <w:rFonts w:hint="eastAsia"/>
-                <w:lang w:eastAsia="ko-KR"/>
-              </w:rPr>
-            </w:pPr>
-            <w:r>
-              <w:rPr>
-                <w:rFonts w:hint="eastAsia"/>
-                <w:lang w:eastAsia="ko-KR"/>
-              </w:rPr>
-              <w:t>사용자 가입 및 로그인과 관리자의 회원 관리</w:t>
-            </w:r>
-            <w:r>
-              <w:rPr>
-                <w:rFonts w:hint="eastAsia"/>
-                <w:lang w:eastAsia="ko-KR"/>
-              </w:rPr>
-              <w:t xml:space="preserve"> 기능을 수행한다.</w:t>
+                <w:lang w:eastAsia="ko-KR"/>
+              </w:rPr>
+            </w:pPr>
+            <w:r>
+              <w:rPr>
+                <w:rFonts w:hint="eastAsia"/>
+                <w:lang w:eastAsia="ko-KR"/>
+              </w:rPr>
+              <w:t>사용자 가입 및 로그인과 관리자의 회원 관리 기능을 수행한다.</w:t>
             </w:r>
           </w:p>
         </w:tc>
@@ -49299,7 +48170,6 @@
               <w:spacing w:before="100"/>
               <w:jc w:val="center"/>
               <w:rPr>
-                <w:rFonts w:hint="eastAsia"/>
                 <w:b/>
                 <w:color w:val="000000" w:themeColor="text1"/>
                 <w:lang w:eastAsia="ko-KR"/>
@@ -49511,7 +48381,7 @@
             <w:pPr>
               <w:jc w:val="center"/>
               <w:rPr>
-                <w:rFonts w:ascii="맑은 고딕" w:eastAsia="맑은 고딕" w:hAnsi="맑은 고딕" w:hint="eastAsia"/>
+                <w:rFonts w:ascii="맑은 고딕" w:eastAsia="맑은 고딕" w:hAnsi="맑은 고딕"/>
                 <w:sz w:val="20"/>
                 <w:szCs w:val="20"/>
                 <w:lang w:eastAsia="ko-KR"/>
@@ -49576,7 +48446,7 @@
           <w:p>
             <w:pPr>
               <w:rPr>
-                <w:rFonts w:ascii="맑은 고딕" w:eastAsia="맑은 고딕" w:hAnsi="맑은 고딕" w:hint="eastAsia"/>
+                <w:rFonts w:ascii="맑은 고딕" w:eastAsia="맑은 고딕" w:hAnsi="맑은 고딕"/>
                 <w:sz w:val="20"/>
                 <w:szCs w:val="20"/>
                 <w:lang w:eastAsia="ko-KR"/>
@@ -49854,7 +48724,7 @@
           <w:p>
             <w:pPr>
               <w:rPr>
-                <w:rFonts w:ascii="맑은 고딕" w:eastAsia="맑은 고딕" w:hAnsi="맑은 고딕" w:hint="eastAsia"/>
+                <w:rFonts w:ascii="맑은 고딕" w:eastAsia="맑은 고딕" w:hAnsi="맑은 고딕"/>
                 <w:sz w:val="20"/>
                 <w:szCs w:val="20"/>
                 <w:lang w:eastAsia="ko-KR"/>
@@ -49880,7 +48750,7 @@
           <w:p>
             <w:pPr>
               <w:rPr>
-                <w:rFonts w:ascii="맑은 고딕" w:eastAsia="맑은 고딕" w:hAnsi="맑은 고딕" w:hint="eastAsia"/>
+                <w:rFonts w:ascii="맑은 고딕" w:eastAsia="맑은 고딕" w:hAnsi="맑은 고딕"/>
                 <w:sz w:val="20"/>
                 <w:szCs w:val="20"/>
                 <w:lang w:eastAsia="ko-KR"/>
@@ -49907,7 +48777,7 @@
           <w:p>
             <w:pPr>
               <w:rPr>
-                <w:rFonts w:ascii="맑은 고딕" w:eastAsia="맑은 고딕" w:hAnsi="맑은 고딕" w:hint="eastAsia"/>
+                <w:rFonts w:ascii="맑은 고딕" w:eastAsia="맑은 고딕" w:hAnsi="맑은 고딕"/>
                 <w:sz w:val="20"/>
                 <w:szCs w:val="20"/>
                 <w:lang w:eastAsia="ko-KR"/>
@@ -49925,16 +48795,16 @@
             <w:pPr>
               <w:jc w:val="center"/>
               <w:rPr>
+                <w:rFonts w:ascii="맑은 고딕" w:eastAsia="맑은 고딕" w:hAnsi="맑은 고딕"/>
+                <w:sz w:val="20"/>
+                <w:szCs w:val="20"/>
+              </w:rPr>
+            </w:pPr>
+            <w:r>
+              <w:rPr>
                 <w:rFonts w:ascii="맑은 고딕" w:eastAsia="맑은 고딕" w:hAnsi="맑은 고딕" w:hint="eastAsia"/>
                 <w:sz w:val="20"/>
                 <w:szCs w:val="20"/>
-              </w:rPr>
-            </w:pPr>
-            <w:r>
-              <w:rPr>
-                <w:rFonts w:ascii="맑은 고딕" w:eastAsia="맑은 고딕" w:hAnsi="맑은 고딕" w:hint="eastAsia"/>
-                <w:sz w:val="20"/>
-                <w:szCs w:val="20"/>
                 <w:lang w:eastAsia="ko-KR"/>
               </w:rPr>
               <w:t>알파 테스트</w:t>
@@ -49950,7 +48820,7 @@
             <w:pPr>
               <w:jc w:val="center"/>
               <w:rPr>
-                <w:rFonts w:ascii="맑은 고딕" w:eastAsia="맑은 고딕" w:hAnsi="맑은 고딕" w:hint="eastAsia"/>
+                <w:rFonts w:ascii="맑은 고딕" w:eastAsia="맑은 고딕" w:hAnsi="맑은 고딕"/>
                 <w:sz w:val="20"/>
                 <w:szCs w:val="20"/>
                 <w:lang w:eastAsia="ko-KR"/>
@@ -50046,7 +48916,7 @@
             <w:pPr>
               <w:jc w:val="center"/>
               <w:rPr>
-                <w:rFonts w:ascii="맑은 고딕" w:eastAsia="맑은 고딕" w:hAnsi="맑은 고딕" w:hint="eastAsia"/>
+                <w:rFonts w:ascii="맑은 고딕" w:eastAsia="맑은 고딕" w:hAnsi="맑은 고딕"/>
                 <w:sz w:val="20"/>
                 <w:szCs w:val="20"/>
               </w:rPr>
@@ -50157,7 +49027,7 @@
           <w:p>
             <w:pPr>
               <w:rPr>
-                <w:rFonts w:ascii="맑은 고딕" w:eastAsia="맑은 고딕" w:hAnsi="맑은 고딕" w:hint="eastAsia"/>
+                <w:rFonts w:ascii="맑은 고딕" w:eastAsia="맑은 고딕" w:hAnsi="맑은 고딕"/>
                 <w:sz w:val="20"/>
                 <w:szCs w:val="20"/>
                 <w:lang w:eastAsia="ko-KR"/>
@@ -50183,7 +49053,7 @@
           <w:p>
             <w:pPr>
               <w:rPr>
-                <w:rFonts w:ascii="맑은 고딕" w:eastAsia="맑은 고딕" w:hAnsi="맑은 고딕" w:hint="eastAsia"/>
+                <w:rFonts w:ascii="맑은 고딕" w:eastAsia="맑은 고딕" w:hAnsi="맑은 고딕"/>
                 <w:sz w:val="20"/>
                 <w:szCs w:val="20"/>
                 <w:lang w:eastAsia="ko-KR"/>
@@ -50210,7 +49080,7 @@
           <w:p>
             <w:pPr>
               <w:rPr>
-                <w:rFonts w:ascii="맑은 고딕" w:eastAsia="맑은 고딕" w:hAnsi="맑은 고딕" w:hint="eastAsia"/>
+                <w:rFonts w:ascii="맑은 고딕" w:eastAsia="맑은 고딕" w:hAnsi="맑은 고딕"/>
                 <w:sz w:val="20"/>
                 <w:szCs w:val="20"/>
                 <w:lang w:eastAsia="ko-KR"/>
@@ -50228,16 +49098,16 @@
             <w:pPr>
               <w:jc w:val="center"/>
               <w:rPr>
+                <w:rFonts w:ascii="맑은 고딕" w:eastAsia="맑은 고딕" w:hAnsi="맑은 고딕"/>
+                <w:sz w:val="20"/>
+                <w:szCs w:val="20"/>
+              </w:rPr>
+            </w:pPr>
+            <w:r>
+              <w:rPr>
                 <w:rFonts w:ascii="맑은 고딕" w:eastAsia="맑은 고딕" w:hAnsi="맑은 고딕" w:hint="eastAsia"/>
                 <w:sz w:val="20"/>
                 <w:szCs w:val="20"/>
-              </w:rPr>
-            </w:pPr>
-            <w:r>
-              <w:rPr>
-                <w:rFonts w:ascii="맑은 고딕" w:eastAsia="맑은 고딕" w:hAnsi="맑은 고딕" w:hint="eastAsia"/>
-                <w:sz w:val="20"/>
-                <w:szCs w:val="20"/>
                 <w:lang w:eastAsia="ko-KR"/>
               </w:rPr>
               <w:t>알파 테스트</w:t>
@@ -50253,7 +49123,7 @@
             <w:pPr>
               <w:jc w:val="center"/>
               <w:rPr>
-                <w:rFonts w:ascii="맑은 고딕" w:eastAsia="맑은 고딕" w:hAnsi="맑은 고딕" w:hint="eastAsia"/>
+                <w:rFonts w:ascii="맑은 고딕" w:eastAsia="맑은 고딕" w:hAnsi="맑은 고딕"/>
                 <w:sz w:val="20"/>
                 <w:szCs w:val="20"/>
                 <w:lang w:eastAsia="ko-KR"/>
@@ -50349,7 +49219,7 @@
             <w:pPr>
               <w:jc w:val="center"/>
               <w:rPr>
-                <w:rFonts w:ascii="맑은 고딕" w:eastAsia="맑은 고딕" w:hAnsi="맑은 고딕" w:hint="eastAsia"/>
+                <w:rFonts w:ascii="맑은 고딕" w:eastAsia="맑은 고딕" w:hAnsi="맑은 고딕"/>
                 <w:sz w:val="20"/>
                 <w:szCs w:val="20"/>
               </w:rPr>
@@ -50415,7 +49285,7 @@
     <w:p>
       <w:pPr>
         <w:rPr>
-          <w:rFonts w:ascii="맑은 고딕" w:eastAsia="맑은 고딕" w:hAnsi="맑은 고딕" w:hint="eastAsia"/>
+          <w:rFonts w:ascii="맑은 고딕" w:eastAsia="맑은 고딕" w:hAnsi="맑은 고딕"/>
         </w:rPr>
       </w:pPr>
     </w:p>
@@ -50549,14 +49419,7 @@
                 <w:rFonts w:hint="eastAsia"/>
                 <w:lang w:eastAsia="ko-KR"/>
               </w:rPr>
-              <w:t>SS-0</w:t>
-            </w:r>
-            <w:r>
-              <w:rPr>
-                <w:rFonts w:hint="eastAsia"/>
-                <w:lang w:eastAsia="ko-KR"/>
-              </w:rPr>
-              <w:t>3</w:t>
+              <w:t>SS-03</w:t>
             </w:r>
           </w:p>
         </w:tc>
@@ -50613,7 +49476,7 @@
             <w:pPr>
               <w:jc w:val="center"/>
               <w:rPr>
-                <w:rFonts w:ascii="맑은 고딕" w:eastAsia="맑은 고딕" w:hAnsi="맑은 고딕" w:hint="eastAsia"/>
+                <w:rFonts w:ascii="맑은 고딕" w:eastAsia="맑은 고딕" w:hAnsi="맑은 고딕"/>
                 <w:lang w:eastAsia="ko-KR"/>
               </w:rPr>
             </w:pPr>
@@ -50722,7 +49585,6 @@
               <w:spacing w:line="380" w:lineRule="exact"/>
               <w:jc w:val="center"/>
               <w:rPr>
-                <w:rFonts w:hint="eastAsia"/>
                 <w:lang w:eastAsia="ko-KR"/>
               </w:rPr>
             </w:pPr>
@@ -50843,7 +49705,6 @@
               <w:spacing w:before="100"/>
               <w:jc w:val="center"/>
               <w:rPr>
-                <w:rFonts w:hint="eastAsia"/>
                 <w:b/>
                 <w:color w:val="000000" w:themeColor="text1"/>
                 <w:lang w:eastAsia="ko-KR"/>
@@ -51055,7 +49916,7 @@
             <w:pPr>
               <w:jc w:val="center"/>
               <w:rPr>
-                <w:rFonts w:ascii="맑은 고딕" w:eastAsia="맑은 고딕" w:hAnsi="맑은 고딕" w:hint="eastAsia"/>
+                <w:rFonts w:ascii="맑은 고딕" w:eastAsia="맑은 고딕" w:hAnsi="맑은 고딕"/>
                 <w:sz w:val="20"/>
                 <w:szCs w:val="20"/>
               </w:rPr>
@@ -51081,12 +49942,21 @@
           <w:p>
             <w:pPr>
               <w:rPr>
+                <w:rFonts w:ascii="맑은 고딕" w:eastAsia="맑은 고딕" w:hAnsi="맑은 고딕"/>
+                <w:sz w:val="20"/>
+                <w:szCs w:val="20"/>
+                <w:lang w:eastAsia="ko-KR"/>
+              </w:rPr>
+            </w:pPr>
+            <w:r>
+              <w:rPr>
                 <w:rFonts w:ascii="맑은 고딕" w:eastAsia="맑은 고딕" w:hAnsi="맑은 고딕" w:hint="eastAsia"/>
                 <w:sz w:val="20"/>
                 <w:szCs w:val="20"/>
                 <w:lang w:eastAsia="ko-KR"/>
               </w:rPr>
-            </w:pPr>
+              <w:t xml:space="preserve">1. </w:t>
+            </w:r>
             <w:r>
               <w:rPr>
                 <w:rFonts w:ascii="맑은 고딕" w:eastAsia="맑은 고딕" w:hAnsi="맑은 고딕" w:hint="eastAsia"/>
@@ -51094,7 +49964,7 @@
                 <w:szCs w:val="20"/>
                 <w:lang w:eastAsia="ko-KR"/>
               </w:rPr>
-              <w:t xml:space="preserve">1. </w:t>
+              <w:t>채팅방에 파일을 첨부한다</w:t>
             </w:r>
             <w:r>
               <w:rPr>
@@ -51103,8 +49973,18 @@
                 <w:szCs w:val="20"/>
                 <w:lang w:eastAsia="ko-KR"/>
               </w:rPr>
-              <w:t>채팅방에 파일을 첨부한다</w:t>
-            </w:r>
+              <w:t>.</w:t>
+            </w:r>
+          </w:p>
+          <w:p>
+            <w:pPr>
+              <w:rPr>
+                <w:rFonts w:ascii="맑은 고딕" w:eastAsia="맑은 고딕" w:hAnsi="맑은 고딕"/>
+                <w:sz w:val="20"/>
+                <w:szCs w:val="20"/>
+                <w:lang w:eastAsia="ko-KR"/>
+              </w:rPr>
+            </w:pPr>
             <w:r>
               <w:rPr>
                 <w:rFonts w:ascii="맑은 고딕" w:eastAsia="맑은 고딕" w:hAnsi="맑은 고딕" w:hint="eastAsia"/>
@@ -51112,6 +49992,24 @@
                 <w:szCs w:val="20"/>
                 <w:lang w:eastAsia="ko-KR"/>
               </w:rPr>
+              <w:t xml:space="preserve">2. </w:t>
+            </w:r>
+            <w:r>
+              <w:rPr>
+                <w:rFonts w:ascii="맑은 고딕" w:eastAsia="맑은 고딕" w:hAnsi="맑은 고딕" w:hint="eastAsia"/>
+                <w:sz w:val="20"/>
+                <w:szCs w:val="20"/>
+                <w:lang w:eastAsia="ko-KR"/>
+              </w:rPr>
+              <w:t>첨부한 파일을 전송한다</w:t>
+            </w:r>
+            <w:r>
+              <w:rPr>
+                <w:rFonts w:ascii="맑은 고딕" w:eastAsia="맑은 고딕" w:hAnsi="맑은 고딕" w:hint="eastAsia"/>
+                <w:sz w:val="20"/>
+                <w:szCs w:val="20"/>
+                <w:lang w:eastAsia="ko-KR"/>
+              </w:rPr>
               <w:t>.</w:t>
             </w:r>
           </w:p>
@@ -51119,43 +50017,6 @@
             <w:pPr>
               <w:rPr>
                 <w:rFonts w:ascii="맑은 고딕" w:eastAsia="맑은 고딕" w:hAnsi="맑은 고딕"/>
-                <w:sz w:val="20"/>
-                <w:szCs w:val="20"/>
-                <w:lang w:eastAsia="ko-KR"/>
-              </w:rPr>
-            </w:pPr>
-            <w:r>
-              <w:rPr>
-                <w:rFonts w:ascii="맑은 고딕" w:eastAsia="맑은 고딕" w:hAnsi="맑은 고딕" w:hint="eastAsia"/>
-                <w:sz w:val="20"/>
-                <w:szCs w:val="20"/>
-                <w:lang w:eastAsia="ko-KR"/>
-              </w:rPr>
-              <w:t xml:space="preserve">2. </w:t>
-            </w:r>
-            <w:r>
-              <w:rPr>
-                <w:rFonts w:ascii="맑은 고딕" w:eastAsia="맑은 고딕" w:hAnsi="맑은 고딕" w:hint="eastAsia"/>
-                <w:sz w:val="20"/>
-                <w:szCs w:val="20"/>
-                <w:lang w:eastAsia="ko-KR"/>
-              </w:rPr>
-              <w:t>첨부한 파일을 전송한다</w:t>
-            </w:r>
-            <w:r>
-              <w:rPr>
-                <w:rFonts w:ascii="맑은 고딕" w:eastAsia="맑은 고딕" w:hAnsi="맑은 고딕" w:hint="eastAsia"/>
-                <w:sz w:val="20"/>
-                <w:szCs w:val="20"/>
-                <w:lang w:eastAsia="ko-KR"/>
-              </w:rPr>
-              <w:t>.</w:t>
-            </w:r>
-          </w:p>
-          <w:p>
-            <w:pPr>
-              <w:rPr>
-                <w:rFonts w:ascii="맑은 고딕" w:eastAsia="맑은 고딕" w:hAnsi="맑은 고딕" w:hint="eastAsia"/>
                 <w:sz w:val="20"/>
                 <w:szCs w:val="20"/>
                 <w:lang w:eastAsia="ko-KR"/>
@@ -51221,52 +50082,7 @@
                 <w:szCs w:val="20"/>
                 <w:lang w:eastAsia="ko-KR"/>
               </w:rPr>
-              <w:t>전송 받은 파일</w:t>
-            </w:r>
-            <w:r>
-              <w:rPr>
-                <w:rFonts w:ascii="맑은 고딕" w:eastAsia="맑은 고딕" w:hAnsi="맑은 고딕" w:hint="eastAsia"/>
-                <w:sz w:val="20"/>
-                <w:szCs w:val="20"/>
-                <w:lang w:eastAsia="ko-KR"/>
-              </w:rPr>
-              <w:t>이</w:t>
-            </w:r>
-            <w:r>
-              <w:rPr>
-                <w:rFonts w:ascii="맑은 고딕" w:eastAsia="맑은 고딕" w:hAnsi="맑은 고딕" w:hint="eastAsia"/>
-                <w:sz w:val="20"/>
-                <w:szCs w:val="20"/>
-                <w:lang w:eastAsia="ko-KR"/>
-              </w:rPr>
-              <w:t xml:space="preserve"> </w:t>
-            </w:r>
-            <w:r>
-              <w:rPr>
-                <w:rFonts w:ascii="맑은 고딕" w:eastAsia="맑은 고딕" w:hAnsi="맑은 고딕" w:hint="eastAsia"/>
-                <w:sz w:val="20"/>
-                <w:szCs w:val="20"/>
-                <w:lang w:eastAsia="ko-KR"/>
-              </w:rPr>
-              <w:t xml:space="preserve">PC에 </w:t>
-            </w:r>
-            <w:r>
-              <w:rPr>
-                <w:rFonts w:ascii="맑은 고딕" w:eastAsia="맑은 고딕" w:hAnsi="맑은 고딕" w:hint="eastAsia"/>
-                <w:sz w:val="20"/>
-                <w:szCs w:val="20"/>
-                <w:lang w:eastAsia="ko-KR"/>
-              </w:rPr>
-              <w:t>다운로드</w:t>
-            </w:r>
-            <w:r>
-              <w:rPr>
-                <w:rFonts w:ascii="맑은 고딕" w:eastAsia="맑은 고딕" w:hAnsi="맑은 고딕" w:hint="eastAsia"/>
-                <w:sz w:val="20"/>
-                <w:szCs w:val="20"/>
-                <w:lang w:eastAsia="ko-KR"/>
-              </w:rPr>
-              <w:t>된다.</w:t>
+              <w:t>전송 받은 파일이 PC에 다운로드된다.</w:t>
             </w:r>
           </w:p>
         </w:tc>
@@ -51531,14 +50347,7 @@
                 <w:rFonts w:hint="eastAsia"/>
                 <w:lang w:eastAsia="ko-KR"/>
               </w:rPr>
-              <w:t>SS-0</w:t>
-            </w:r>
-            <w:r>
-              <w:rPr>
-                <w:rFonts w:hint="eastAsia"/>
-                <w:lang w:eastAsia="ko-KR"/>
-              </w:rPr>
-              <w:t>4</w:t>
+              <w:t>SS-04</w:t>
             </w:r>
           </w:p>
         </w:tc>
@@ -51595,7 +50404,7 @@
             <w:pPr>
               <w:jc w:val="center"/>
               <w:rPr>
-                <w:rFonts w:ascii="맑은 고딕" w:eastAsia="맑은 고딕" w:hAnsi="맑은 고딕" w:hint="eastAsia"/>
+                <w:rFonts w:ascii="맑은 고딕" w:eastAsia="맑은 고딕" w:hAnsi="맑은 고딕"/>
                 <w:lang w:eastAsia="ko-KR"/>
               </w:rPr>
             </w:pPr>
@@ -51704,7 +50513,6 @@
               <w:spacing w:line="380" w:lineRule="exact"/>
               <w:jc w:val="center"/>
               <w:rPr>
-                <w:rFonts w:hint="eastAsia"/>
                 <w:lang w:eastAsia="ko-KR"/>
               </w:rPr>
             </w:pPr>
@@ -51818,7 +50626,6 @@
               <w:spacing w:before="100"/>
               <w:jc w:val="center"/>
               <w:rPr>
-                <w:rFonts w:hint="eastAsia"/>
                 <w:b/>
                 <w:color w:val="000000" w:themeColor="text1"/>
                 <w:lang w:eastAsia="ko-KR"/>
@@ -52021,7 +50828,7 @@
             <w:pPr>
               <w:jc w:val="center"/>
               <w:rPr>
-                <w:rFonts w:ascii="맑은 고딕" w:eastAsia="맑은 고딕" w:hAnsi="맑은 고딕" w:hint="eastAsia"/>
+                <w:rFonts w:ascii="맑은 고딕" w:eastAsia="맑은 고딕" w:hAnsi="맑은 고딕"/>
                 <w:sz w:val="20"/>
                 <w:szCs w:val="20"/>
               </w:rPr>
@@ -52038,7 +50845,7 @@
           <w:p>
             <w:pPr>
               <w:rPr>
-                <w:rFonts w:ascii="맑은 고딕" w:eastAsia="맑은 고딕" w:hAnsi="맑은 고딕" w:hint="eastAsia"/>
+                <w:rFonts w:ascii="맑은 고딕" w:eastAsia="맑은 고딕" w:hAnsi="맑은 고딕"/>
                 <w:sz w:val="20"/>
                 <w:szCs w:val="20"/>
                 <w:lang w:eastAsia="ko-KR"/>
@@ -52272,7 +51079,7 @@
     <w:p>
       <w:pPr>
         <w:rPr>
-          <w:rFonts w:ascii="맑은 고딕" w:eastAsia="맑은 고딕" w:hAnsi="맑은 고딕" w:hint="eastAsia"/>
+          <w:rFonts w:ascii="맑은 고딕" w:eastAsia="맑은 고딕" w:hAnsi="맑은 고딕"/>
         </w:rPr>
       </w:pPr>
     </w:p>
@@ -52399,14 +51206,7 @@
                 <w:rFonts w:hint="eastAsia"/>
                 <w:lang w:eastAsia="ko-KR"/>
               </w:rPr>
-              <w:t>SS-0</w:t>
-            </w:r>
-            <w:r>
-              <w:rPr>
-                <w:rFonts w:hint="eastAsia"/>
-                <w:lang w:eastAsia="ko-KR"/>
-              </w:rPr>
-              <w:t>5</w:t>
+              <w:t>SS-05</w:t>
             </w:r>
           </w:p>
         </w:tc>
@@ -52463,7 +51263,7 @@
             <w:pPr>
               <w:jc w:val="center"/>
               <w:rPr>
-                <w:rFonts w:ascii="맑은 고딕" w:eastAsia="맑은 고딕" w:hAnsi="맑은 고딕" w:hint="eastAsia"/>
+                <w:rFonts w:ascii="맑은 고딕" w:eastAsia="맑은 고딕" w:hAnsi="맑은 고딕"/>
                 <w:lang w:eastAsia="ko-KR"/>
               </w:rPr>
             </w:pPr>
@@ -52572,7 +51372,6 @@
               <w:spacing w:line="380" w:lineRule="exact"/>
               <w:jc w:val="center"/>
               <w:rPr>
-                <w:rFonts w:hint="eastAsia"/>
                 <w:lang w:eastAsia="ko-KR"/>
               </w:rPr>
             </w:pPr>
@@ -52686,7 +51485,6 @@
               <w:spacing w:before="100"/>
               <w:jc w:val="center"/>
               <w:rPr>
-                <w:rFonts w:hint="eastAsia"/>
                 <w:b/>
                 <w:color w:val="000000" w:themeColor="text1"/>
                 <w:lang w:eastAsia="ko-KR"/>
@@ -52889,7 +51687,7 @@
             <w:pPr>
               <w:jc w:val="center"/>
               <w:rPr>
-                <w:rFonts w:ascii="맑은 고딕" w:eastAsia="맑은 고딕" w:hAnsi="맑은 고딕" w:hint="eastAsia"/>
+                <w:rFonts w:ascii="맑은 고딕" w:eastAsia="맑은 고딕" w:hAnsi="맑은 고딕"/>
                 <w:sz w:val="20"/>
                 <w:szCs w:val="20"/>
               </w:rPr>
@@ -52906,7 +51704,7 @@
           <w:p>
             <w:pPr>
               <w:rPr>
-                <w:rFonts w:ascii="맑은 고딕" w:eastAsia="맑은 고딕" w:hAnsi="맑은 고딕" w:hint="eastAsia"/>
+                <w:rFonts w:ascii="맑은 고딕" w:eastAsia="맑은 고딕" w:hAnsi="맑은 고딕"/>
                 <w:sz w:val="20"/>
                 <w:szCs w:val="20"/>
                 <w:lang w:eastAsia="ko-KR"/>
@@ -53091,7 +51889,7 @@
     <w:p>
       <w:pPr>
         <w:rPr>
-          <w:rFonts w:ascii="맑은 고딕" w:eastAsia="맑은 고딕" w:hAnsi="맑은 고딕" w:hint="eastAsia"/>
+          <w:rFonts w:ascii="맑은 고딕" w:eastAsia="맑은 고딕" w:hAnsi="맑은 고딕"/>
         </w:rPr>
       </w:pPr>
     </w:p>
@@ -58441,6 +57239,7 @@
   <w:style w:type="character" w:default="1" w:styleId="a0">
     <w:name w:val="Default Paragraph Font"/>
     <w:uiPriority w:val="1"/>
+    <w:semiHidden/>
     <w:unhideWhenUsed/>
   </w:style>
   <w:style w:type="table" w:default="1" w:styleId="a1">
